--- a/en/week-11/cen429-week-11-ders-notu.docx
+++ b/en/week-11/cen429-week-11-ders-notu.docx
@@ -2,7 +2,7 @@
 <file path=word/document.xml><?xml version="1.0" encoding="utf-8"?>
 <w:document xmlns:w="http://schemas.openxmlformats.org/wordprocessingml/2006/main" xmlns:m="http://schemas.openxmlformats.org/officeDocument/2006/math" xmlns:r="http://schemas.openxmlformats.org/officeDocument/2006/relationships" xmlns:o="urn:schemas-microsoft-com:office:office" xmlns:v="urn:schemas-microsoft-com:vml" xmlns:w10="urn:schemas-microsoft-com:office:word" xmlns:a="http://schemas.openxmlformats.org/drawingml/2006/main" xmlns:pic="http://schemas.openxmlformats.org/drawingml/2006/picture" xmlns:wp="http://schemas.openxmlformats.org/drawingml/2006/wordprocessingDrawing">
   <w:body>
-    <w:bookmarkStart w:id="128" w:name="week-11-whitebox-cryptography"/>
+    <w:bookmarkStart w:id="134" w:name="week-11-whitebox-cryptography"/>
     <w:p>
       <w:pPr>
         <w:pStyle w:val="Heading1"/>
@@ -129,7 +129,35 @@
               <w:pStyle w:val="Compact"/>
             </w:pPr>
             <w:r>
-              <w:t xml:space="preserve">Symmetric encryption and key management from Week 3; obfuscation rules (K-01…K-12) from Week 9; arrays and the XOR operation in C</w:t>
+              <w:t xml:space="preserve">Symmetric encryption and key management from</w:t>
+            </w:r>
+            <w:r>
+              <w:t xml:space="preserve"> </w:t>
+            </w:r>
+            <w:hyperlink r:id="rId20">
+              <w:r>
+                <w:rPr>
+                  <w:rStyle w:val="Hyperlink"/>
+                </w:rPr>
+                <w:t xml:space="preserve">Week 3</w:t>
+              </w:r>
+            </w:hyperlink>
+            <w:r>
+              <w:t xml:space="preserve">; obfuscation rules (K-01…K-12) from</w:t>
+            </w:r>
+            <w:r>
+              <w:t xml:space="preserve"> </w:t>
+            </w:r>
+            <w:hyperlink r:id="rId21">
+              <w:r>
+                <w:rPr>
+                  <w:rStyle w:val="Hyperlink"/>
+                </w:rPr>
+                <w:t xml:space="preserve">Week 9</w:t>
+              </w:r>
+            </w:hyperlink>
+            <w:r>
+              <w:t xml:space="preserve">; arrays and the XOR operation in C</w:t>
             </w:r>
           </w:p>
         </w:tc>
@@ -156,7 +184,7 @@
             <w:pPr>
               <w:pStyle w:val="Compact"/>
             </w:pPr>
-            <w:hyperlink r:id="rId20">
+            <w:hyperlink r:id="rId22">
               <w:r>
                 <w:rPr>
                   <w:rStyle w:val="VerbatimChar"/>
@@ -1516,13 +1544,13 @@
         </w:pict>
       </w:r>
     </w:p>
-    <w:bookmarkStart w:id="47" w:name="basic-concepts-from-scratch"/>
+    <w:bookmarkStart w:id="43" w:name="before-we-start"/>
     <w:p>
       <w:pPr>
         <w:pStyle w:val="Heading2"/>
       </w:pPr>
       <w:r>
-        <w:t xml:space="preserve">0. Basic concepts (from scratch)</w:t>
+        <w:t xml:space="preserve">0. Before we start</w:t>
       </w:r>
     </w:p>
     <w:p>
@@ -1530,112 +1558,28 @@
         <w:pStyle w:val="FirstParagraph"/>
       </w:pPr>
       <w:r>
-        <w:t xml:space="preserve">This section</w:t>
-      </w:r>
-      <w:r>
-        <w:t xml:space="preserve"> </w:t>
-      </w:r>
-      <w:r>
-        <w:rPr>
-          <w:b/>
-          <w:bCs/>
-        </w:rPr>
-        <w:t xml:space="preserve">assumes no prior knowledge</w:t>
-      </w:r>
-      <w:r>
-        <w:t xml:space="preserve">. We define, from scratch, the terms we will use for the rest of the</w:t>
-      </w:r>
-      <w:r>
-        <w:t xml:space="preserve"> </w:t>
-      </w:r>
-      <w:r>
-        <w:t xml:space="preserve">week. If you don’t know a term, read this section first; later sections build on these.</w:t>
-      </w:r>
-    </w:p>
-    <w:bookmarkStart w:id="24" w:name="what-is-encryption"/>
+        <w:t xml:space="preserve">This section shows which foundations this week builds on: first it briefly reminds you of concepts carried over</w:t>
+      </w:r>
+      <w:r>
+        <w:t xml:space="preserve"> </w:t>
+      </w:r>
+      <w:r>
+        <w:t xml:space="preserve">from earlier weeks, then it defines, from scratch, only the terms specific to this week (from S-box to GF(2));</w:t>
+      </w:r>
+      <w:r>
+        <w:t xml:space="preserve"> </w:t>
+      </w:r>
+      <w:r>
+        <w:t xml:space="preserve">the sections in the body proceed assuming you already know these terms.</w:t>
+      </w:r>
+    </w:p>
+    <w:bookmarkStart w:id="35" w:name="what-we-bring-from-earlier-weeks"/>
     <w:p>
       <w:pPr>
         <w:pStyle w:val="Heading3"/>
       </w:pPr>
       <w:r>
-        <w:t xml:space="preserve">What is encryption?</w:t>
-      </w:r>
-    </w:p>
-    <w:p>
-      <w:pPr>
-        <w:pStyle w:val="Compact"/>
-        <w:numPr>
-          <w:ilvl w:val="0"/>
-          <w:numId w:val="1002"/>
-        </w:numPr>
-      </w:pPr>
-      <w:r>
-        <w:rPr>
-          <w:b/>
-          <w:bCs/>
-        </w:rPr>
-        <w:t xml:space="preserve">Encryption:</w:t>
-      </w:r>
-      <w:r>
-        <w:t xml:space="preserve"> </w:t>
-      </w:r>
-      <w:r>
-        <w:t xml:space="preserve">turning readable data (</w:t>
-      </w:r>
-      <w:r>
-        <w:rPr>
-          <w:b/>
-          <w:bCs/>
-        </w:rPr>
-        <w:t xml:space="preserve">plaintext</w:t>
-      </w:r>
-      <w:r>
-        <w:t xml:space="preserve">) into unreadable data (</w:t>
-      </w:r>
-      <w:r>
-        <w:rPr>
-          <w:b/>
-          <w:bCs/>
-        </w:rPr>
-        <w:t xml:space="preserve">ciphertext</w:t>
-      </w:r>
-      <w:r>
-        <w:t xml:space="preserve">) using a</w:t>
-      </w:r>
-      <w:r>
-        <w:t xml:space="preserve"> </w:t>
-      </w:r>
-      <w:r>
-        <w:rPr>
-          <w:b/>
-          <w:bCs/>
-        </w:rPr>
-        <w:t xml:space="preserve">key</w:t>
-      </w:r>
-      <w:r>
-        <w:t xml:space="preserve">.</w:t>
-      </w:r>
-    </w:p>
-    <w:p>
-      <w:pPr>
-        <w:pStyle w:val="Compact"/>
-        <w:numPr>
-          <w:ilvl w:val="0"/>
-          <w:numId w:val="1002"/>
-        </w:numPr>
-      </w:pPr>
-      <w:r>
-        <w:rPr>
-          <w:b/>
-          <w:bCs/>
-        </w:rPr>
-        <w:t xml:space="preserve">Decryption:</w:t>
-      </w:r>
-      <w:r>
-        <w:t xml:space="preserve"> </w:t>
-      </w:r>
-      <w:r>
-        <w:t xml:space="preserve">reversing it with the key.</w:t>
+        <w:t xml:space="preserve">What we bring from earlier weeks</w:t>
       </w:r>
     </w:p>
     <w:p>
@@ -1645,20 +1589,20 @@
       <w:r>
         <w:drawing>
           <wp:inline>
-            <wp:extent cx="5759999" cy="2477114"/>
+            <wp:extent cx="5759999" cy="2850782"/>
             <wp:effectExtent b="0" l="0" r="0" t="0"/>
-            <wp:docPr descr="Encryption: a two-way, key-dependent transformation" title="" id="22" name="Picture"/>
+            <wp:docPr descr="Encryption: a two-way, key-dependent transformation" title="" id="24" name="Picture"/>
             <a:graphic>
               <a:graphicData uri="http://schemas.openxmlformats.org/drawingml/2006/picture">
                 <pic:pic>
                   <pic:nvPicPr>
-                    <pic:cNvPr descr="h11-10-sifreleme-temel.png" id="23" name="Picture"/>
+                    <pic:cNvPr descr="h11-10-sifreleme-temel.png" id="25" name="Picture"/>
                     <pic:cNvPicPr>
                       <a:picLocks noChangeArrowheads="1" noChangeAspect="1"/>
                     </pic:cNvPicPr>
                   </pic:nvPicPr>
                   <pic:blipFill>
-                    <a:blip r:embed="rId21"/>
+                    <a:blip r:embed="rId23"/>
                     <a:stretch>
                       <a:fillRect/>
                     </a:stretch>
@@ -1666,7 +1610,7 @@
                   <pic:spPr bwMode="auto">
                     <a:xfrm>
                       <a:off x="0" y="0"/>
-                      <a:ext cx="5759999" cy="2477114"/>
+                      <a:ext cx="5759999" cy="2850782"/>
                     </a:xfrm>
                     <a:prstGeom prst="rect">
                       <a:avLst/>
@@ -1685,14 +1629,1418 @@
         </w:drawing>
       </w:r>
     </w:p>
-    <w:bookmarkEnd w:id="24"/>
-    <w:bookmarkStart w:id="25" w:name="what-is-a-key"/>
+    <w:p>
+      <w:pPr>
+        <w:pStyle w:val="Compact"/>
+        <w:numPr>
+          <w:ilvl w:val="0"/>
+          <w:numId w:val="1002"/>
+        </w:numPr>
+      </w:pPr>
+      <w:r>
+        <w:rPr>
+          <w:b/>
+          <w:bCs/>
+        </w:rPr>
+        <w:t xml:space="preserve">Encryption, keys, and symmetric/asymmetric encryption</w:t>
+      </w:r>
+      <w:r>
+        <w:t xml:space="preserve"> </w:t>
+      </w:r>
+      <w:r>
+        <w:t xml:space="preserve">— encryption turns plaintext into unreadable</w:t>
+      </w:r>
+      <w:r>
+        <w:t xml:space="preserve"> </w:t>
+      </w:r>
+      <w:r>
+        <w:t xml:space="preserve">ciphertext using a key; symmetric encryption (e.g. AES) uses the same key and is fast, asymmetric (e.g. RSA)</w:t>
+      </w:r>
+      <w:r>
+        <w:t xml:space="preserve"> </w:t>
+      </w:r>
+      <w:r>
+        <w:t xml:space="preserve">uses a public/private key pair and is slow but makes key distribution easy; security depends on the secrecy of</w:t>
+      </w:r>
+      <w:r>
+        <w:t xml:space="preserve"> </w:t>
+      </w:r>
+      <w:r>
+        <w:t xml:space="preserve">the key, not the secrecy of the algorithm (Kerckhoffs’s principle)</w:t>
+      </w:r>
+      <w:r>
+        <w:t xml:space="preserve"> </w:t>
+      </w:r>
+      <w:r>
+        <w:t xml:space="preserve">(</w:t>
+      </w:r>
+      <w:hyperlink r:id="rId26">
+        <w:r>
+          <w:rPr>
+            <w:rStyle w:val="Hyperlink"/>
+          </w:rPr>
+          <w:t xml:space="preserve">Week 3, §2</w:t>
+        </w:r>
+      </w:hyperlink>
+      <w:r>
+        <w:t xml:space="preserve">). This week we</w:t>
+      </w:r>
+      <w:r>
+        <w:t xml:space="preserve"> </w:t>
+      </w:r>
+      <w:r>
+        <w:t xml:space="preserve">carry this principle into the white-box setting: here both the algorithm and the key are in the attacker’s</w:t>
+      </w:r>
+      <w:r>
+        <w:t xml:space="preserve"> </w:t>
+      </w:r>
+      <w:r>
+        <w:t xml:space="preserve">hands (§1).</w:t>
+      </w:r>
+    </w:p>
+    <w:p>
+      <w:pPr>
+        <w:pStyle w:val="Compact"/>
+        <w:numPr>
+          <w:ilvl w:val="0"/>
+          <w:numId w:val="1002"/>
+        </w:numPr>
+      </w:pPr>
+      <w:r>
+        <w:rPr>
+          <w:b/>
+          <w:bCs/>
+        </w:rPr>
+        <w:t xml:space="preserve">AES and bit security level</w:t>
+      </w:r>
+      <w:r>
+        <w:t xml:space="preserve"> </w:t>
+      </w:r>
+      <w:r>
+        <w:t xml:space="preserve">— AES is the most widely used symmetric encryption algorithm; it operates on</w:t>
+      </w:r>
+      <w:r>
+        <w:t xml:space="preserve"> </w:t>
+      </w:r>
+      <w:r>
+        <w:t xml:space="preserve">16-byte blocks, mixing the data in rounds of byte substitution, row/column mixing, and key addition (the</w:t>
+      </w:r>
+      <w:r>
+        <w:t xml:space="preserve"> </w:t>
+      </w:r>
+      <w:r>
+        <w:t xml:space="preserve">details will not be asked in this week’s exam; the idea is enough for whitebox).</w:t>
+      </w:r>
+      <w:r>
+        <w:t xml:space="preserve"> </w:t>
+      </w:r>
+      <w:r>
+        <w:t xml:space="preserve">“n-bit security”</w:t>
+      </w:r>
+      <w:r>
+        <w:t xml:space="preserve"> </w:t>
+      </w:r>
+      <w:r>
+        <w:t xml:space="preserve">means roughly</w:t>
+      </w:r>
+      <w:r>
+        <w:t xml:space="preserve"> </w:t>
+      </w:r>
+      <w:r>
+        <w:t xml:space="preserve">2ⁿ attempts are needed to break something; AES-128 provides 128-bit security</w:t>
+      </w:r>
+      <w:r>
+        <w:t xml:space="preserve"> </w:t>
+      </w:r>
+      <w:r>
+        <w:t xml:space="preserve">(</w:t>
+      </w:r>
+      <w:hyperlink r:id="rId27">
+        <w:r>
+          <w:rPr>
+            <w:rStyle w:val="Hyperlink"/>
+          </w:rPr>
+          <w:t xml:space="preserve">Week 10, §1</w:t>
+        </w:r>
+      </w:hyperlink>
+      <w:r>
+        <w:t xml:space="preserve">). This week</w:t>
+      </w:r>
+      <w:r>
+        <w:t xml:space="preserve"> </w:t>
+      </w:r>
+      <w:r>
+        <w:t xml:space="preserve">we mainly work with AES; we reuse the bit-security measure not for the key itself, but to estimate the</w:t>
+      </w:r>
+      <w:r>
+        <w:t xml:space="preserve"> </w:t>
+      </w:r>
+      <w:r>
+        <w:rPr>
+          <w:b/>
+          <w:bCs/>
+        </w:rPr>
+        <w:t xml:space="preserve">size/speed cost</w:t>
+      </w:r>
+      <w:r>
+        <w:t xml:space="preserve"> </w:t>
+      </w:r>
+      <w:r>
+        <w:t xml:space="preserve">of whitebox tables (§3).</w:t>
+      </w:r>
+    </w:p>
+    <w:p>
+      <w:pPr>
+        <w:pStyle w:val="Compact"/>
+        <w:numPr>
+          <w:ilvl w:val="0"/>
+          <w:numId w:val="1002"/>
+        </w:numPr>
+      </w:pPr>
+      <w:r>
+        <w:rPr>
+          <w:b/>
+          <w:bCs/>
+        </w:rPr>
+        <w:t xml:space="preserve">XOR</w:t>
+      </w:r>
+      <w:r>
+        <w:t xml:space="preserve"> </w:t>
+      </w:r>
+      <w:r>
+        <w:t xml:space="preserve">— the operation that gives 1 if the bits differ and 0 if they’re the same; reversible because</w:t>
+      </w:r>
+      <w:r>
+        <w:t xml:space="preserve"> </w:t>
+      </w:r>
+      <w:r>
+        <w:rPr>
+          <w:rStyle w:val="VerbatimChar"/>
+        </w:rPr>
+        <w:t xml:space="preserve">a XOR b XOR b == a</w:t>
+      </w:r>
+      <w:r>
+        <w:t xml:space="preserve"> </w:t>
+      </w:r>
+      <w:r>
+        <w:t xml:space="preserve">(</w:t>
+      </w:r>
+      <w:hyperlink r:id="rId28">
+        <w:r>
+          <w:rPr>
+            <w:rStyle w:val="Hyperlink"/>
+          </w:rPr>
+          <w:t xml:space="preserve">Week 5, §12</w:t>
+        </w:r>
+      </w:hyperlink>
+      <w:r>
+        <w:t xml:space="preserve">;</w:t>
+      </w:r>
+      <w:r>
+        <w:t xml:space="preserve"> </w:t>
+      </w:r>
+      <w:hyperlink r:id="rId21">
+        <w:r>
+          <w:rPr>
+            <w:rStyle w:val="Hyperlink"/>
+          </w:rPr>
+          <w:t xml:space="preserve">Week 9</w:t>
+        </w:r>
+      </w:hyperlink>
+      <w:r>
+        <w:t xml:space="preserve"> </w:t>
+      </w:r>
+      <w:r>
+        <w:t xml:space="preserve">also</w:t>
+      </w:r>
+      <w:r>
+        <w:t xml:space="preserve"> </w:t>
+      </w:r>
+      <w:r>
+        <w:t xml:space="preserve">used it in string obfuscation). In AES, the</w:t>
+      </w:r>
+      <w:r>
+        <w:t xml:space="preserve"> </w:t>
+      </w:r>
+      <w:r>
+        <w:t xml:space="preserve">“key addition”</w:t>
+      </w:r>
+      <w:r>
+        <w:t xml:space="preserve"> </w:t>
+      </w:r>
+      <w:r>
+        <w:t xml:space="preserve">step is an XOR (</w:t>
+      </w:r>
+      <w:r>
+        <w:rPr>
+          <w:rStyle w:val="VerbatimChar"/>
+        </w:rPr>
+        <w:t xml:space="preserve">state XOR key</w:t>
+      </w:r>
+      <w:r>
+        <w:t xml:space="preserve">); this week it plays</w:t>
+      </w:r>
+      <w:r>
+        <w:t xml:space="preserve"> </w:t>
+      </w:r>
+      <w:r>
+        <w:t xml:space="preserve">a central role both in constructing Chow AES (§3) and in the worked numeric example showing why</w:t>
+      </w:r>
+      <w:r>
+        <w:t xml:space="preserve"> </w:t>
+      </w:r>
+      <w:r>
+        <w:t xml:space="preserve">“mixing with</w:t>
+      </w:r>
+      <w:r>
+        <w:t xml:space="preserve"> </w:t>
+      </w:r>
+      <w:r>
+        <w:t xml:space="preserve">just XOR”</w:t>
+      </w:r>
+      <w:r>
+        <w:t xml:space="preserve"> </w:t>
+      </w:r>
+      <w:r>
+        <w:t xml:space="preserve">fails (§2).</w:t>
+      </w:r>
+    </w:p>
+    <w:p>
+      <w:pPr>
+        <w:pStyle w:val="Compact"/>
+        <w:numPr>
+          <w:ilvl w:val="0"/>
+          <w:numId w:val="1002"/>
+        </w:numPr>
+      </w:pPr>
+      <w:r>
+        <w:rPr>
+          <w:b/>
+          <w:bCs/>
+        </w:rPr>
+        <w:t xml:space="preserve">Entropy</w:t>
+      </w:r>
+      <w:r>
+        <w:t xml:space="preserve"> </w:t>
+      </w:r>
+      <w:r>
+        <w:t xml:space="preserve">— a measure of how random/unpredictable a block of data appears; high-entropy blocks are usually</w:t>
+      </w:r>
+      <w:r>
+        <w:t xml:space="preserve"> </w:t>
+      </w:r>
+      <w:r>
+        <w:t xml:space="preserve">encrypted/random data, low-entropy blocks are ordinary text/data</w:t>
+      </w:r>
+      <w:r>
+        <w:t xml:space="preserve"> </w:t>
+      </w:r>
+      <w:r>
+        <w:t xml:space="preserve">(</w:t>
+      </w:r>
+      <w:hyperlink r:id="rId29">
+        <w:r>
+          <w:rPr>
+            <w:rStyle w:val="Hyperlink"/>
+          </w:rPr>
+          <w:t xml:space="preserve">Week 2, §6</w:t>
+        </w:r>
+      </w:hyperlink>
+      <w:r>
+        <w:t xml:space="preserve">;</w:t>
+      </w:r>
+      <w:r>
+        <w:t xml:space="preserve"> </w:t>
+      </w:r>
+      <w:r>
+        <w:t xml:space="preserve">Week 9 also used it in binary analysis). This week an</w:t>
+      </w:r>
+      <w:r>
+        <w:t xml:space="preserve"> </w:t>
+      </w:r>
+      <w:r>
+        <w:rPr>
+          <w:b/>
+          <w:bCs/>
+        </w:rPr>
+        <w:t xml:space="preserve">entropy scan</w:t>
+      </w:r>
+      <w:r>
+        <w:t xml:space="preserve"> </w:t>
+      </w:r>
+      <w:r>
+        <w:t xml:space="preserve">shows up as the static-analysis technique</w:t>
+      </w:r>
+      <w:r>
+        <w:t xml:space="preserve"> </w:t>
+      </w:r>
+      <w:r>
+        <w:t xml:space="preserve">that finds a key embedded in a fixed array within seconds (§1, §2).</w:t>
+      </w:r>
+    </w:p>
+    <w:p>
+      <w:pPr>
+        <w:pStyle w:val="Compact"/>
+        <w:numPr>
+          <w:ilvl w:val="0"/>
+          <w:numId w:val="1002"/>
+        </w:numPr>
+      </w:pPr>
+      <w:r>
+        <w:rPr>
+          <w:b/>
+          <w:bCs/>
+        </w:rPr>
+        <w:t xml:space="preserve">Debugger</w:t>
+      </w:r>
+      <w:r>
+        <w:t xml:space="preserve"> </w:t>
+      </w:r>
+      <w:r>
+        <w:t xml:space="preserve">— a tool that lets you run a program step by step and read every value currently in memory and the</w:t>
+      </w:r>
+      <w:r>
+        <w:t xml:space="preserve"> </w:t>
+      </w:r>
+      <w:r>
+        <w:t xml:space="preserve">processor’s registers (e.g. </w:t>
+      </w:r>
+      <w:r>
+        <w:rPr>
+          <w:rStyle w:val="VerbatimChar"/>
+        </w:rPr>
+        <w:t xml:space="preserve">gdb</w:t>
+      </w:r>
+      <w:r>
+        <w:t xml:space="preserve">,</w:t>
+      </w:r>
+      <w:r>
+        <w:t xml:space="preserve"> </w:t>
+      </w:r>
+      <w:r>
+        <w:rPr>
+          <w:rStyle w:val="VerbatimChar"/>
+        </w:rPr>
+        <w:t xml:space="preserve">x64dbg</w:t>
+      </w:r>
+      <w:r>
+        <w:t xml:space="preserve">)</w:t>
+      </w:r>
+      <w:r>
+        <w:t xml:space="preserve"> </w:t>
+      </w:r>
+      <w:r>
+        <w:t xml:space="preserve">(</w:t>
+      </w:r>
+      <w:hyperlink r:id="rId30">
+        <w:r>
+          <w:rPr>
+            <w:rStyle w:val="Hyperlink"/>
+          </w:rPr>
+          <w:t xml:space="preserve">Week 6, §4</w:t>
+        </w:r>
+      </w:hyperlink>
+      <w:r>
+        <w:t xml:space="preserve">). This week the white-box attacker’s</w:t>
+      </w:r>
+      <w:r>
+        <w:t xml:space="preserve"> </w:t>
+      </w:r>
+      <w:r>
+        <w:t xml:space="preserve">“observing execution”</w:t>
+      </w:r>
+      <w:r>
+        <w:t xml:space="preserve"> </w:t>
+      </w:r>
+      <w:r>
+        <w:t xml:space="preserve">and</w:t>
+      </w:r>
+      <w:r>
+        <w:t xml:space="preserve"> </w:t>
+      </w:r>
+      <w:r>
+        <w:t xml:space="preserve">“running only one round”</w:t>
+      </w:r>
+      <w:r>
+        <w:t xml:space="preserve"> </w:t>
+      </w:r>
+      <w:r>
+        <w:t xml:space="preserve">capability is, concretely, exactly this (§1).</w:t>
+      </w:r>
+    </w:p>
+    <w:p>
+      <w:pPr>
+        <w:pStyle w:val="Compact"/>
+        <w:numPr>
+          <w:ilvl w:val="0"/>
+          <w:numId w:val="1002"/>
+        </w:numPr>
+      </w:pPr>
+      <w:r>
+        <w:rPr>
+          <w:b/>
+          <w:bCs/>
+        </w:rPr>
+        <w:t xml:space="preserve">Static and dynamic analysis</w:t>
+      </w:r>
+      <w:r>
+        <w:t xml:space="preserve"> </w:t>
+      </w:r>
+      <w:r>
+        <w:t xml:space="preserve">— static analysis examines a program without running it; dynamic analysis</w:t>
+      </w:r>
+      <w:r>
+        <w:t xml:space="preserve"> </w:t>
+      </w:r>
+      <w:r>
+        <w:t xml:space="preserve">examines it by running it</w:t>
+      </w:r>
+      <w:r>
+        <w:t xml:space="preserve"> </w:t>
+      </w:r>
+      <w:r>
+        <w:t xml:space="preserve">(</w:t>
+      </w:r>
+      <w:hyperlink r:id="rId31">
+        <w:r>
+          <w:rPr>
+            <w:rStyle w:val="Hyperlink"/>
+          </w:rPr>
+          <w:t xml:space="preserve">Week 4, §9</w:t>
+        </w:r>
+      </w:hyperlink>
+      <w:r>
+        <w:t xml:space="preserve">). This week</w:t>
+      </w:r>
+      <w:r>
+        <w:t xml:space="preserve"> </w:t>
+      </w:r>
+      <w:r>
+        <w:t xml:space="preserve">we use this distinction to classify attacks: entropy scanning and BGE are</w:t>
+      </w:r>
+      <w:r>
+        <w:t xml:space="preserve"> </w:t>
+      </w:r>
+      <w:r>
+        <w:rPr>
+          <w:b/>
+          <w:bCs/>
+        </w:rPr>
+        <w:t xml:space="preserve">static</w:t>
+      </w:r>
+      <w:r>
+        <w:t xml:space="preserve"> </w:t>
+      </w:r>
+      <w:r>
+        <w:t xml:space="preserve">(§2, §4), DCA and DFA are</w:t>
+      </w:r>
+      <w:r>
+        <w:t xml:space="preserve"> </w:t>
+      </w:r>
+      <w:r>
+        <w:rPr>
+          <w:b/>
+          <w:bCs/>
+        </w:rPr>
+        <w:t xml:space="preserve">dynamic</w:t>
+      </w:r>
+      <w:r>
+        <w:t xml:space="preserve"> </w:t>
+      </w:r>
+      <w:r>
+        <w:t xml:space="preserve">(§3, §4).</w:t>
+      </w:r>
+    </w:p>
+    <w:p>
+      <w:pPr>
+        <w:pStyle w:val="Compact"/>
+        <w:numPr>
+          <w:ilvl w:val="0"/>
+          <w:numId w:val="1002"/>
+        </w:numPr>
+      </w:pPr>
+      <w:r>
+        <w:rPr>
+          <w:b/>
+          <w:bCs/>
+        </w:rPr>
+        <w:t xml:space="preserve">Instrumentation and an emulator</w:t>
+      </w:r>
+      <w:r>
+        <w:t xml:space="preserve"> </w:t>
+      </w:r>
+      <w:r>
+        <w:t xml:space="preserve">— instrumentation is equipping a program to automatically record what is</w:t>
+      </w:r>
+      <w:r>
+        <w:t xml:space="preserve"> </w:t>
+      </w:r>
+      <w:r>
+        <w:t xml:space="preserve">processed at specific points while it runs; an emulator is a tool that imitates the real processor in software</w:t>
+      </w:r>
+      <w:r>
+        <w:t xml:space="preserve"> </w:t>
+      </w:r>
+      <w:r>
+        <w:t xml:space="preserve">(</w:t>
+      </w:r>
+      <w:hyperlink r:id="rId32">
+        <w:r>
+          <w:rPr>
+            <w:rStyle w:val="Hyperlink"/>
+          </w:rPr>
+          <w:t xml:space="preserve">Week 6, §5</w:t>
+        </w:r>
+      </w:hyperlink>
+      <w:r>
+        <w:t xml:space="preserve">–</w:t>
+      </w:r>
+      <w:hyperlink r:id="rId33">
+        <w:r>
+          <w:rPr>
+            <w:rStyle w:val="Hyperlink"/>
+          </w:rPr>
+          <w:t xml:space="preserve">§6</w:t>
+        </w:r>
+      </w:hyperlink>
+      <w:r>
+        <w:t xml:space="preserve">).</w:t>
+      </w:r>
+      <w:r>
+        <w:t xml:space="preserve"> </w:t>
+      </w:r>
+      <w:r>
+        <w:t xml:space="preserve">This week these two tools are what let an attacker run a whitebox routine thousands of times automatically and</w:t>
+      </w:r>
+      <w:r>
+        <w:t xml:space="preserve"> </w:t>
+      </w:r>
+      <w:r>
+        <w:t xml:space="preserve">record every lookup-table access — the precondition for</w:t>
+      </w:r>
+      <w:r>
+        <w:t xml:space="preserve"> </w:t>
+      </w:r>
+      <w:r>
+        <w:rPr>
+          <w:b/>
+          <w:bCs/>
+        </w:rPr>
+        <w:t xml:space="preserve">DCA</w:t>
+      </w:r>
+      <w:r>
+        <w:t xml:space="preserve"> </w:t>
+      </w:r>
+      <w:r>
+        <w:t xml:space="preserve">(§1, §3–§4).</w:t>
+      </w:r>
+    </w:p>
+    <w:p>
+      <w:pPr>
+        <w:pStyle w:val="Compact"/>
+        <w:numPr>
+          <w:ilvl w:val="0"/>
+          <w:numId w:val="1002"/>
+        </w:numPr>
+      </w:pPr>
+      <w:r>
+        <w:rPr>
+          <w:b/>
+          <w:bCs/>
+        </w:rPr>
+        <w:t xml:space="preserve">HSM and SoftHSM</w:t>
+      </w:r>
+      <w:r>
+        <w:t xml:space="preserve"> </w:t>
+      </w:r>
+      <w:r>
+        <w:t xml:space="preserve">— an HSM is dedicated hardware that stores and operates on keys without the key ever</w:t>
+      </w:r>
+      <w:r>
+        <w:t xml:space="preserve"> </w:t>
+      </w:r>
+      <w:r>
+        <w:t xml:space="preserve">leaving it; SoftHSM emulates the same interface (PKCS#11) in software but provides no hardware protection</w:t>
+      </w:r>
+      <w:r>
+        <w:t xml:space="preserve"> </w:t>
+      </w:r>
+      <w:r>
+        <w:t xml:space="preserve">(</w:t>
+      </w:r>
+      <w:hyperlink r:id="rId34">
+        <w:r>
+          <w:rPr>
+            <w:rStyle w:val="Hyperlink"/>
+          </w:rPr>
+          <w:t xml:space="preserve">Week 10, §11</w:t>
+        </w:r>
+      </w:hyperlink>
+      <w:r>
+        <w:t xml:space="preserve">). This</w:t>
+      </w:r>
+      <w:r>
+        <w:t xml:space="preserve"> </w:t>
+      </w:r>
+      <w:r>
+        <w:t xml:space="preserve">week we revisit these as whitebox’s</w:t>
+      </w:r>
+      <w:r>
+        <w:t xml:space="preserve"> </w:t>
+      </w:r>
+      <w:r>
+        <w:rPr>
+          <w:b/>
+          <w:bCs/>
+        </w:rPr>
+        <w:t xml:space="preserve">server-side</w:t>
+      </w:r>
+      <w:r>
+        <w:t xml:space="preserve"> </w:t>
+      </w:r>
+      <w:r>
+        <w:t xml:space="preserve">counterpart, at the strongest end of the key-protection</w:t>
+      </w:r>
+      <w:r>
+        <w:t xml:space="preserve"> </w:t>
+      </w:r>
+      <w:r>
+        <w:t xml:space="preserve">options (§5).</w:t>
+      </w:r>
+    </w:p>
+    <w:bookmarkEnd w:id="35"/>
+    <w:bookmarkStart w:id="36" w:name="background-s-box-and-lookup-table"/>
     <w:p>
       <w:pPr>
         <w:pStyle w:val="Heading3"/>
       </w:pPr>
       <w:r>
-        <w:t xml:space="preserve">What is a key?</w:t>
+        <w:t xml:space="preserve">Background: S-box and lookup table</w:t>
+      </w:r>
+    </w:p>
+    <w:p>
+      <w:pPr>
+        <w:pStyle w:val="FirstParagraph"/>
+      </w:pPr>
+      <w:r>
+        <w:t xml:space="preserve">A</w:t>
+      </w:r>
+      <w:r>
+        <w:t xml:space="preserve"> </w:t>
+      </w:r>
+      <w:r>
+        <w:rPr>
+          <w:b/>
+          <w:bCs/>
+        </w:rPr>
+        <w:t xml:space="preserve">lookup table</w:t>
+      </w:r>
+      <w:r>
+        <w:t xml:space="preserve"> </w:t>
+      </w:r>
+      <w:r>
+        <w:t xml:space="preserve">is an array that gives a precomputed output for every input: instead of computing, you read</w:t>
+      </w:r>
+      <w:r>
+        <w:t xml:space="preserve"> </w:t>
+      </w:r>
+      <w:r>
+        <w:rPr>
+          <w:rStyle w:val="VerbatimChar"/>
+        </w:rPr>
+        <w:t xml:space="preserve">T[x]</w:t>
+      </w:r>
+      <w:r>
+        <w:t xml:space="preserve"> </w:t>
+      </w:r>
+      <w:r>
+        <w:t xml:space="preserve">straight from the table, which makes things faster. The</w:t>
+      </w:r>
+      <w:r>
+        <w:t xml:space="preserve"> </w:t>
+      </w:r>
+      <w:r>
+        <w:rPr>
+          <w:b/>
+          <w:bCs/>
+        </w:rPr>
+        <w:t xml:space="preserve">S-box (substitution box)</w:t>
+      </w:r>
+      <w:r>
+        <w:t xml:space="preserve"> </w:t>
+      </w:r>
+      <w:r>
+        <w:t xml:space="preserve">used in AES’s</w:t>
+      </w:r>
+      <w:r>
+        <w:t xml:space="preserve"> </w:t>
+      </w:r>
+      <w:r>
+        <w:t xml:space="preserve">“byte</w:t>
+      </w:r>
+      <w:r>
+        <w:t xml:space="preserve"> </w:t>
+      </w:r>
+      <w:r>
+        <w:t xml:space="preserve">substitution”</w:t>
+      </w:r>
+      <w:r>
+        <w:t xml:space="preserve"> </w:t>
+      </w:r>
+      <w:r>
+        <w:t xml:space="preserve">step is such a table: it replaces each byte with another according to a fixed rule — e.g. a</w:t>
+      </w:r>
+      <w:r>
+        <w:t xml:space="preserve"> </w:t>
+      </w:r>
+      <w:r>
+        <w:t xml:space="preserve">256-entry mapping such as</w:t>
+      </w:r>
+      <w:r>
+        <w:t xml:space="preserve"> </w:t>
+      </w:r>
+      <w:r>
+        <w:rPr>
+          <w:rStyle w:val="VerbatimChar"/>
+        </w:rPr>
+        <w:t xml:space="preserve">S-box[0x53] = 0xED</w:t>
+      </w:r>
+      <w:r>
+        <w:t xml:space="preserve">. Keep this table in mind; it is the heart of whitebox.</w:t>
+      </w:r>
+    </w:p>
+    <w:bookmarkEnd w:id="36"/>
+    <w:bookmarkStart w:id="37" w:name="background-side-channel-and-dpa"/>
+    <w:p>
+      <w:pPr>
+        <w:pStyle w:val="Heading3"/>
+      </w:pPr>
+      <w:r>
+        <w:t xml:space="preserve">Background: side channel and DPA</w:t>
+      </w:r>
+    </w:p>
+    <w:p>
+      <w:pPr>
+        <w:pStyle w:val="FirstParagraph"/>
+      </w:pPr>
+      <w:r>
+        <w:t xml:space="preserve">A</w:t>
+      </w:r>
+      <w:r>
+        <w:t xml:space="preserve"> </w:t>
+      </w:r>
+      <w:r>
+        <w:rPr>
+          <w:b/>
+          <w:bCs/>
+        </w:rPr>
+        <w:t xml:space="preserve">side channel</w:t>
+      </w:r>
+      <w:r>
+        <w:t xml:space="preserve"> </w:t>
+      </w:r>
+      <w:r>
+        <w:t xml:space="preserve">is a type of attack that uses not the algorithm’s mathematics but the physical/indirect</w:t>
+      </w:r>
+      <w:r>
+        <w:t xml:space="preserve"> </w:t>
+      </w:r>
+      <w:r>
+        <w:t xml:space="preserve">information it leaks while running (elapsed time, power consumption, electromagnetic emission); it is classic</w:t>
+      </w:r>
+      <w:r>
+        <w:t xml:space="preserve"> </w:t>
+      </w:r>
+      <w:r>
+        <w:t xml:space="preserve">against smart cards.</w:t>
+      </w:r>
+      <w:r>
+        <w:t xml:space="preserve"> </w:t>
+      </w:r>
+      <w:r>
+        <w:rPr>
+          <w:b/>
+          <w:bCs/>
+        </w:rPr>
+        <w:t xml:space="preserve">DPA (Differential Power Analysis)</w:t>
+      </w:r>
+      <w:r>
+        <w:t xml:space="preserve"> </w:t>
+      </w:r>
+      <w:r>
+        <w:t xml:space="preserve">is a concrete example: it applies statistics to a</w:t>
+      </w:r>
+      <w:r>
+        <w:t xml:space="preserve"> </w:t>
+      </w:r>
+      <w:r>
+        <w:t xml:space="preserve">device’s power-consumption measurements to extract the key without ever looking inside the device. Keep this idea</w:t>
+      </w:r>
+      <w:r>
+        <w:t xml:space="preserve"> </w:t>
+      </w:r>
+      <w:r>
+        <w:t xml:space="preserve">in mind; whitebox’s most powerful attack (DCA, §4) is the software form of DPA.</w:t>
+      </w:r>
+    </w:p>
+    <w:bookmarkEnd w:id="37"/>
+    <w:bookmarkStart w:id="38" w:name="background-bijection-and-permutation"/>
+    <w:p>
+      <w:pPr>
+        <w:pStyle w:val="Heading3"/>
+      </w:pPr>
+      <w:r>
+        <w:t xml:space="preserve">Background: bijection and permutation</w:t>
+      </w:r>
+    </w:p>
+    <w:p>
+      <w:pPr>
+        <w:pStyle w:val="FirstParagraph"/>
+      </w:pPr>
+      <w:r>
+        <w:t xml:space="preserve">A</w:t>
+      </w:r>
+      <w:r>
+        <w:t xml:space="preserve"> </w:t>
+      </w:r>
+      <w:r>
+        <w:rPr>
+          <w:b/>
+          <w:bCs/>
+        </w:rPr>
+        <w:t xml:space="preserve">bijection</w:t>
+      </w:r>
+      <w:r>
+        <w:t xml:space="preserve"> </w:t>
+      </w:r>
+      <w:r>
+        <w:t xml:space="preserve">(a one-to-one, onto mapping) is a transformation that maps every input to exactly one output and</w:t>
+      </w:r>
+      <w:r>
+        <w:t xml:space="preserve"> </w:t>
+      </w:r>
+      <w:r>
+        <w:t xml:space="preserve">can be inverted; e.g. </w:t>
+      </w:r>
+      <w:r>
+        <w:rPr>
+          <w:rStyle w:val="VerbatimChar"/>
+        </w:rPr>
+        <w:t xml:space="preserve">f(x) = x ^ 0x5A</w:t>
+      </w:r>
+      <w:r>
+        <w:t xml:space="preserve"> </w:t>
+      </w:r>
+      <w:r>
+        <w:t xml:space="preserve">is a bijection (its own inverse). A</w:t>
+      </w:r>
+      <w:r>
+        <w:t xml:space="preserve"> </w:t>
+      </w:r>
+      <w:r>
+        <w:rPr>
+          <w:b/>
+          <w:bCs/>
+        </w:rPr>
+        <w:t xml:space="preserve">permutation</w:t>
+      </w:r>
+      <w:r>
+        <w:t xml:space="preserve"> </w:t>
+      </w:r>
+      <w:r>
+        <w:t xml:space="preserve">is a special kind of</w:t>
+      </w:r>
+      <w:r>
+        <w:t xml:space="preserve"> </w:t>
+      </w:r>
+      <w:r>
+        <w:t xml:space="preserve">bijection that reorders the elements of a finite set: each element takes the place of exactly one other element,</w:t>
+      </w:r>
+      <w:r>
+        <w:t xml:space="preserve"> </w:t>
+      </w:r>
+      <w:r>
+        <w:t xml:space="preserve">exactly once — e.g. on the set</w:t>
+      </w:r>
+      <w:r>
+        <w:t xml:space="preserve"> </w:t>
+      </w:r>
+      <w:r>
+        <w:rPr>
+          <w:rStyle w:val="VerbatimChar"/>
+        </w:rPr>
+        <w:t xml:space="preserve">{0,1,2,3}</w:t>
+      </w:r>
+      <w:r>
+        <w:t xml:space="preserve">,</w:t>
+      </w:r>
+      <w:r>
+        <w:t xml:space="preserve"> </w:t>
+      </w:r>
+      <w:r>
+        <w:rPr>
+          <w:rStyle w:val="VerbatimChar"/>
+        </w:rPr>
+        <w:t xml:space="preserve">0→2, 1→0, 2→3, 3→1</w:t>
+      </w:r>
+      <w:r>
+        <w:t xml:space="preserve"> </w:t>
+      </w:r>
+      <w:r>
+        <w:t xml:space="preserve">is a permutation, with no value skipped or</w:t>
+      </w:r>
+      <w:r>
+        <w:t xml:space="preserve"> </w:t>
+      </w:r>
+      <w:r>
+        <w:t xml:space="preserve">repeated. An S-box is a permutation of a fixed-size set of byte values; the toy S-box we build in §3 is a small</w:t>
+      </w:r>
+      <w:r>
+        <w:t xml:space="preserve"> </w:t>
+      </w:r>
+      <w:r>
+        <w:t xml:space="preserve">(4-element) example of the same idea. Whitebox wraps tables in exactly this kind of hidden bijection.</w:t>
+      </w:r>
+    </w:p>
+    <w:bookmarkEnd w:id="38"/>
+    <w:bookmarkStart w:id="39" w:name="background-tee-and-secure-element-se"/>
+    <w:p>
+      <w:pPr>
+        <w:pStyle w:val="Heading3"/>
+      </w:pPr>
+      <w:r>
+        <w:t xml:space="preserve">Background: TEE and secure element (SE)</w:t>
+      </w:r>
+    </w:p>
+    <w:p>
+      <w:pPr>
+        <w:pStyle w:val="FirstParagraph"/>
+      </w:pPr>
+      <w:r>
+        <w:rPr>
+          <w:b/>
+          <w:bCs/>
+        </w:rPr>
+        <w:t xml:space="preserve">TEE (Trusted Execution Environment)</w:t>
+      </w:r>
+      <w:r>
+        <w:t xml:space="preserve"> </w:t>
+      </w:r>
+      <w:r>
+        <w:t xml:space="preserve">is a secure region of the phone’s processor that is isolated from the</w:t>
+      </w:r>
+      <w:r>
+        <w:t xml:space="preserve"> </w:t>
+      </w:r>
+      <w:r>
+        <w:t xml:space="preserve">operating system;</w:t>
+      </w:r>
+      <w:r>
+        <w:t xml:space="preserve"> </w:t>
+      </w:r>
+      <w:r>
+        <w:rPr>
+          <w:b/>
+          <w:bCs/>
+        </w:rPr>
+        <w:t xml:space="preserve">secure element (SE)</w:t>
+      </w:r>
+      <w:r>
+        <w:t xml:space="preserve"> </w:t>
+      </w:r>
+      <w:r>
+        <w:t xml:space="preserve">is a separate, tamper-resistant hardware chip that stores keys. Both are</w:t>
+      </w:r>
+      <w:r>
+        <w:t xml:space="preserve"> </w:t>
+      </w:r>
+      <w:r>
+        <w:t xml:space="preserve">the strongest protection for a key; whitebox cryptography exists precisely for situations where they are</w:t>
+      </w:r>
+      <w:r>
+        <w:t xml:space="preserve"> </w:t>
+      </w:r>
+      <w:r>
+        <w:rPr>
+          <w:b/>
+          <w:bCs/>
+        </w:rPr>
+        <w:t xml:space="preserve">absent</w:t>
+      </w:r>
+      <w:r>
+        <w:t xml:space="preserve"> </w:t>
+      </w:r>
+      <w:r>
+        <w:t xml:space="preserve">(§5).</w:t>
+      </w:r>
+    </w:p>
+    <w:bookmarkEnd w:id="39"/>
+    <w:bookmarkStart w:id="40" w:name="Xfe98d7048118185d3c2abbe8bab5bc623138895"/>
+    <w:p>
+      <w:pPr>
+        <w:pStyle w:val="Heading3"/>
+      </w:pPr>
+      <w:r>
+        <w:t xml:space="preserve">Background: execution trace and correlation</w:t>
+      </w:r>
+    </w:p>
+    <w:p>
+      <w:pPr>
+        <w:pStyle w:val="FirstParagraph"/>
+      </w:pPr>
+      <w:r>
+        <w:t xml:space="preserve">An</w:t>
+      </w:r>
+      <w:r>
+        <w:t xml:space="preserve"> </w:t>
+      </w:r>
+      <w:r>
+        <w:rPr>
+          <w:b/>
+          <w:bCs/>
+        </w:rPr>
+        <w:t xml:space="preserve">execution trace</w:t>
+      </w:r>
+      <w:r>
+        <w:t xml:space="preserve"> </w:t>
+      </w:r>
+      <w:r>
+        <w:t xml:space="preserve">is the sequence of intermediate values recorded over the course of one run — which memory</w:t>
+      </w:r>
+      <w:r>
+        <w:t xml:space="preserve"> </w:t>
+      </w:r>
+      <w:r>
+        <w:t xml:space="preserve">address was read, which value was written, which instruction executed. In the black box the attacker sees only</w:t>
+      </w:r>
+      <w:r>
+        <w:t xml:space="preserve"> </w:t>
+      </w:r>
+      <w:r>
+        <w:t xml:space="preserve">the final output; in the white box they can, if they wish, record the entire trace.</w:t>
+      </w:r>
+      <w:r>
+        <w:t xml:space="preserve"> </w:t>
+      </w:r>
+      <w:r>
+        <w:rPr>
+          <w:b/>
+          <w:bCs/>
+        </w:rPr>
+        <w:t xml:space="preserve">Correlation</w:t>
+      </w:r>
+      <w:r>
+        <w:t xml:space="preserve"> </w:t>
+      </w:r>
+      <w:r>
+        <w:t xml:space="preserve">is a measure</w:t>
+      </w:r>
+      <w:r>
+        <w:t xml:space="preserve"> </w:t>
+      </w:r>
+      <w:r>
+        <w:t xml:space="preserve">of whether two variables (e.g. an observed value and a value predicted from a key hypothesis) change together,</w:t>
+      </w:r>
+      <w:r>
+        <w:t xml:space="preserve"> </w:t>
+      </w:r>
+      <w:r>
+        <w:t xml:space="preserve">consistently; high correlation means the two variables appear linked. DPA and its software form DCA (§1, §3–§4)</w:t>
+      </w:r>
+      <w:r>
+        <w:t xml:space="preserve"> </w:t>
+      </w:r>
+      <w:r>
+        <w:t xml:space="preserve">use exactly this pair to separate the correct key hypothesis from the wrong ones: many execution traces are</w:t>
+      </w:r>
+      <w:r>
+        <w:t xml:space="preserve"> </w:t>
+      </w:r>
+      <w:r>
+        <w:t xml:space="preserve">collected, then for each hypothesis the correlation between predicted and observed values is measured.</w:t>
+      </w:r>
+    </w:p>
+    <w:bookmarkEnd w:id="40"/>
+    <w:bookmarkStart w:id="41" w:name="background-gf2-and-matrices"/>
+    <w:p>
+      <w:pPr>
+        <w:pStyle w:val="Heading3"/>
+      </w:pPr>
+      <w:r>
+        <w:t xml:space="preserve">Background: GF(2) and matrices</w:t>
+      </w:r>
+    </w:p>
+    <w:p>
+      <w:pPr>
+        <w:pStyle w:val="FirstParagraph"/>
+      </w:pPr>
+      <w:r>
+        <w:t xml:space="preserve">A</w:t>
+      </w:r>
+      <w:r>
+        <w:t xml:space="preserve"> </w:t>
+      </w:r>
+      <w:r>
+        <w:rPr>
+          <w:b/>
+          <w:bCs/>
+        </w:rPr>
+        <w:t xml:space="preserve">finite field</w:t>
+      </w:r>
+      <w:r>
+        <w:t xml:space="preserve"> </w:t>
+      </w:r>
+      <w:r>
+        <w:t xml:space="preserve">is a number system with addition and multiplication defined on it that has a limited number of</w:t>
+      </w:r>
+      <w:r>
+        <w:t xml:space="preserve"> </w:t>
+      </w:r>
+      <w:r>
+        <w:t xml:space="preserve">elements.</w:t>
+      </w:r>
+      <w:r>
+        <w:t xml:space="preserve"> </w:t>
+      </w:r>
+      <w:r>
+        <w:rPr>
+          <w:b/>
+          <w:bCs/>
+        </w:rPr>
+        <w:t xml:space="preserve">GF(2)</w:t>
+      </w:r>
+      <w:r>
+        <w:t xml:space="preserve"> </w:t>
+      </w:r>
+      <w:r>
+        <w:t xml:space="preserve">is the smallest finite field, consisting only of the elements</w:t>
+      </w:r>
+      <w:r>
+        <w:t xml:space="preserve"> </w:t>
+      </w:r>
+      <w:r>
+        <w:rPr>
+          <w:rStyle w:val="VerbatimChar"/>
+        </w:rPr>
+        <w:t xml:space="preserve">{0, 1}</w:t>
+      </w:r>
+      <w:r>
+        <w:t xml:space="preserve">; in this field,</w:t>
+      </w:r>
+      <w:r>
+        <w:t xml:space="preserve"> </w:t>
+      </w:r>
+      <w:r>
+        <w:t xml:space="preserve">addition is exactly</w:t>
+      </w:r>
+      <w:r>
+        <w:t xml:space="preserve"> </w:t>
+      </w:r>
+      <w:r>
+        <w:rPr>
+          <w:b/>
+          <w:bCs/>
+        </w:rPr>
+        <w:t xml:space="preserve">XOR</w:t>
+      </w:r>
+      <w:r>
+        <w:t xml:space="preserve"> </w:t>
+      </w:r>
+      <w:r>
+        <w:t xml:space="preserve">and multiplication is AND. A</w:t>
+      </w:r>
+      <w:r>
+        <w:t xml:space="preserve"> </w:t>
+      </w:r>
+      <w:r>
+        <w:rPr>
+          <w:b/>
+          <w:bCs/>
+        </w:rPr>
+        <w:t xml:space="preserve">matrix</w:t>
+      </w:r>
+      <w:r>
+        <w:t xml:space="preserve"> </w:t>
+      </w:r>
+      <w:r>
+        <w:t xml:space="preserve">is a rectangular arrangement of numbers (here,</w:t>
+      </w:r>
+      <w:r>
+        <w:t xml:space="preserve"> </w:t>
+      </w:r>
+      <w:r>
+        <w:t xml:space="preserve">only 0s and 1s);</w:t>
+      </w:r>
+      <w:r>
+        <w:t xml:space="preserve"> </w:t>
+      </w:r>
+      <w:r>
+        <w:t xml:space="preserve">“multiplying”</w:t>
+      </w:r>
+      <w:r>
+        <w:t xml:space="preserve"> </w:t>
+      </w:r>
+      <w:r>
+        <w:t xml:space="preserve">the input bits by such a matrix is in practice XOR-ing selected bits together (a</w:t>
+      </w:r>
+      <w:r>
+        <w:t xml:space="preserve"> </w:t>
+      </w:r>
+      <w:r>
+        <w:rPr>
+          <w:b/>
+          <w:bCs/>
+        </w:rPr>
+        <w:t xml:space="preserve">linear transformation</w:t>
+      </w:r>
+      <w:r>
+        <w:t xml:space="preserve">). A matrix is</w:t>
+      </w:r>
+      <w:r>
+        <w:t xml:space="preserve"> </w:t>
+      </w:r>
+      <w:r>
+        <w:rPr>
+          <w:b/>
+          <w:bCs/>
+        </w:rPr>
+        <w:t xml:space="preserve">non-singular</w:t>
+      </w:r>
+      <w:r>
+        <w:t xml:space="preserve"> </w:t>
+      </w:r>
+      <w:r>
+        <w:t xml:space="preserve">if it has an inverse, i.e. the transformation it applies</w:t>
+      </w:r>
+      <w:r>
+        <w:t xml:space="preserve"> </w:t>
+      </w:r>
+      <w:r>
+        <w:t xml:space="preserve">is reversible — information is not lost, only mixed; the measure of how many independent rows/columns a matrix has</w:t>
+      </w:r>
+      <w:r>
+        <w:t xml:space="preserve"> </w:t>
+      </w:r>
+      <w:r>
+        <w:t xml:space="preserve">is its</w:t>
+      </w:r>
+      <w:r>
+        <w:t xml:space="preserve"> </w:t>
+      </w:r>
+      <w:r>
+        <w:rPr>
+          <w:b/>
+          <w:bCs/>
+        </w:rPr>
+        <w:t xml:space="preserve">rank</w:t>
+      </w:r>
+      <w:r>
+        <w:t xml:space="preserve">, and</w:t>
+      </w:r>
+      <w:r>
+        <w:t xml:space="preserve"> </w:t>
+      </w:r>
+      <w:r>
+        <w:t xml:space="preserve">“full rank”</w:t>
+      </w:r>
+      <w:r>
+        <w:t xml:space="preserve"> </w:t>
+      </w:r>
+      <w:r>
+        <w:t xml:space="preserve">means the matrix is non-singular. Whitebox’s mixing matrices in §3 (Step 4) are</w:t>
+      </w:r>
+      <w:r>
+        <w:t xml:space="preserve"> </w:t>
+      </w:r>
+      <w:r>
+        <w:t xml:space="preserve">always chosen to be non-singular; otherwise decryption would become impossible. Detailed finite-field arithmetic</w:t>
+      </w:r>
+      <w:r>
+        <w:t xml:space="preserve"> </w:t>
+      </w:r>
+      <w:r>
+        <w:t xml:space="preserve">is outside the exam’s scope; it’s enough to remember GF(2) as</w:t>
+      </w:r>
+      <w:r>
+        <w:t xml:space="preserve"> </w:t>
+      </w:r>
+      <w:r>
+        <w:t xml:space="preserve">“a world of reversible linear operations that work</w:t>
+      </w:r>
+      <w:r>
+        <w:t xml:space="preserve"> </w:t>
+      </w:r>
+      <w:r>
+        <w:t xml:space="preserve">with XORs”</w:t>
+      </w:r>
+      <w:r>
+        <w:t xml:space="preserve">.</w:t>
+      </w:r>
+    </w:p>
+    <w:bookmarkEnd w:id="41"/>
+    <w:bookmarkStart w:id="42" w:name="X5a2c23a1426903860c43882d1031ccb68df1a0c"/>
+    <w:p>
+      <w:pPr>
+        <w:pStyle w:val="Heading3"/>
+      </w:pPr>
+      <w:r>
+        <w:t xml:space="preserve">How do the concepts connect to each other?</w:t>
+      </w:r>
+    </w:p>
+    <w:p>
+      <w:pPr>
+        <w:pStyle w:val="FirstParagraph"/>
+      </w:pPr>
+      <w:r>
+        <w:t xml:space="preserve">These terms will be used throughout the week not</w:t>
+      </w:r>
+      <w:r>
+        <w:t xml:space="preserve"> </w:t>
+      </w:r>
+      <w:r>
+        <w:rPr>
+          <w:b/>
+          <w:bCs/>
+        </w:rPr>
+        <w:t xml:space="preserve">in isolation</w:t>
+      </w:r>
+      <w:r>
+        <w:t xml:space="preserve">, but in</w:t>
+      </w:r>
+      <w:r>
+        <w:t xml:space="preserve"> </w:t>
+      </w:r>
+      <w:r>
+        <w:rPr>
+          <w:b/>
+          <w:bCs/>
+        </w:rPr>
+        <w:t xml:space="preserve">connected chains</w:t>
+      </w:r>
+      <w:r>
+        <w:t xml:space="preserve">. Let’s look at the</w:t>
+      </w:r>
+      <w:r>
+        <w:t xml:space="preserve"> </w:t>
+      </w:r>
+      <w:r>
+        <w:t xml:space="preserve">three main chains now, because as the sections progress we’ll return to</w:t>
+      </w:r>
+      <w:r>
+        <w:t xml:space="preserve"> </w:t>
+      </w:r>
+      <w:r>
+        <w:rPr>
+          <w:b/>
+          <w:bCs/>
+        </w:rPr>
+        <w:t xml:space="preserve">every link</w:t>
+      </w:r>
+      <w:r>
+        <w:t xml:space="preserve"> </w:t>
+      </w:r>
+      <w:r>
+        <w:t xml:space="preserve">in these chains:</w:t>
       </w:r>
     </w:p>
     <w:p>
@@ -1708,13 +3056,35 @@
           <w:b/>
           <w:bCs/>
         </w:rPr>
-        <w:t xml:space="preserve">Key:</w:t>
-      </w:r>
-      <w:r>
-        <w:t xml:space="preserve"> </w:t>
-      </w:r>
-      <w:r>
-        <w:t xml:space="preserve">the secret number (a byte sequence) that governs the encryption.</w:t>
+        <w:t xml:space="preserve">Construction chain:</w:t>
+      </w:r>
+      <w:r>
+        <w:t xml:space="preserve"> </w:t>
+      </w:r>
+      <w:r>
+        <w:t xml:space="preserve">key → S-box → lookup table (partial evaluation) → bijection (internal/external</w:t>
+      </w:r>
+      <w:r>
+        <w:t xml:space="preserve"> </w:t>
+      </w:r>
+      <w:r>
+        <w:t xml:space="preserve">encoding) → GF(2) matrix (mixing). This chain will be built</w:t>
+      </w:r>
+      <w:r>
+        <w:t xml:space="preserve"> </w:t>
+      </w:r>
+      <w:r>
+        <w:rPr>
+          <w:b/>
+          <w:bCs/>
+        </w:rPr>
+        <w:t xml:space="preserve">by hand</w:t>
+      </w:r>
+      <w:r>
+        <w:t xml:space="preserve"> </w:t>
+      </w:r>
+      <w:r>
+        <w:t xml:space="preserve">in §3, with our toy S-box.</w:t>
       </w:r>
     </w:p>
     <w:p>
@@ -1726,7 +3096,45 @@
         </w:numPr>
       </w:pPr>
       <w:r>
-        <w:t xml:space="preserve">Same algorithm + different key = different result.</w:t>
+        <w:rPr>
+          <w:b/>
+          <w:bCs/>
+        </w:rPr>
+        <w:t xml:space="preserve">Attack chain:</w:t>
+      </w:r>
+      <w:r>
+        <w:t xml:space="preserve"> </w:t>
+      </w:r>
+      <w:r>
+        <w:t xml:space="preserve">static/dynamic analysis → entropy scan / debugger → execution trace → correlation. This</w:t>
+      </w:r>
+      <w:r>
+        <w:t xml:space="preserve"> </w:t>
+      </w:r>
+      <w:r>
+        <w:t xml:space="preserve">chain will become</w:t>
+      </w:r>
+      <w:r>
+        <w:t xml:space="preserve"> </w:t>
+      </w:r>
+      <w:r>
+        <w:rPr>
+          <w:b/>
+          <w:bCs/>
+        </w:rPr>
+        <w:t xml:space="preserve">concrete</w:t>
+      </w:r>
+      <w:r>
+        <w:t xml:space="preserve"> </w:t>
+      </w:r>
+      <w:r>
+        <w:t xml:space="preserve">in §1, §3, and §4 — first in the white-box attacker’s session, then in the</w:t>
+      </w:r>
+      <w:r>
+        <w:t xml:space="preserve"> </w:t>
+      </w:r>
+      <w:r>
+        <w:t xml:space="preserve">DCA example.</w:t>
       </w:r>
     </w:p>
     <w:p>
@@ -1742,20 +3150,132 @@
           <w:b/>
           <w:bCs/>
         </w:rPr>
-        <w:t xml:space="preserve">Security depends on the secrecy of the key</w:t>
-      </w:r>
-      <w:r>
-        <w:t xml:space="preserve">, not the secrecy of the algorithm (Kerckhoffs’s principle).</w:t>
-      </w:r>
-    </w:p>
-    <w:bookmarkEnd w:id="25"/>
-    <w:bookmarkStart w:id="26" w:name="symmetric-and-asymmetric"/>
-    <w:p>
-      <w:pPr>
-        <w:pStyle w:val="Heading3"/>
-      </w:pPr>
-      <w:r>
-        <w:t xml:space="preserve">Symmetric and asymmetric</w:t>
+        <w:t xml:space="preserve">Defence chain:</w:t>
+      </w:r>
+      <w:r>
+        <w:t xml:space="preserve"> </w:t>
+      </w:r>
+      <w:r>
+        <w:t xml:space="preserve">TEE/SE/HSM → WBC (the product of the construction chain) → key rotation + device binding +</w:t>
+      </w:r>
+      <w:r>
+        <w:t xml:space="preserve"> </w:t>
+      </w:r>
+      <w:r>
+        <w:t xml:space="preserve">server auditing. This chain comes together in §5 and §6.</w:t>
+      </w:r>
+    </w:p>
+    <w:p>
+      <w:pPr>
+        <w:pStyle w:val="FirstParagraph"/>
+      </w:pPr>
+      <w:r>
+        <w:t xml:space="preserve">Instead of memorising a term in isolation, try to remember</w:t>
+      </w:r>
+      <w:r>
+        <w:t xml:space="preserve"> </w:t>
+      </w:r>
+      <w:r>
+        <w:rPr>
+          <w:b/>
+          <w:bCs/>
+        </w:rPr>
+        <w:t xml:space="preserve">which link of which chain</w:t>
+      </w:r>
+      <w:r>
+        <w:t xml:space="preserve"> </w:t>
+      </w:r>
+      <w:r>
+        <w:t xml:space="preserve">it belongs to; the</w:t>
+      </w:r>
+      <w:r>
+        <w:t xml:space="preserve"> </w:t>
+      </w:r>
+      <w:r>
+        <w:t xml:space="preserve">glossary at the end of the lecture (§8) is organised with the same logic.</w:t>
+      </w:r>
+    </w:p>
+    <w:p>
+      <w:pPr>
+        <w:pStyle w:val="BodyText"/>
+      </w:pPr>
+      <w:r>
+        <w:t xml:space="preserve">Now to the real question:</w:t>
+      </w:r>
+      <w:r>
+        <w:t xml:space="preserve"> </w:t>
+      </w:r>
+      <w:r>
+        <w:rPr>
+          <w:b/>
+          <w:bCs/>
+        </w:rPr>
+        <w:t xml:space="preserve">what do we do when the key is in the attacker’s hands?</w:t>
+      </w:r>
+    </w:p>
+    <w:bookmarkEnd w:id="42"/>
+    <w:bookmarkEnd w:id="43"/>
+    <w:bookmarkStart w:id="55" w:name="X19cec6efa25b6d0e193644fad71bb9d4f87b851"/>
+    <w:p>
+      <w:pPr>
+        <w:pStyle w:val="Heading2"/>
+      </w:pPr>
+      <w:r>
+        <w:t xml:space="preserve">1. Three attacker models: black, grey, white box</w:t>
+      </w:r>
+    </w:p>
+    <w:p>
+      <w:pPr>
+        <w:pStyle w:val="FirstParagraph"/>
+      </w:pPr>
+      <w:r>
+        <w:t xml:space="preserve">In Weeks 3 and 10 we handled cryptography under the</w:t>
+      </w:r>
+      <w:r>
+        <w:t xml:space="preserve"> </w:t>
+      </w:r>
+      <w:r>
+        <w:rPr>
+          <w:b/>
+          <w:bCs/>
+        </w:rPr>
+        <w:t xml:space="preserve">black box</w:t>
+      </w:r>
+      <w:r>
+        <w:t xml:space="preserve"> </w:t>
+      </w:r>
+      <w:r>
+        <w:t xml:space="preserve">assumption: the attacker sees only the input and</w:t>
+      </w:r>
+      <w:r>
+        <w:t xml:space="preserve"> </w:t>
+      </w:r>
+      <w:r>
+        <w:t xml:space="preserve">the output, and cannot see the key or the algorithm’s internal state. The security proofs of standard algorithms</w:t>
+      </w:r>
+      <w:r>
+        <w:t xml:space="preserve"> </w:t>
+      </w:r>
+      <w:r>
+        <w:t xml:space="preserve">such as AES, RSA, and HMAC rest on this assumption. But this assumption collapses the moment we hand the code over</w:t>
+      </w:r>
+      <w:r>
+        <w:t xml:space="preserve"> </w:t>
+      </w:r>
+      <w:r>
+        <w:t xml:space="preserve">to the user.</w:t>
+      </w:r>
+    </w:p>
+    <w:p>
+      <w:pPr>
+        <w:pStyle w:val="BlockText"/>
+      </w:pPr>
+      <w:r>
+        <w:rPr>
+          <w:b/>
+          <w:bCs/>
+        </w:rPr>
+        <w:t xml:space="preserve">A short history: where did whitebox cryptography come from?</w:t>
       </w:r>
     </w:p>
     <w:p>
@@ -1771,39 +3291,32 @@
           <w:b/>
           <w:bCs/>
         </w:rPr>
-        <w:t xml:space="preserve">Symmetric:</w:t>
-      </w:r>
-      <w:r>
-        <w:t xml:space="preserve"> </w:t>
-      </w:r>
-      <w:r>
-        <w:t xml:space="preserve">encryption and decryption use the</w:t>
-      </w:r>
-      <w:r>
-        <w:t xml:space="preserve"> </w:t>
-      </w:r>
-      <w:r>
-        <w:rPr>
-          <w:b/>
-          <w:bCs/>
-        </w:rPr>
-        <w:t xml:space="preserve">same</w:t>
-      </w:r>
-      <w:r>
-        <w:t xml:space="preserve"> </w:t>
-      </w:r>
-      <w:r>
-        <w:t xml:space="preserve">key (e.g. </w:t>
-      </w:r>
-      <w:r>
-        <w:rPr>
-          <w:b/>
-          <w:bCs/>
-        </w:rPr>
-        <w:t xml:space="preserve">AES</w:t>
-      </w:r>
-      <w:r>
-        <w:t xml:space="preserve">). Fast.</w:t>
+        <w:t xml:space="preserve">1883</w:t>
+      </w:r>
+      <w:r>
+        <w:t xml:space="preserve"> </w:t>
+      </w:r>
+      <w:r>
+        <w:t xml:space="preserve">— Kerckhoffs’s principle: security should be in the</w:t>
+      </w:r>
+      <w:r>
+        <w:t xml:space="preserve"> </w:t>
+      </w:r>
+      <w:r>
+        <w:rPr>
+          <w:b/>
+          <w:bCs/>
+        </w:rPr>
+        <w:t xml:space="preserve">key</w:t>
+      </w:r>
+      <w:r>
+        <w:t xml:space="preserve">, not the secrecy of the system. This</w:t>
+      </w:r>
+      <w:r>
+        <w:t xml:space="preserve"> </w:t>
+      </w:r>
+      <w:r>
+        <w:t xml:space="preserve">is the root of white-box thinking.</w:t>
       </w:r>
     </w:p>
     <w:p>
@@ -1819,47 +3332,51 @@
           <w:b/>
           <w:bCs/>
         </w:rPr>
-        <w:t xml:space="preserve">Asymmetric:</w:t>
-      </w:r>
-      <w:r>
-        <w:t xml:space="preserve"> </w:t>
-      </w:r>
-      <w:r>
-        <w:t xml:space="preserve">a public/private key pair (e.g. RSA). Slow, but key distribution is easy.</w:t>
-      </w:r>
-    </w:p>
-    <w:p>
-      <w:pPr>
-        <w:pStyle w:val="FirstParagraph"/>
-      </w:pPr>
-      <w:r>
-        <w:t xml:space="preserve">This week we will mainly work with</w:t>
-      </w:r>
-      <w:r>
-        <w:t xml:space="preserve"> </w:t>
-      </w:r>
-      <w:r>
-        <w:rPr>
-          <w:b/>
-          <w:bCs/>
-        </w:rPr>
-        <w:t xml:space="preserve">AES</w:t>
-      </w:r>
-      <w:r>
-        <w:t xml:space="preserve"> </w:t>
-      </w:r>
-      <w:r>
-        <w:t xml:space="preserve">(symmetric).</w:t>
-      </w:r>
-    </w:p>
-    <w:bookmarkEnd w:id="26"/>
-    <w:bookmarkStart w:id="27" w:name="what-is-aes-from-a-high-level"/>
-    <w:p>
-      <w:pPr>
-        <w:pStyle w:val="Heading3"/>
-      </w:pPr>
-      <w:r>
-        <w:t xml:space="preserve">What is AES? (from a high level)</w:t>
+        <w:t xml:space="preserve">2002</w:t>
+      </w:r>
+      <w:r>
+        <w:t xml:space="preserve"> </w:t>
+      </w:r>
+      <w:r>
+        <w:t xml:space="preserve">— Chow, Eisen, Johnson, van Oorschot publish the first</w:t>
+      </w:r>
+      <w:r>
+        <w:t xml:space="preserve"> </w:t>
+      </w:r>
+      <w:r>
+        <w:rPr>
+          <w:b/>
+          <w:bCs/>
+        </w:rPr>
+        <w:t xml:space="preserve">whitebox AES</w:t>
+      </w:r>
+      <w:r>
+        <w:t xml:space="preserve"> </w:t>
+      </w:r>
+      <w:r>
+        <w:t xml:space="preserve">and</w:t>
+      </w:r>
+      <w:r>
+        <w:t xml:space="preserve"> </w:t>
+      </w:r>
+      <w:r>
+        <w:rPr>
+          <w:b/>
+          <w:bCs/>
+        </w:rPr>
+        <w:t xml:space="preserve">whitebox DES</w:t>
+      </w:r>
+      <w:r>
+        <w:t xml:space="preserve"> </w:t>
+      </w:r>
+      <w:r>
+        <w:t xml:space="preserve">(for</w:t>
+      </w:r>
+      <w:r>
+        <w:t xml:space="preserve"> </w:t>
+      </w:r>
+      <w:r>
+        <w:t xml:space="preserve">DRM). The birth of WBC.</w:t>
       </w:r>
     </w:p>
     <w:p>
@@ -1867,7 +3384,7 @@
         <w:pStyle w:val="Compact"/>
         <w:numPr>
           <w:ilvl w:val="0"/>
-          <w:numId w:val="1005"/>
+          <w:numId w:val="1004"/>
         </w:numPr>
       </w:pPr>
       <w:r>
@@ -1875,13 +3392,44 @@
           <w:b/>
           <w:bCs/>
         </w:rPr>
-        <w:t xml:space="preserve">AES:</w:t>
-      </w:r>
-      <w:r>
-        <w:t xml:space="preserve"> </w:t>
-      </w:r>
-      <w:r>
-        <w:t xml:space="preserve">the most widely used symmetric encryption algorithm.</w:t>
+        <w:t xml:space="preserve">2004</w:t>
+      </w:r>
+      <w:r>
+        <w:t xml:space="preserve"> </w:t>
+      </w:r>
+      <w:r>
+        <w:t xml:space="preserve">— Billet–Gilbert–Ech-Chatbi (the</w:t>
+      </w:r>
+      <w:r>
+        <w:t xml:space="preserve"> </w:t>
+      </w:r>
+      <w:r>
+        <w:rPr>
+          <w:b/>
+          <w:bCs/>
+        </w:rPr>
+        <w:t xml:space="preserve">BGE attack</w:t>
+      </w:r>
+      <w:r>
+        <w:t xml:space="preserve">) break the first WB-AES → the start of the</w:t>
+      </w:r>
+      <w:r>
+        <w:t xml:space="preserve"> </w:t>
+      </w:r>
+      <w:r>
+        <w:t xml:space="preserve">“all of</w:t>
+      </w:r>
+      <w:r>
+        <w:t xml:space="preserve"> </w:t>
+      </w:r>
+      <w:r>
+        <w:t xml:space="preserve">them get broken”</w:t>
+      </w:r>
+      <w:r>
+        <w:t xml:space="preserve"> </w:t>
+      </w:r>
+      <w:r>
+        <w:t xml:space="preserve">rule.</w:t>
       </w:r>
     </w:p>
     <w:p>
@@ -1889,21 +3437,53 @@
         <w:pStyle w:val="Compact"/>
         <w:numPr>
           <w:ilvl w:val="0"/>
-          <w:numId w:val="1005"/>
+          <w:numId w:val="1004"/>
         </w:numPr>
       </w:pPr>
       <w:r>
-        <w:t xml:space="preserve">Operates on 16-byte</w:t>
-      </w:r>
-      <w:r>
-        <w:t xml:space="preserve"> </w:t>
-      </w:r>
-      <w:r>
-        <w:rPr>
-          <w:b/>
-          <w:bCs/>
-        </w:rPr>
-        <w:t xml:space="preserve">blocks</w:t>
+        <w:rPr>
+          <w:b/>
+          <w:bCs/>
+        </w:rPr>
+        <w:t xml:space="preserve">2016</w:t>
+      </w:r>
+      <w:r>
+        <w:t xml:space="preserve"> </w:t>
+      </w:r>
+      <w:r>
+        <w:t xml:space="preserve">— Bos et al.’s</w:t>
+      </w:r>
+      <w:r>
+        <w:t xml:space="preserve"> </w:t>
+      </w:r>
+      <w:r>
+        <w:rPr>
+          <w:b/>
+          <w:bCs/>
+        </w:rPr>
+        <w:t xml:space="preserve">DCA</w:t>
+      </w:r>
+      <w:r>
+        <w:t xml:space="preserve"> </w:t>
+      </w:r>
+      <w:r>
+        <w:t xml:space="preserve">(Differential Computation Analysis): brings hardware DPA into software,</w:t>
+      </w:r>
+      <w:r>
+        <w:t xml:space="preserve"> </w:t>
+      </w:r>
+      <w:r>
+        <w:t xml:space="preserve">breaking many WBCs</w:t>
+      </w:r>
+      <w:r>
+        <w:t xml:space="preserve"> </w:t>
+      </w:r>
+      <w:r>
+        <w:rPr>
+          <w:b/>
+          <w:bCs/>
+        </w:rPr>
+        <w:t xml:space="preserve">automatically</w:t>
       </w:r>
       <w:r>
         <w:t xml:space="preserve">.</w:t>
@@ -1914,3021 +3494,7 @@
         <w:pStyle w:val="Compact"/>
         <w:numPr>
           <w:ilvl w:val="0"/>
-          <w:numId w:val="1005"/>
-        </w:numPr>
-      </w:pPr>
-      <w:r>
-        <w:t xml:space="preserve">Mixes the data in</w:t>
-      </w:r>
-      <w:r>
-        <w:t xml:space="preserve"> </w:t>
-      </w:r>
-      <w:r>
-        <w:rPr>
-          <w:b/>
-          <w:bCs/>
-        </w:rPr>
-        <w:t xml:space="preserve">rounds</w:t>
-      </w:r>
-      <w:r>
-        <w:t xml:space="preserve">; each round: byte substitution, row/column mixing, key addition.</w:t>
-      </w:r>
-    </w:p>
-    <w:p>
-      <w:pPr>
-        <w:pStyle w:val="FirstParagraph"/>
-      </w:pPr>
-      <w:r>
-        <w:t xml:space="preserve">The details will not be asked in this week’s exam; the</w:t>
-      </w:r>
-      <w:r>
-        <w:t xml:space="preserve"> </w:t>
-      </w:r>
-      <w:r>
-        <w:rPr>
-          <w:b/>
-          <w:bCs/>
-        </w:rPr>
-        <w:t xml:space="preserve">idea</w:t>
-      </w:r>
-      <w:r>
-        <w:t xml:space="preserve"> </w:t>
-      </w:r>
-      <w:r>
-        <w:t xml:space="preserve">is enough.</w:t>
-      </w:r>
-    </w:p>
-    <w:bookmarkEnd w:id="27"/>
-    <w:bookmarkStart w:id="28" w:name="what-is-an-s-box"/>
-    <w:p>
-      <w:pPr>
-        <w:pStyle w:val="Heading3"/>
-      </w:pPr>
-      <w:r>
-        <w:t xml:space="preserve">What is an S-box?</w:t>
-      </w:r>
-    </w:p>
-    <w:p>
-      <w:pPr>
-        <w:pStyle w:val="Compact"/>
-        <w:numPr>
-          <w:ilvl w:val="0"/>
-          <w:numId w:val="1006"/>
-        </w:numPr>
-      </w:pPr>
-      <w:r>
-        <w:rPr>
-          <w:b/>
-          <w:bCs/>
-        </w:rPr>
-        <w:t xml:space="preserve">S-box (substitution box):</w:t>
-      </w:r>
-      <w:r>
-        <w:t xml:space="preserve"> </w:t>
-      </w:r>
-      <w:r>
-        <w:t xml:space="preserve">a</w:t>
-      </w:r>
-      <w:r>
-        <w:t xml:space="preserve"> </w:t>
-      </w:r>
-      <w:r>
-        <w:rPr>
-          <w:b/>
-          <w:bCs/>
-        </w:rPr>
-        <w:t xml:space="preserve">fixed table</w:t>
-      </w:r>
-      <w:r>
-        <w:t xml:space="preserve"> </w:t>
-      </w:r>
-      <w:r>
-        <w:t xml:space="preserve">that replaces one byte with another.</w:t>
-      </w:r>
-    </w:p>
-    <w:p>
-      <w:pPr>
-        <w:pStyle w:val="Compact"/>
-        <w:numPr>
-          <w:ilvl w:val="0"/>
-          <w:numId w:val="1006"/>
-        </w:numPr>
-      </w:pPr>
-      <w:r>
-        <w:t xml:space="preserve">This is AES’s</w:t>
-      </w:r>
-      <w:r>
-        <w:t xml:space="preserve"> </w:t>
-      </w:r>
-      <w:r>
-        <w:t xml:space="preserve">“byte substitution”</w:t>
-      </w:r>
-      <w:r>
-        <w:t xml:space="preserve"> </w:t>
-      </w:r>
-      <w:r>
-        <w:t xml:space="preserve">step.</w:t>
-      </w:r>
-    </w:p>
-    <w:p>
-      <w:pPr>
-        <w:pStyle w:val="Compact"/>
-        <w:numPr>
-          <w:ilvl w:val="0"/>
-          <w:numId w:val="1006"/>
-        </w:numPr>
-      </w:pPr>
-      <w:r>
-        <w:t xml:space="preserve">Example: a 256-entry mapping such as</w:t>
-      </w:r>
-      <w:r>
-        <w:t xml:space="preserve"> </w:t>
-      </w:r>
-      <w:r>
-        <w:rPr>
-          <w:rStyle w:val="VerbatimChar"/>
-        </w:rPr>
-        <w:t xml:space="preserve">S-box[0x53] = 0xED</w:t>
-      </w:r>
-      <w:r>
-        <w:t xml:space="preserve">.</w:t>
-      </w:r>
-    </w:p>
-    <w:p>
-      <w:pPr>
-        <w:pStyle w:val="FirstParagraph"/>
-      </w:pPr>
-      <w:r>
-        <w:t xml:space="preserve">Keep this table in mind; it is the heart of whitebox.</w:t>
-      </w:r>
-    </w:p>
-    <w:bookmarkEnd w:id="28"/>
-    <w:bookmarkStart w:id="29" w:name="lookup-table"/>
-    <w:p>
-      <w:pPr>
-        <w:pStyle w:val="Heading3"/>
-      </w:pPr>
-      <w:r>
-        <w:t xml:space="preserve">Lookup table</w:t>
-      </w:r>
-    </w:p>
-    <w:p>
-      <w:pPr>
-        <w:pStyle w:val="Compact"/>
-        <w:numPr>
-          <w:ilvl w:val="0"/>
-          <w:numId w:val="1007"/>
-        </w:numPr>
-      </w:pPr>
-      <w:r>
-        <w:rPr>
-          <w:b/>
-          <w:bCs/>
-        </w:rPr>
-        <w:t xml:space="preserve">Lookup table:</w:t>
-      </w:r>
-      <w:r>
-        <w:t xml:space="preserve"> </w:t>
-      </w:r>
-      <w:r>
-        <w:t xml:space="preserve">an array that gives</w:t>
-      </w:r>
-      <w:r>
-        <w:t xml:space="preserve"> </w:t>
-      </w:r>
-      <w:r>
-        <w:t xml:space="preserve">“output for a given input”</w:t>
-      </w:r>
-      <w:r>
-        <w:t xml:space="preserve">.</w:t>
-      </w:r>
-    </w:p>
-    <w:p>
-      <w:pPr>
-        <w:pStyle w:val="Compact"/>
-        <w:numPr>
-          <w:ilvl w:val="0"/>
-          <w:numId w:val="1007"/>
-        </w:numPr>
-      </w:pPr>
-      <w:r>
-        <w:rPr>
-          <w:rStyle w:val="VerbatimChar"/>
-        </w:rPr>
-        <w:t xml:space="preserve">T[x]</w:t>
-      </w:r>
-      <w:r>
-        <w:t xml:space="preserve"> </w:t>
-      </w:r>
-      <w:r>
-        <w:t xml:space="preserve">= the precomputed result for x.</w:t>
-      </w:r>
-    </w:p>
-    <w:p>
-      <w:pPr>
-        <w:pStyle w:val="Compact"/>
-        <w:numPr>
-          <w:ilvl w:val="0"/>
-          <w:numId w:val="1007"/>
-        </w:numPr>
-      </w:pPr>
-      <w:r>
-        <w:t xml:space="preserve">Instead of computing,</w:t>
-      </w:r>
-      <w:r>
-        <w:t xml:space="preserve"> </w:t>
-      </w:r>
-      <w:r>
-        <w:rPr>
-          <w:b/>
-          <w:bCs/>
-        </w:rPr>
-        <w:t xml:space="preserve">you read from the table</w:t>
-      </w:r>
-      <w:r>
-        <w:t xml:space="preserve">; it’s fast.</w:t>
-      </w:r>
-    </w:p>
-    <w:p>
-      <w:pPr>
-        <w:pStyle w:val="FirstParagraph"/>
-      </w:pPr>
-      <w:r>
-        <w:t xml:space="preserve">Whitebox buries the computation inside tables.</w:t>
-      </w:r>
-    </w:p>
-    <w:bookmarkEnd w:id="29"/>
-    <w:bookmarkStart w:id="30" w:name="xor-reminder"/>
-    <w:p>
-      <w:pPr>
-        <w:pStyle w:val="Heading3"/>
-      </w:pPr>
-      <w:r>
-        <w:t xml:space="preserve">XOR reminder</w:t>
-      </w:r>
-    </w:p>
-    <w:p>
-      <w:pPr>
-        <w:pStyle w:val="Compact"/>
-        <w:numPr>
-          <w:ilvl w:val="0"/>
-          <w:numId w:val="1008"/>
-        </w:numPr>
-      </w:pPr>
-      <w:r>
-        <w:rPr>
-          <w:b/>
-          <w:bCs/>
-        </w:rPr>
-        <w:t xml:space="preserve">XOR</w:t>
-      </w:r>
-      <w:r>
-        <w:t xml:space="preserve"> </w:t>
-      </w:r>
-      <w:r>
-        <w:t xml:space="preserve">(</w:t>
-      </w:r>
-      <w:r>
-        <w:rPr>
-          <w:rStyle w:val="VerbatimChar"/>
-        </w:rPr>
-        <w:t xml:space="preserve">^</w:t>
-      </w:r>
-      <w:r>
-        <w:t xml:space="preserve">): 1 if the bits differ, 0 if they’re the same.</w:t>
-      </w:r>
-    </w:p>
-    <w:p>
-      <w:pPr>
-        <w:pStyle w:val="Compact"/>
-        <w:numPr>
-          <w:ilvl w:val="0"/>
-          <w:numId w:val="1008"/>
-        </w:numPr>
-      </w:pPr>
-      <w:r>
-        <w:rPr>
-          <w:rStyle w:val="VerbatimChar"/>
-        </w:rPr>
-        <w:t xml:space="preserve">a ^ b ^ b == a</w:t>
-      </w:r>
-      <w:r>
-        <w:t xml:space="preserve"> </w:t>
-      </w:r>
-      <w:r>
-        <w:t xml:space="preserve">→ reversible.</w:t>
-      </w:r>
-    </w:p>
-    <w:p>
-      <w:pPr>
-        <w:pStyle w:val="Compact"/>
-        <w:numPr>
-          <w:ilvl w:val="0"/>
-          <w:numId w:val="1008"/>
-        </w:numPr>
-      </w:pPr>
-      <w:r>
-        <w:t xml:space="preserve">In AES, the</w:t>
-      </w:r>
-      <w:r>
-        <w:t xml:space="preserve"> </w:t>
-      </w:r>
-      <w:r>
-        <w:t xml:space="preserve">“key addition”</w:t>
-      </w:r>
-      <w:r>
-        <w:t xml:space="preserve"> </w:t>
-      </w:r>
-      <w:r>
-        <w:t xml:space="preserve">step is an XOR:</w:t>
-      </w:r>
-      <w:r>
-        <w:t xml:space="preserve"> </w:t>
-      </w:r>
-      <w:r>
-        <w:rPr>
-          <w:rStyle w:val="VerbatimChar"/>
-        </w:rPr>
-        <w:t xml:space="preserve">state ^ key</w:t>
-      </w:r>
-      <w:r>
-        <w:t xml:space="preserve">.</w:t>
-      </w:r>
-    </w:p>
-    <w:bookmarkEnd w:id="30"/>
-    <w:bookmarkStart w:id="31" w:name="bit-security-level"/>
-    <w:p>
-      <w:pPr>
-        <w:pStyle w:val="Heading3"/>
-      </w:pPr>
-      <w:r>
-        <w:t xml:space="preserve">Bit security level</w:t>
-      </w:r>
-    </w:p>
-    <w:p>
-      <w:pPr>
-        <w:pStyle w:val="Compact"/>
-        <w:numPr>
-          <w:ilvl w:val="0"/>
-          <w:numId w:val="1009"/>
-        </w:numPr>
-      </w:pPr>
-      <w:r>
-        <w:t xml:space="preserve">“</w:t>
-      </w:r>
-      <w:r>
-        <w:rPr>
-          <w:b/>
-          <w:bCs/>
-        </w:rPr>
-        <w:t xml:space="preserve">n-bit security</w:t>
-      </w:r>
-      <w:r>
-        <w:t xml:space="preserve">”</w:t>
-      </w:r>
-      <w:r>
-        <w:t xml:space="preserve"> </w:t>
-      </w:r>
-      <w:r>
-        <w:t xml:space="preserve">= roughly 2ⁿ attempts are needed to break it.</w:t>
-      </w:r>
-    </w:p>
-    <w:p>
-      <w:pPr>
-        <w:pStyle w:val="Compact"/>
-        <w:numPr>
-          <w:ilvl w:val="0"/>
-          <w:numId w:val="1009"/>
-        </w:numPr>
-      </w:pPr>
-      <w:r>
-        <w:t xml:space="preserve">AES-128 → 128 bits; considered unbreakable today.</w:t>
-      </w:r>
-    </w:p>
-    <w:p>
-      <w:pPr>
-        <w:pStyle w:val="Compact"/>
-        <w:numPr>
-          <w:ilvl w:val="0"/>
-          <w:numId w:val="1009"/>
-        </w:numPr>
-      </w:pPr>
-      <w:r>
-        <w:t xml:space="preserve">Higher number = stronger.</w:t>
-      </w:r>
-    </w:p>
-    <w:bookmarkEnd w:id="31"/>
-    <w:bookmarkStart w:id="32" w:name="what-is-a-side-channel"/>
-    <w:p>
-      <w:pPr>
-        <w:pStyle w:val="Heading3"/>
-      </w:pPr>
-      <w:r>
-        <w:t xml:space="preserve">What is a side channel?</w:t>
-      </w:r>
-    </w:p>
-    <w:p>
-      <w:pPr>
-        <w:pStyle w:val="Compact"/>
-        <w:numPr>
-          <w:ilvl w:val="0"/>
-          <w:numId w:val="1010"/>
-        </w:numPr>
-      </w:pPr>
-      <w:r>
-        <w:rPr>
-          <w:b/>
-          <w:bCs/>
-        </w:rPr>
-        <w:t xml:space="preserve">Side channel:</w:t>
-      </w:r>
-      <w:r>
-        <w:t xml:space="preserve"> </w:t>
-      </w:r>
-      <w:r>
-        <w:t xml:space="preserve">an attack that uses not the algorithm’s mathematics, but the</w:t>
-      </w:r>
-      <w:r>
-        <w:t xml:space="preserve"> </w:t>
-      </w:r>
-      <w:r>
-        <w:rPr>
-          <w:b/>
-          <w:bCs/>
-        </w:rPr>
-        <w:t xml:space="preserve">physical/indirect information</w:t>
-      </w:r>
-      <w:r>
-        <w:rPr>
-          <w:b/>
-          <w:bCs/>
-        </w:rPr>
-        <w:t xml:space="preserve"> </w:t>
-      </w:r>
-      <w:r>
-        <w:rPr>
-          <w:b/>
-          <w:bCs/>
-        </w:rPr>
-        <w:t xml:space="preserve">it leaks while running</w:t>
-      </w:r>
-      <w:r>
-        <w:t xml:space="preserve">.</w:t>
-      </w:r>
-    </w:p>
-    <w:p>
-      <w:pPr>
-        <w:pStyle w:val="Compact"/>
-        <w:numPr>
-          <w:ilvl w:val="0"/>
-          <w:numId w:val="1010"/>
-        </w:numPr>
-      </w:pPr>
-      <w:r>
-        <w:t xml:space="preserve">Example: elapsed</w:t>
-      </w:r>
-      <w:r>
-        <w:t xml:space="preserve"> </w:t>
-      </w:r>
-      <w:r>
-        <w:rPr>
-          <w:b/>
-          <w:bCs/>
-        </w:rPr>
-        <w:t xml:space="preserve">time</w:t>
-      </w:r>
-      <w:r>
-        <w:t xml:space="preserve">,</w:t>
-      </w:r>
-      <w:r>
-        <w:t xml:space="preserve"> </w:t>
-      </w:r>
-      <w:r>
-        <w:rPr>
-          <w:b/>
-          <w:bCs/>
-        </w:rPr>
-        <w:t xml:space="preserve">power</w:t>
-      </w:r>
-      <w:r>
-        <w:t xml:space="preserve"> </w:t>
-      </w:r>
-      <w:r>
-        <w:t xml:space="preserve">consumption, electromagnetic emission.</w:t>
-      </w:r>
-    </w:p>
-    <w:p>
-      <w:pPr>
-        <w:pStyle w:val="FirstParagraph"/>
-      </w:pPr>
-      <w:r>
-        <w:t xml:space="preserve">This is classic on smart cards; shortly we’ll see its software counterpart in whitebox.</w:t>
-      </w:r>
-    </w:p>
-    <w:bookmarkEnd w:id="32"/>
-    <w:bookmarkStart w:id="33" w:name="what-is-dpa"/>
-    <w:p>
-      <w:pPr>
-        <w:pStyle w:val="Heading3"/>
-      </w:pPr>
-      <w:r>
-        <w:t xml:space="preserve">What is DPA?</w:t>
-      </w:r>
-    </w:p>
-    <w:p>
-      <w:pPr>
-        <w:pStyle w:val="Compact"/>
-        <w:numPr>
-          <w:ilvl w:val="0"/>
-          <w:numId w:val="1011"/>
-        </w:numPr>
-      </w:pPr>
-      <w:r>
-        <w:rPr>
-          <w:b/>
-          <w:bCs/>
-        </w:rPr>
-        <w:t xml:space="preserve">DPA (Differential Power Analysis):</w:t>
-      </w:r>
-      <w:r>
-        <w:t xml:space="preserve"> </w:t>
-      </w:r>
-      <w:r>
-        <w:t xml:space="preserve">a side-channel attack that applies statistics to a device’s</w:t>
-      </w:r>
-      <w:r>
-        <w:t xml:space="preserve"> </w:t>
-      </w:r>
-      <w:r>
-        <w:rPr>
-          <w:b/>
-          <w:bCs/>
-        </w:rPr>
-        <w:t xml:space="preserve">power</w:t>
-      </w:r>
-      <w:r>
-        <w:rPr>
-          <w:b/>
-          <w:bCs/>
-        </w:rPr>
-        <w:t xml:space="preserve"> </w:t>
-      </w:r>
-      <w:r>
-        <w:rPr>
-          <w:b/>
-          <w:bCs/>
-        </w:rPr>
-        <w:t xml:space="preserve">consumption</w:t>
-      </w:r>
-      <w:r>
-        <w:t xml:space="preserve"> </w:t>
-      </w:r>
-      <w:r>
-        <w:t xml:space="preserve">measurements to extract the key.</w:t>
-      </w:r>
-    </w:p>
-    <w:p>
-      <w:pPr>
-        <w:pStyle w:val="Compact"/>
-        <w:numPr>
-          <w:ilvl w:val="0"/>
-          <w:numId w:val="1011"/>
-        </w:numPr>
-      </w:pPr>
-      <w:r>
-        <w:t xml:space="preserve">It doesn’t look inside the device; it measures from outside.</w:t>
-      </w:r>
-    </w:p>
-    <w:p>
-      <w:pPr>
-        <w:pStyle w:val="FirstParagraph"/>
-      </w:pPr>
-      <w:r>
-        <w:t xml:space="preserve">Keep this idea in mind; whitebox’s most powerful attack (DCA) is the software form of exactly this.</w:t>
-      </w:r>
-    </w:p>
-    <w:bookmarkEnd w:id="33"/>
-    <w:bookmarkStart w:id="34" w:name="bijection-a-one-to-one-onto-mapping"/>
-    <w:p>
-      <w:pPr>
-        <w:pStyle w:val="Heading3"/>
-      </w:pPr>
-      <w:r>
-        <w:t xml:space="preserve">Bijection (a one-to-one, onto mapping)</w:t>
-      </w:r>
-    </w:p>
-    <w:p>
-      <w:pPr>
-        <w:pStyle w:val="Compact"/>
-        <w:numPr>
-          <w:ilvl w:val="0"/>
-          <w:numId w:val="1012"/>
-        </w:numPr>
-      </w:pPr>
-      <w:r>
-        <w:rPr>
-          <w:b/>
-          <w:bCs/>
-        </w:rPr>
-        <w:t xml:space="preserve">Bijection:</w:t>
-      </w:r>
-      <w:r>
-        <w:t xml:space="preserve"> </w:t>
-      </w:r>
-      <w:r>
-        <w:t xml:space="preserve">a transformation that maps every input to exactly one output, and that</w:t>
-      </w:r>
-      <w:r>
-        <w:t xml:space="preserve"> </w:t>
-      </w:r>
-      <w:r>
-        <w:rPr>
-          <w:b/>
-          <w:bCs/>
-        </w:rPr>
-        <w:t xml:space="preserve">can be inverted</w:t>
-      </w:r>
-      <w:r>
-        <w:t xml:space="preserve">.</w:t>
-      </w:r>
-    </w:p>
-    <w:p>
-      <w:pPr>
-        <w:pStyle w:val="Compact"/>
-        <w:numPr>
-          <w:ilvl w:val="0"/>
-          <w:numId w:val="1012"/>
-        </w:numPr>
-      </w:pPr>
-      <w:r>
-        <w:t xml:space="preserve">Example:</w:t>
-      </w:r>
-      <w:r>
-        <w:t xml:space="preserve"> </w:t>
-      </w:r>
-      <w:r>
-        <w:rPr>
-          <w:rStyle w:val="VerbatimChar"/>
-        </w:rPr>
-        <w:t xml:space="preserve">f(x) = x ^ 0x5A</w:t>
-      </w:r>
-      <w:r>
-        <w:t xml:space="preserve"> </w:t>
-      </w:r>
-      <w:r>
-        <w:t xml:space="preserve">is a bijection (its inverse is itself).</w:t>
-      </w:r>
-    </w:p>
-    <w:p>
-      <w:pPr>
-        <w:pStyle w:val="FirstParagraph"/>
-      </w:pPr>
-      <w:r>
-        <w:t xml:space="preserve">Whitebox wraps tables in</w:t>
-      </w:r>
-      <w:r>
-        <w:t xml:space="preserve"> </w:t>
-      </w:r>
-      <w:r>
-        <w:rPr>
-          <w:b/>
-          <w:bCs/>
-        </w:rPr>
-        <w:t xml:space="preserve">hidden bijections</w:t>
-      </w:r>
-      <w:r>
-        <w:t xml:space="preserve">.</w:t>
-      </w:r>
-    </w:p>
-    <w:bookmarkEnd w:id="34"/>
-    <w:bookmarkStart w:id="35" w:name="tee-and-secure-element-se"/>
-    <w:p>
-      <w:pPr>
-        <w:pStyle w:val="Heading3"/>
-      </w:pPr>
-      <w:r>
-        <w:t xml:space="preserve">TEE and secure element (SE)</w:t>
-      </w:r>
-    </w:p>
-    <w:p>
-      <w:pPr>
-        <w:pStyle w:val="Compact"/>
-        <w:numPr>
-          <w:ilvl w:val="0"/>
-          <w:numId w:val="1013"/>
-        </w:numPr>
-      </w:pPr>
-      <w:r>
-        <w:rPr>
-          <w:b/>
-          <w:bCs/>
-        </w:rPr>
-        <w:t xml:space="preserve">TEE (Trusted Execution Environment):</w:t>
-      </w:r>
-      <w:r>
-        <w:t xml:space="preserve"> </w:t>
-      </w:r>
-      <w:r>
-        <w:t xml:space="preserve">a secure region of the phone’s processor that is</w:t>
-      </w:r>
-      <w:r>
-        <w:t xml:space="preserve"> </w:t>
-      </w:r>
-      <w:r>
-        <w:rPr>
-          <w:b/>
-          <w:bCs/>
-        </w:rPr>
-        <w:t xml:space="preserve">isolated</w:t>
-      </w:r>
-      <w:r>
-        <w:t xml:space="preserve"> </w:t>
-      </w:r>
-      <w:r>
-        <w:t xml:space="preserve">from the</w:t>
-      </w:r>
-      <w:r>
-        <w:t xml:space="preserve"> </w:t>
-      </w:r>
-      <w:r>
-        <w:t xml:space="preserve">operating system.</w:t>
-      </w:r>
-    </w:p>
-    <w:p>
-      <w:pPr>
-        <w:pStyle w:val="Compact"/>
-        <w:numPr>
-          <w:ilvl w:val="0"/>
-          <w:numId w:val="1013"/>
-        </w:numPr>
-      </w:pPr>
-      <w:r>
-        <w:rPr>
-          <w:b/>
-          <w:bCs/>
-        </w:rPr>
-        <w:t xml:space="preserve">Secure element (SE):</w:t>
-      </w:r>
-      <w:r>
-        <w:t xml:space="preserve"> </w:t>
-      </w:r>
-      <w:r>
-        <w:t xml:space="preserve">a separate, tamper-resistant</w:t>
-      </w:r>
-      <w:r>
-        <w:t xml:space="preserve"> </w:t>
-      </w:r>
-      <w:r>
-        <w:rPr>
-          <w:b/>
-          <w:bCs/>
-        </w:rPr>
-        <w:t xml:space="preserve">hardware</w:t>
-      </w:r>
-      <w:r>
-        <w:t xml:space="preserve"> </w:t>
-      </w:r>
-      <w:r>
-        <w:t xml:space="preserve">chip that stores keys.</w:t>
-      </w:r>
-    </w:p>
-    <w:p>
-      <w:pPr>
-        <w:pStyle w:val="FirstParagraph"/>
-      </w:pPr>
-      <w:r>
-        <w:t xml:space="preserve">These are the strongest protection for a key; whitebox is for the situation where they are</w:t>
-      </w:r>
-      <w:r>
-        <w:t xml:space="preserve"> </w:t>
-      </w:r>
-      <w:r>
-        <w:rPr>
-          <w:b/>
-          <w:bCs/>
-        </w:rPr>
-        <w:t xml:space="preserve">absent</w:t>
-      </w:r>
-      <w:r>
-        <w:t xml:space="preserve">.</w:t>
-      </w:r>
-    </w:p>
-    <w:bookmarkEnd w:id="35"/>
-    <w:bookmarkStart w:id="36" w:name="hsm-and-softhsm"/>
-    <w:p>
-      <w:pPr>
-        <w:pStyle w:val="Heading3"/>
-      </w:pPr>
-      <w:r>
-        <w:t xml:space="preserve">HSM and SoftHSM</w:t>
-      </w:r>
-    </w:p>
-    <w:p>
-      <w:pPr>
-        <w:pStyle w:val="Compact"/>
-        <w:numPr>
-          <w:ilvl w:val="0"/>
-          <w:numId w:val="1014"/>
-        </w:numPr>
-      </w:pPr>
-      <w:r>
-        <w:rPr>
-          <w:b/>
-          <w:bCs/>
-        </w:rPr>
-        <w:t xml:space="preserve">HSM (Hardware Security Module):</w:t>
-      </w:r>
-      <w:r>
-        <w:t xml:space="preserve"> </w:t>
-      </w:r>
-      <w:r>
-        <w:t xml:space="preserve">dedicated hardware on a server that stores/operates on keys; the key</w:t>
-      </w:r>
-      <w:r>
-        <w:t xml:space="preserve"> </w:t>
-      </w:r>
-      <w:r>
-        <w:rPr>
-          <w:b/>
-          <w:bCs/>
-        </w:rPr>
-        <w:t xml:space="preserve">never leaves it</w:t>
-      </w:r>
-      <w:r>
-        <w:t xml:space="preserve">.</w:t>
-      </w:r>
-    </w:p>
-    <w:p>
-      <w:pPr>
-        <w:pStyle w:val="Compact"/>
-        <w:numPr>
-          <w:ilvl w:val="0"/>
-          <w:numId w:val="1014"/>
-        </w:numPr>
-      </w:pPr>
-      <w:r>
-        <w:rPr>
-          <w:b/>
-          <w:bCs/>
-        </w:rPr>
-        <w:t xml:space="preserve">SoftHSM:</w:t>
-      </w:r>
-      <w:r>
-        <w:t xml:space="preserve"> </w:t>
-      </w:r>
-      <w:r>
-        <w:t xml:space="preserve">a</w:t>
-      </w:r>
-      <w:r>
-        <w:t xml:space="preserve"> </w:t>
-      </w:r>
-      <w:r>
-        <w:rPr>
-          <w:b/>
-          <w:bCs/>
-        </w:rPr>
-        <w:t xml:space="preserve">software emulation</w:t>
-      </w:r>
-      <w:r>
-        <w:t xml:space="preserve"> </w:t>
-      </w:r>
-      <w:r>
-        <w:t xml:space="preserve">of an HSM; the same interface (PKCS#11), but no hardware protection (for</w:t>
-      </w:r>
-      <w:r>
-        <w:t xml:space="preserve"> </w:t>
-      </w:r>
-      <w:r>
-        <w:t xml:space="preserve">development/testing).</w:t>
-      </w:r>
-    </w:p>
-    <w:bookmarkEnd w:id="36"/>
-    <w:bookmarkStart w:id="37" w:name="what-is-a-debugger"/>
-    <w:p>
-      <w:pPr>
-        <w:pStyle w:val="Heading3"/>
-      </w:pPr>
-      <w:r>
-        <w:t xml:space="preserve">What is a debugger?</w:t>
-      </w:r>
-    </w:p>
-    <w:p>
-      <w:pPr>
-        <w:pStyle w:val="Compact"/>
-        <w:numPr>
-          <w:ilvl w:val="0"/>
-          <w:numId w:val="1015"/>
-        </w:numPr>
-      </w:pPr>
-      <w:r>
-        <w:rPr>
-          <w:b/>
-          <w:bCs/>
-        </w:rPr>
-        <w:t xml:space="preserve">Debugger:</w:t>
-      </w:r>
-      <w:r>
-        <w:t xml:space="preserve"> </w:t>
-      </w:r>
-      <w:r>
-        <w:t xml:space="preserve">a tool that lets you run a program</w:t>
-      </w:r>
-      <w:r>
-        <w:t xml:space="preserve"> </w:t>
-      </w:r>
-      <w:r>
-        <w:rPr>
-          <w:b/>
-          <w:bCs/>
-        </w:rPr>
-        <w:t xml:space="preserve">step by step</w:t>
-      </w:r>
-      <w:r>
-        <w:t xml:space="preserve">, read every value currently in memory, and</w:t>
-      </w:r>
-      <w:r>
-        <w:t xml:space="preserve"> </w:t>
-      </w:r>
-      <w:r>
-        <w:t xml:space="preserve">see the processor’s registers (e.g. </w:t>
-      </w:r>
-      <w:r>
-        <w:rPr>
-          <w:rStyle w:val="VerbatimChar"/>
-        </w:rPr>
-        <w:t xml:space="preserve">gdb</w:t>
-      </w:r>
-      <w:r>
-        <w:t xml:space="preserve">,</w:t>
-      </w:r>
-      <w:r>
-        <w:t xml:space="preserve"> </w:t>
-      </w:r>
-      <w:r>
-        <w:rPr>
-          <w:rStyle w:val="VerbatimChar"/>
-        </w:rPr>
-        <w:t xml:space="preserve">x64dbg</w:t>
-      </w:r>
-      <w:r>
-        <w:t xml:space="preserve">, IDA/Ghidra’s dynamic mode).</w:t>
-      </w:r>
-    </w:p>
-    <w:p>
-      <w:pPr>
-        <w:pStyle w:val="Compact"/>
-        <w:numPr>
-          <w:ilvl w:val="0"/>
-          <w:numId w:val="1015"/>
-        </w:numPr>
-      </w:pPr>
-      <w:r>
-        <w:t xml:space="preserve">For a programmer we use this to</w:t>
-      </w:r>
-      <w:r>
-        <w:t xml:space="preserve"> </w:t>
-      </w:r>
-      <w:r>
-        <w:rPr>
-          <w:b/>
-          <w:bCs/>
-        </w:rPr>
-        <w:t xml:space="preserve">find bugs</w:t>
-      </w:r>
-      <w:r>
-        <w:t xml:space="preserve">; for a white-box attacker it turns into a tool for</w:t>
-      </w:r>
-      <w:r>
-        <w:t xml:space="preserve"> </w:t>
-      </w:r>
-      <w:r>
-        <w:rPr>
-          <w:b/>
-          <w:bCs/>
-        </w:rPr>
-        <w:t xml:space="preserve">observing</w:t>
-      </w:r>
-      <w:r>
-        <w:rPr>
-          <w:b/>
-          <w:bCs/>
-        </w:rPr>
-        <w:t xml:space="preserve"> </w:t>
-      </w:r>
-      <w:r>
-        <w:rPr>
-          <w:b/>
-          <w:bCs/>
-        </w:rPr>
-        <w:t xml:space="preserve">every step</w:t>
-      </w:r>
-      <w:r>
-        <w:t xml:space="preserve"> </w:t>
-      </w:r>
-      <w:r>
-        <w:t xml:space="preserve">of the program.</w:t>
-      </w:r>
-    </w:p>
-    <w:p>
-      <w:pPr>
-        <w:pStyle w:val="FirstParagraph"/>
-      </w:pPr>
-      <w:r>
-        <w:t xml:space="preserve">The white-box attacker’s</w:t>
-      </w:r>
-      <w:r>
-        <w:t xml:space="preserve"> </w:t>
-      </w:r>
-      <w:r>
-        <w:t xml:space="preserve">“observing execution”</w:t>
-      </w:r>
-      <w:r>
-        <w:t xml:space="preserve"> </w:t>
-      </w:r>
-      <w:r>
-        <w:t xml:space="preserve">and</w:t>
-      </w:r>
-      <w:r>
-        <w:t xml:space="preserve"> </w:t>
-      </w:r>
-      <w:r>
-        <w:t xml:space="preserve">“running only one round”</w:t>
-      </w:r>
-      <w:r>
-        <w:t xml:space="preserve"> </w:t>
-      </w:r>
-      <w:r>
-        <w:t xml:space="preserve">capability is, in practice, exactly</w:t>
-      </w:r>
-      <w:r>
-        <w:t xml:space="preserve"> </w:t>
-      </w:r>
-      <w:r>
-        <w:t xml:space="preserve">sitting down with a debugger and setting a breakpoint.</w:t>
-      </w:r>
-    </w:p>
-    <w:bookmarkEnd w:id="37"/>
-    <w:bookmarkStart w:id="38" w:name="static-analysis-and-dynamic-analysis"/>
-    <w:p>
-      <w:pPr>
-        <w:pStyle w:val="Heading3"/>
-      </w:pPr>
-      <w:r>
-        <w:t xml:space="preserve">Static analysis and dynamic analysis</w:t>
-      </w:r>
-    </w:p>
-    <w:p>
-      <w:pPr>
-        <w:pStyle w:val="FirstParagraph"/>
-      </w:pPr>
-      <w:r>
-        <w:t xml:space="preserve">There are two fundamental ways to examine a program, and to understand which</w:t>
-      </w:r>
-      <w:r>
-        <w:t xml:space="preserve"> </w:t>
-      </w:r>
-      <w:r>
-        <w:t xml:space="preserve">“box”</w:t>
-      </w:r>
-      <w:r>
-        <w:t xml:space="preserve"> </w:t>
-      </w:r>
-      <w:r>
-        <w:t xml:space="preserve">a whitebox attack stands in, we</w:t>
-      </w:r>
-      <w:r>
-        <w:t xml:space="preserve"> </w:t>
-      </w:r>
-      <w:r>
-        <w:t xml:space="preserve">need to distinguish between them:</w:t>
-      </w:r>
-    </w:p>
-    <w:p>
-      <w:pPr>
-        <w:pStyle w:val="Compact"/>
-        <w:numPr>
-          <w:ilvl w:val="0"/>
-          <w:numId w:val="1016"/>
-        </w:numPr>
-      </w:pPr>
-      <w:r>
-        <w:rPr>
-          <w:b/>
-          <w:bCs/>
-        </w:rPr>
-        <w:t xml:space="preserve">Static analysis:</w:t>
-      </w:r>
-      <w:r>
-        <w:t xml:space="preserve"> </w:t>
-      </w:r>
-      <w:r>
-        <w:t xml:space="preserve">analysis performed</w:t>
-      </w:r>
-      <w:r>
-        <w:t xml:space="preserve"> </w:t>
-      </w:r>
-      <w:r>
-        <w:rPr>
-          <w:b/>
-          <w:bCs/>
-        </w:rPr>
-        <w:t xml:space="preserve">without running</w:t>
-      </w:r>
-      <w:r>
-        <w:t xml:space="preserve"> </w:t>
-      </w:r>
-      <w:r>
-        <w:t xml:space="preserve">the program, examining only the binary (or source</w:t>
-      </w:r>
-      <w:r>
-        <w:t xml:space="preserve"> </w:t>
-      </w:r>
-      <w:r>
-        <w:t xml:space="preserve">code) (e.g. the</w:t>
-      </w:r>
-      <w:r>
-        <w:t xml:space="preserve"> </w:t>
-      </w:r>
-      <w:r>
-        <w:rPr>
-          <w:rStyle w:val="VerbatimChar"/>
-        </w:rPr>
-        <w:t xml:space="preserve">strings</w:t>
-      </w:r>
-      <w:r>
-        <w:t xml:space="preserve"> </w:t>
-      </w:r>
-      <w:r>
-        <w:t xml:space="preserve">command, reading instructions with a disassembler).</w:t>
-      </w:r>
-    </w:p>
-    <w:p>
-      <w:pPr>
-        <w:pStyle w:val="Compact"/>
-        <w:numPr>
-          <w:ilvl w:val="0"/>
-          <w:numId w:val="1016"/>
-        </w:numPr>
-      </w:pPr>
-      <w:r>
-        <w:rPr>
-          <w:b/>
-          <w:bCs/>
-        </w:rPr>
-        <w:t xml:space="preserve">Dynamic analysis:</w:t>
-      </w:r>
-      <w:r>
-        <w:t xml:space="preserve"> </w:t>
-      </w:r>
-      <w:r>
-        <w:t xml:space="preserve">analysis performed by</w:t>
-      </w:r>
-      <w:r>
-        <w:t xml:space="preserve"> </w:t>
-      </w:r>
-      <w:r>
-        <w:rPr>
-          <w:b/>
-          <w:bCs/>
-        </w:rPr>
-        <w:t xml:space="preserve">actually running</w:t>
-      </w:r>
-      <w:r>
-        <w:t xml:space="preserve"> </w:t>
-      </w:r>
-      <w:r>
-        <w:t xml:space="preserve">the program and observing it with a debugger</w:t>
-      </w:r>
-      <w:r>
-        <w:t xml:space="preserve"> </w:t>
-      </w:r>
-      <w:r>
-        <w:t xml:space="preserve">or the instrumentation we’ll define below.</w:t>
-      </w:r>
-    </w:p>
-    <w:p>
-      <w:pPr>
-        <w:pStyle w:val="FirstParagraph"/>
-      </w:pPr>
-      <w:r>
-        <w:t xml:space="preserve">The</w:t>
-      </w:r>
-      <w:r>
-        <w:t xml:space="preserve"> </w:t>
-      </w:r>
-      <w:r>
-        <w:rPr>
-          <w:b/>
-          <w:bCs/>
-        </w:rPr>
-        <w:t xml:space="preserve">entropy scan</w:t>
-      </w:r>
-      <w:r>
-        <w:t xml:space="preserve"> </w:t>
-      </w:r>
-      <w:r>
-        <w:t xml:space="preserve">in Section 2 is static (the program is never run);</w:t>
-      </w:r>
-      <w:r>
-        <w:t xml:space="preserve"> </w:t>
-      </w:r>
-      <w:r>
-        <w:rPr>
-          <w:b/>
-          <w:bCs/>
-        </w:rPr>
-        <w:t xml:space="preserve">DCA</w:t>
-      </w:r>
-      <w:r>
-        <w:t xml:space="preserve"> </w:t>
-      </w:r>
-      <w:r>
-        <w:t xml:space="preserve">in Section 4 is dynamic (the</w:t>
-      </w:r>
-      <w:r>
-        <w:t xml:space="preserve"> </w:t>
-      </w:r>
-      <w:r>
-        <w:t xml:space="preserve">program is run and observed repeatedly). Both are available to the white-box attacker; the black-box attacker can</w:t>
-      </w:r>
-      <w:r>
-        <w:t xml:space="preserve"> </w:t>
-      </w:r>
-      <w:r>
-        <w:t xml:space="preserve">do neither.</w:t>
-      </w:r>
-    </w:p>
-    <w:bookmarkEnd w:id="38"/>
-    <w:bookmarkStart w:id="39" w:name="what-are-instrumentation-and-an-emulator"/>
-    <w:p>
-      <w:pPr>
-        <w:pStyle w:val="Heading3"/>
-      </w:pPr>
-      <w:r>
-        <w:t xml:space="preserve">What are instrumentation and an emulator?</w:t>
-      </w:r>
-    </w:p>
-    <w:p>
-      <w:pPr>
-        <w:pStyle w:val="Compact"/>
-        <w:numPr>
-          <w:ilvl w:val="0"/>
-          <w:numId w:val="1017"/>
-        </w:numPr>
-      </w:pPr>
-      <w:r>
-        <w:rPr>
-          <w:b/>
-          <w:bCs/>
-        </w:rPr>
-        <w:t xml:space="preserve">Instrumentation:</w:t>
-      </w:r>
-      <w:r>
-        <w:t xml:space="preserve"> </w:t>
-      </w:r>
-      <w:r>
-        <w:t xml:space="preserve">modifying a program, or running it under a special tool, so that it</w:t>
-      </w:r>
-      <w:r>
-        <w:t xml:space="preserve"> </w:t>
-      </w:r>
-      <w:r>
-        <w:rPr>
-          <w:b/>
-          <w:bCs/>
-        </w:rPr>
-        <w:t xml:space="preserve">automatically records</w:t>
-      </w:r>
-      <w:r>
-        <w:rPr>
-          <w:b/>
-          <w:bCs/>
-        </w:rPr>
-        <w:t xml:space="preserve"> </w:t>
-      </w:r>
-      <w:r>
-        <w:rPr>
-          <w:b/>
-          <w:bCs/>
-        </w:rPr>
-        <w:t xml:space="preserve">what is processed at specific points</w:t>
-      </w:r>
-      <w:r>
-        <w:t xml:space="preserve"> </w:t>
-      </w:r>
-      <w:r>
-        <w:t xml:space="preserve">while it runs (e.g. adding a layer that logs every memory read/write).</w:t>
-      </w:r>
-    </w:p>
-    <w:p>
-      <w:pPr>
-        <w:pStyle w:val="Compact"/>
-        <w:numPr>
-          <w:ilvl w:val="0"/>
-          <w:numId w:val="1017"/>
-        </w:numPr>
-      </w:pPr>
-      <w:r>
-        <w:rPr>
-          <w:b/>
-          <w:bCs/>
-        </w:rPr>
-        <w:t xml:space="preserve">Emulator:</w:t>
-      </w:r>
-      <w:r>
-        <w:t xml:space="preserve"> </w:t>
-      </w:r>
-      <w:r>
-        <w:t xml:space="preserve">a tool that</w:t>
-      </w:r>
-      <w:r>
-        <w:t xml:space="preserve"> </w:t>
-      </w:r>
-      <w:r>
-        <w:rPr>
-          <w:b/>
-          <w:bCs/>
-        </w:rPr>
-        <w:t xml:space="preserve">imitates the real processor in software</w:t>
-      </w:r>
-      <w:r>
-        <w:t xml:space="preserve">; because it interprets each instruction</w:t>
-      </w:r>
-      <w:r>
-        <w:t xml:space="preserve"> </w:t>
-      </w:r>
-      <w:r>
-        <w:t xml:space="preserve">one by one, it can record</w:t>
-      </w:r>
-      <w:r>
-        <w:t xml:space="preserve"> </w:t>
-      </w:r>
-      <w:r>
-        <w:rPr>
-          <w:b/>
-          <w:bCs/>
-        </w:rPr>
-        <w:t xml:space="preserve">every step</w:t>
-      </w:r>
-      <w:r>
-        <w:t xml:space="preserve"> </w:t>
-      </w:r>
-      <w:r>
-        <w:t xml:space="preserve">of the running program without stopping it.</w:t>
-      </w:r>
-    </w:p>
-    <w:p>
-      <w:pPr>
-        <w:pStyle w:val="FirstParagraph"/>
-      </w:pPr>
-      <w:r>
-        <w:t xml:space="preserve">If the attacker instruments the whitebox routine or runs it under an emulator, they can automatically collect the</w:t>
-      </w:r>
-      <w:r>
-        <w:t xml:space="preserve"> </w:t>
-      </w:r>
-      <w:r>
-        <w:rPr>
-          <w:b/>
-          <w:bCs/>
-        </w:rPr>
-        <w:t xml:space="preserve">value read/written</w:t>
-      </w:r>
-      <w:r>
-        <w:t xml:space="preserve"> </w:t>
-      </w:r>
-      <w:r>
-        <w:t xml:space="preserve">at every lookup-table access. They can repeat this</w:t>
-      </w:r>
-      <w:r>
-        <w:t xml:space="preserve"> </w:t>
-      </w:r>
-      <w:r>
-        <w:rPr>
-          <w:b/>
-          <w:bCs/>
-        </w:rPr>
-        <w:t xml:space="preserve">thousands of times</w:t>
-      </w:r>
-      <w:r>
-        <w:t xml:space="preserve"> </w:t>
-      </w:r>
-      <w:r>
-        <w:t xml:space="preserve">without having to</w:t>
-      </w:r>
-      <w:r>
-        <w:t xml:space="preserve"> </w:t>
-      </w:r>
-      <w:r>
-        <w:t xml:space="preserve">manually single-step through a debugger — this is the precondition for the DCA attack we’ll see shortly.</w:t>
-      </w:r>
-    </w:p>
-    <w:bookmarkEnd w:id="39"/>
-    <w:bookmarkStart w:id="40" w:name="what-is-an-execution-trace"/>
-    <w:p>
-      <w:pPr>
-        <w:pStyle w:val="Heading3"/>
-      </w:pPr>
-      <w:r>
-        <w:t xml:space="preserve">What is an execution trace?</w:t>
-      </w:r>
-    </w:p>
-    <w:p>
-      <w:pPr>
-        <w:pStyle w:val="Compact"/>
-        <w:numPr>
-          <w:ilvl w:val="0"/>
-          <w:numId w:val="1018"/>
-        </w:numPr>
-      </w:pPr>
-      <w:r>
-        <w:rPr>
-          <w:b/>
-          <w:bCs/>
-        </w:rPr>
-        <w:t xml:space="preserve">Execution trace:</w:t>
-      </w:r>
-      <w:r>
-        <w:t xml:space="preserve"> </w:t>
-      </w:r>
-      <w:r>
-        <w:t xml:space="preserve">the</w:t>
-      </w:r>
-      <w:r>
-        <w:t xml:space="preserve"> </w:t>
-      </w:r>
-      <w:r>
-        <w:rPr>
-          <w:b/>
-          <w:bCs/>
-        </w:rPr>
-        <w:t xml:space="preserve">sequence</w:t>
-      </w:r>
-      <w:r>
-        <w:t xml:space="preserve"> </w:t>
-      </w:r>
-      <w:r>
-        <w:t xml:space="preserve">of intermediate values recorded over the course of one run — which memory</w:t>
-      </w:r>
-      <w:r>
-        <w:t xml:space="preserve"> </w:t>
-      </w:r>
-      <w:r>
-        <w:t xml:space="preserve">address was read, which value was written, which instruction executed.</w:t>
-      </w:r>
-    </w:p>
-    <w:p>
-      <w:pPr>
-        <w:pStyle w:val="Compact"/>
-        <w:numPr>
-          <w:ilvl w:val="0"/>
-          <w:numId w:val="1018"/>
-        </w:numPr>
-      </w:pPr>
-      <w:r>
-        <w:t xml:space="preserve">In the black box, the attacker sees only the</w:t>
-      </w:r>
-      <w:r>
-        <w:t xml:space="preserve"> </w:t>
-      </w:r>
-      <w:r>
-        <w:rPr>
-          <w:b/>
-          <w:bCs/>
-        </w:rPr>
-        <w:t xml:space="preserve">final output</w:t>
-      </w:r>
-      <w:r>
-        <w:t xml:space="preserve"> </w:t>
-      </w:r>
-      <w:r>
-        <w:t xml:space="preserve">(the ciphertext); in the white box, the attacker</w:t>
-      </w:r>
-      <w:r>
-        <w:t xml:space="preserve"> </w:t>
-      </w:r>
-      <w:r>
-        <w:t xml:space="preserve">can, if they wish, see and store the</w:t>
-      </w:r>
-      <w:r>
-        <w:t xml:space="preserve"> </w:t>
-      </w:r>
-      <w:r>
-        <w:rPr>
-          <w:b/>
-          <w:bCs/>
-        </w:rPr>
-        <w:t xml:space="preserve">entire trace</w:t>
-      </w:r>
-      <w:r>
-        <w:t xml:space="preserve"> </w:t>
-      </w:r>
-      <w:r>
-        <w:t xml:space="preserve">(every intermediate step of the algorithm).</w:t>
-      </w:r>
-    </w:p>
-    <w:p>
-      <w:pPr>
-        <w:pStyle w:val="FirstParagraph"/>
-      </w:pPr>
-      <w:r>
-        <w:t xml:space="preserve">In Sections 3 and 4 we will always use the word</w:t>
-      </w:r>
-      <w:r>
-        <w:t xml:space="preserve"> </w:t>
-      </w:r>
-      <w:r>
-        <w:t xml:space="preserve">“trace”</w:t>
-      </w:r>
-      <w:r>
-        <w:t xml:space="preserve"> </w:t>
-      </w:r>
-      <w:r>
-        <w:t xml:space="preserve">in this sense: a list of the intermediate values read from</w:t>
-      </w:r>
-      <w:r>
-        <w:t xml:space="preserve"> </w:t>
-      </w:r>
-      <w:r>
-        <w:t xml:space="preserve">whitebox tables, recorded over and over for different inputs.</w:t>
-      </w:r>
-    </w:p>
-    <w:bookmarkEnd w:id="40"/>
-    <w:bookmarkStart w:id="41" w:name="X7e86c93526e55c7838fee266b63a15bf93b84b1"/>
-    <w:p>
-      <w:pPr>
-        <w:pStyle w:val="Heading3"/>
-      </w:pPr>
-      <w:r>
-        <w:t xml:space="preserve">What is correlation (a statistical relationship)?</w:t>
-      </w:r>
-    </w:p>
-    <w:p>
-      <w:pPr>
-        <w:pStyle w:val="Compact"/>
-        <w:numPr>
-          <w:ilvl w:val="0"/>
-          <w:numId w:val="1019"/>
-        </w:numPr>
-      </w:pPr>
-      <w:r>
-        <w:rPr>
-          <w:b/>
-          <w:bCs/>
-        </w:rPr>
-        <w:t xml:space="preserve">Correlation:</w:t>
-      </w:r>
-      <w:r>
-        <w:t xml:space="preserve"> </w:t>
-      </w:r>
-      <w:r>
-        <w:t xml:space="preserve">a measure of whether two variables (e.g. </w:t>
-      </w:r>
-      <w:r>
-        <w:t xml:space="preserve">“an observed value”</w:t>
-      </w:r>
-      <w:r>
-        <w:t xml:space="preserve"> </w:t>
-      </w:r>
-      <w:r>
-        <w:t xml:space="preserve">and</w:t>
-      </w:r>
-      <w:r>
-        <w:t xml:space="preserve"> </w:t>
-      </w:r>
-      <w:r>
-        <w:t xml:space="preserve">“a predicted value computed</w:t>
-      </w:r>
-      <w:r>
-        <w:t xml:space="preserve"> </w:t>
-      </w:r>
-      <w:r>
-        <w:t xml:space="preserve">from a key hypothesis”</w:t>
-      </w:r>
-      <w:r>
-        <w:t xml:space="preserve">)</w:t>
-      </w:r>
-      <w:r>
-        <w:t xml:space="preserve"> </w:t>
-      </w:r>
-      <w:r>
-        <w:rPr>
-          <w:b/>
-          <w:bCs/>
-        </w:rPr>
-        <w:t xml:space="preserve">change together, consistently</w:t>
-      </w:r>
-      <w:r>
-        <w:t xml:space="preserve">.</w:t>
-      </w:r>
-    </w:p>
-    <w:p>
-      <w:pPr>
-        <w:pStyle w:val="Compact"/>
-        <w:numPr>
-          <w:ilvl w:val="0"/>
-          <w:numId w:val="1019"/>
-        </w:numPr>
-      </w:pPr>
-      <w:r>
-        <w:t xml:space="preserve">High correlation → the two variables</w:t>
-      </w:r>
-      <w:r>
-        <w:t xml:space="preserve"> </w:t>
-      </w:r>
-      <w:r>
-        <w:rPr>
-          <w:b/>
-          <w:bCs/>
-        </w:rPr>
-        <w:t xml:space="preserve">appear linked</w:t>
-      </w:r>
-      <w:r>
-        <w:t xml:space="preserve">. Low/no correlation → there</w:t>
-      </w:r>
-      <w:r>
-        <w:t xml:space="preserve"> </w:t>
-      </w:r>
-      <w:r>
-        <w:rPr>
-          <w:b/>
-          <w:bCs/>
-        </w:rPr>
-        <w:t xml:space="preserve">appears to be no</w:t>
-      </w:r>
-      <w:r>
-        <w:rPr>
-          <w:b/>
-          <w:bCs/>
-        </w:rPr>
-        <w:t xml:space="preserve"> </w:t>
-      </w:r>
-      <w:r>
-        <w:rPr>
-          <w:b/>
-          <w:bCs/>
-        </w:rPr>
-        <w:t xml:space="preserve">relationship beyond chance</w:t>
-      </w:r>
-      <w:r>
-        <w:t xml:space="preserve">.</w:t>
-      </w:r>
-    </w:p>
-    <w:p>
-      <w:pPr>
-        <w:pStyle w:val="FirstParagraph"/>
-      </w:pPr>
-      <w:r>
-        <w:t xml:space="preserve">Side-channel attacks (DPA, and its software form DCA) use exactly this to separate the</w:t>
-      </w:r>
-      <w:r>
-        <w:t xml:space="preserve"> </w:t>
-      </w:r>
-      <w:r>
-        <w:rPr>
-          <w:b/>
-          <w:bCs/>
-        </w:rPr>
-        <w:t xml:space="preserve">correct</w:t>
-      </w:r>
-      <w:r>
-        <w:t xml:space="preserve"> </w:t>
-      </w:r>
-      <w:r>
-        <w:t xml:space="preserve">key hypothesis</w:t>
-      </w:r>
-      <w:r>
-        <w:t xml:space="preserve"> </w:t>
-      </w:r>
-      <w:r>
-        <w:t xml:space="preserve">from the incorrect ones: for the correct hypothesis, the predicted values turn out to be</w:t>
-      </w:r>
-      <w:r>
-        <w:t xml:space="preserve"> </w:t>
-      </w:r>
-      <w:r>
-        <w:rPr>
-          <w:b/>
-          <w:bCs/>
-        </w:rPr>
-        <w:t xml:space="preserve">correlated</w:t>
-      </w:r>
-      <w:r>
-        <w:t xml:space="preserve"> </w:t>
-      </w:r>
-      <w:r>
-        <w:t xml:space="preserve">with what</w:t>
-      </w:r>
-      <w:r>
-        <w:t xml:space="preserve"> </w:t>
-      </w:r>
-      <w:r>
-        <w:t xml:space="preserve">is actually observed; for incorrect hypotheses, they don’t.</w:t>
-      </w:r>
-    </w:p>
-    <w:bookmarkEnd w:id="41"/>
-    <w:bookmarkStart w:id="42" w:name="what-is-a-permutation"/>
-    <w:p>
-      <w:pPr>
-        <w:pStyle w:val="Heading3"/>
-      </w:pPr>
-      <w:r>
-        <w:t xml:space="preserve">What is a permutation?</w:t>
-      </w:r>
-    </w:p>
-    <w:p>
-      <w:pPr>
-        <w:pStyle w:val="Compact"/>
-        <w:numPr>
-          <w:ilvl w:val="0"/>
-          <w:numId w:val="1020"/>
-        </w:numPr>
-      </w:pPr>
-      <w:r>
-        <w:rPr>
-          <w:b/>
-          <w:bCs/>
-        </w:rPr>
-        <w:t xml:space="preserve">Permutation:</w:t>
-      </w:r>
-      <w:r>
-        <w:t xml:space="preserve"> </w:t>
-      </w:r>
-      <w:r>
-        <w:t xml:space="preserve">a special kind of one-to-one, onto (bijective) mapping that</w:t>
-      </w:r>
-      <w:r>
-        <w:t xml:space="preserve"> </w:t>
-      </w:r>
-      <w:r>
-        <w:rPr>
-          <w:b/>
-          <w:bCs/>
-        </w:rPr>
-        <w:t xml:space="preserve">reorders</w:t>
-      </w:r>
-      <w:r>
-        <w:t xml:space="preserve"> </w:t>
-      </w:r>
-      <w:r>
-        <w:t xml:space="preserve">the elements of a</w:t>
-      </w:r>
-      <w:r>
-        <w:t xml:space="preserve"> </w:t>
-      </w:r>
-      <w:r>
-        <w:t xml:space="preserve">finite set — each element takes the place of exactly one other element, exactly once.</w:t>
-      </w:r>
-    </w:p>
-    <w:p>
-      <w:pPr>
-        <w:pStyle w:val="Compact"/>
-        <w:numPr>
-          <w:ilvl w:val="0"/>
-          <w:numId w:val="1020"/>
-        </w:numPr>
-      </w:pPr>
-      <w:r>
-        <w:t xml:space="preserve">Example: on the set</w:t>
-      </w:r>
-      <w:r>
-        <w:t xml:space="preserve"> </w:t>
-      </w:r>
-      <w:r>
-        <w:rPr>
-          <w:rStyle w:val="VerbatimChar"/>
-        </w:rPr>
-        <w:t xml:space="preserve">{0,1,2,3}</w:t>
-      </w:r>
-      <w:r>
-        <w:t xml:space="preserve">,</w:t>
-      </w:r>
-      <w:r>
-        <w:t xml:space="preserve"> </w:t>
-      </w:r>
-      <w:r>
-        <w:rPr>
-          <w:rStyle w:val="VerbatimChar"/>
-        </w:rPr>
-        <w:t xml:space="preserve">0→2, 1→0, 2→3, 3→1</w:t>
-      </w:r>
-      <w:r>
-        <w:t xml:space="preserve"> </w:t>
-      </w:r>
-      <w:r>
-        <w:t xml:space="preserve">is a permutation; every value is used exactly once, none</w:t>
-      </w:r>
-      <w:r>
-        <w:t xml:space="preserve"> </w:t>
-      </w:r>
-      <w:r>
-        <w:t xml:space="preserve">are skipped or repeated.</w:t>
-      </w:r>
-    </w:p>
-    <w:p>
-      <w:pPr>
-        <w:pStyle w:val="FirstParagraph"/>
-      </w:pPr>
-      <w:r>
-        <w:t xml:space="preserve">An S-box is a permutation of a fixed-size set (byte values); the</w:t>
-      </w:r>
-      <w:r>
-        <w:t xml:space="preserve"> </w:t>
-      </w:r>
-      <w:r>
-        <w:rPr>
-          <w:b/>
-          <w:bCs/>
-        </w:rPr>
-        <w:t xml:space="preserve">toy S-box</w:t>
-      </w:r>
-      <w:r>
-        <w:t xml:space="preserve"> </w:t>
-      </w:r>
-      <w:r>
-        <w:t xml:space="preserve">we’ll build shortly is a small</w:t>
-      </w:r>
-      <w:r>
-        <w:t xml:space="preserve"> </w:t>
-      </w:r>
-      <w:r>
-        <w:t xml:space="preserve">(4-element) example of the same idea.</w:t>
-      </w:r>
-    </w:p>
-    <w:bookmarkEnd w:id="42"/>
-    <w:bookmarkStart w:id="43" w:name="what-is-entropy-a-measure-of-randomness"/>
-    <w:p>
-      <w:pPr>
-        <w:pStyle w:val="Heading3"/>
-      </w:pPr>
-      <w:r>
-        <w:t xml:space="preserve">What is entropy (a measure of randomness)?</w:t>
-      </w:r>
-    </w:p>
-    <w:p>
-      <w:pPr>
-        <w:pStyle w:val="Compact"/>
-        <w:numPr>
-          <w:ilvl w:val="0"/>
-          <w:numId w:val="1021"/>
-        </w:numPr>
-      </w:pPr>
-      <w:r>
-        <w:rPr>
-          <w:b/>
-          <w:bCs/>
-        </w:rPr>
-        <w:t xml:space="preserve">Entropy:</w:t>
-      </w:r>
-      <w:r>
-        <w:t xml:space="preserve"> </w:t>
-      </w:r>
-      <w:r>
-        <w:t xml:space="preserve">a measure of how</w:t>
-      </w:r>
-      <w:r>
-        <w:t xml:space="preserve"> </w:t>
-      </w:r>
-      <w:r>
-        <w:rPr>
-          <w:b/>
-          <w:bCs/>
-        </w:rPr>
-        <w:t xml:space="preserve">random/unpredictable</w:t>
-      </w:r>
-      <w:r>
-        <w:t xml:space="preserve"> </w:t>
-      </w:r>
-      <w:r>
-        <w:t xml:space="preserve">a block of data appears to be.</w:t>
-      </w:r>
-    </w:p>
-    <w:p>
-      <w:pPr>
-        <w:pStyle w:val="Compact"/>
-        <w:numPr>
-          <w:ilvl w:val="0"/>
-          <w:numId w:val="1021"/>
-        </w:numPr>
-      </w:pPr>
-      <w:r>
-        <w:t xml:space="preserve">Ordinary text (e.g. an English sentence) appears to have</w:t>
-      </w:r>
-      <w:r>
-        <w:t xml:space="preserve"> </w:t>
-      </w:r>
-      <w:r>
-        <w:rPr>
-          <w:b/>
-          <w:bCs/>
-        </w:rPr>
-        <w:t xml:space="preserve">low</w:t>
-      </w:r>
-      <w:r>
-        <w:t xml:space="preserve"> </w:t>
-      </w:r>
-      <w:r>
-        <w:t xml:space="preserve">entropy: some letters (e, t, a) occur very</w:t>
-      </w:r>
-      <w:r>
-        <w:t xml:space="preserve"> </w:t>
-      </w:r>
-      <w:r>
-        <w:t xml:space="preserve">often, others (q, z) very rarely; this uneven distribution increases predictability.</w:t>
-      </w:r>
-    </w:p>
-    <w:p>
-      <w:pPr>
-        <w:pStyle w:val="Compact"/>
-        <w:numPr>
-          <w:ilvl w:val="0"/>
-          <w:numId w:val="1021"/>
-        </w:numPr>
-      </w:pPr>
-      <w:r>
-        <w:t xml:space="preserve">A randomly generated cryptographic key appears to have</w:t>
-      </w:r>
-      <w:r>
-        <w:t xml:space="preserve"> </w:t>
-      </w:r>
-      <w:r>
-        <w:rPr>
-          <w:b/>
-          <w:bCs/>
-        </w:rPr>
-        <w:t xml:space="preserve">high</w:t>
-      </w:r>
-      <w:r>
-        <w:t xml:space="preserve"> </w:t>
-      </w:r>
-      <w:r>
-        <w:t xml:space="preserve">entropy: all byte values (0x00–0xFF) appear at</w:t>
-      </w:r>
-      <w:r>
-        <w:t xml:space="preserve"> </w:t>
-      </w:r>
-      <w:r>
-        <w:t xml:space="preserve">almost equal frequency, with no pattern.</w:t>
-      </w:r>
-    </w:p>
-    <w:p>
-      <w:pPr>
-        <w:pStyle w:val="Compact"/>
-        <w:numPr>
-          <w:ilvl w:val="0"/>
-          <w:numId w:val="1021"/>
-        </w:numPr>
-      </w:pPr>
-      <w:r>
-        <w:rPr>
-          <w:b/>
-          <w:bCs/>
-        </w:rPr>
-        <w:t xml:space="preserve">Entropy scan:</w:t>
-      </w:r>
-      <w:r>
-        <w:t xml:space="preserve"> </w:t>
-      </w:r>
-      <w:r>
-        <w:t xml:space="preserve">a static-analysis technique that walks through a binary from start to end, looking for blocks</w:t>
-      </w:r>
-      <w:r>
-        <w:t xml:space="preserve"> </w:t>
-      </w:r>
-      <w:r>
-        <w:t xml:space="preserve">with</w:t>
-      </w:r>
-      <w:r>
-        <w:t xml:space="preserve"> </w:t>
-      </w:r>
-      <w:r>
-        <w:rPr>
-          <w:b/>
-          <w:bCs/>
-        </w:rPr>
-        <w:t xml:space="preserve">abnormally high entropy relative to their surroundings</w:t>
-      </w:r>
-      <w:r>
-        <w:t xml:space="preserve">; it is used to find embedded keys, compressed,</w:t>
-      </w:r>
-      <w:r>
-        <w:t xml:space="preserve"> </w:t>
-      </w:r>
-      <w:r>
-        <w:t xml:space="preserve">or encrypted data (Shamir–van Someren’s observation).</w:t>
-      </w:r>
-    </w:p>
-    <w:p>
-      <w:pPr>
-        <w:pStyle w:val="FirstParagraph"/>
-      </w:pPr>
-      <w:r>
-        <w:t xml:space="preserve">As we’ll see in Section 2, this is exactly the tool that exposes the</w:t>
-      </w:r>
-      <w:r>
-        <w:t xml:space="preserve"> </w:t>
-      </w:r>
-      <w:r>
-        <w:t xml:space="preserve">“embedding the key in a fixed array”</w:t>
-      </w:r>
-      <w:r>
-        <w:t xml:space="preserve"> </w:t>
-      </w:r>
-      <w:r>
-        <w:t xml:space="preserve">mistake</w:t>
-      </w:r>
-      <w:r>
-        <w:t xml:space="preserve"> </w:t>
-      </w:r>
-      <w:r>
-        <w:rPr>
-          <w:b/>
-          <w:bCs/>
-        </w:rPr>
-        <w:t xml:space="preserve">within seconds</w:t>
-      </w:r>
-      <w:r>
-        <w:t xml:space="preserve">; the</w:t>
-      </w:r>
-      <w:r>
-        <w:t xml:space="preserve"> </w:t>
-      </w:r>
-      <w:r>
-        <w:rPr>
-          <w:rStyle w:val="VerbatimChar"/>
-        </w:rPr>
-        <w:t xml:space="preserve">--tara</w:t>
-      </w:r>
-      <w:r>
-        <w:t xml:space="preserve"> </w:t>
-      </w:r>
-      <w:r>
-        <w:t xml:space="preserve">option in this week’s</w:t>
-      </w:r>
-      <w:r>
-        <w:t xml:space="preserve"> </w:t>
-      </w:r>
-      <w:r>
-        <w:rPr>
-          <w:rStyle w:val="VerbatimChar"/>
-        </w:rPr>
-        <w:t xml:space="preserve">02-gomulu-anahtar</w:t>
-      </w:r>
-      <w:r>
-        <w:t xml:space="preserve"> </w:t>
-      </w:r>
-      <w:r>
-        <w:t xml:space="preserve">demo applies the same idea.</w:t>
-      </w:r>
-    </w:p>
-    <w:bookmarkEnd w:id="43"/>
-    <w:bookmarkStart w:id="44" w:name="the-finite-field-gf2-very-briefly"/>
-    <w:p>
-      <w:pPr>
-        <w:pStyle w:val="Heading3"/>
-      </w:pPr>
-      <w:r>
-        <w:t xml:space="preserve">The finite field GF(2) — very briefly</w:t>
-      </w:r>
-    </w:p>
-    <w:p>
-      <w:pPr>
-        <w:pStyle w:val="Compact"/>
-        <w:numPr>
-          <w:ilvl w:val="0"/>
-          <w:numId w:val="1022"/>
-        </w:numPr>
-      </w:pPr>
-      <w:r>
-        <w:rPr>
-          <w:b/>
-          <w:bCs/>
-        </w:rPr>
-        <w:t xml:space="preserve">Finite field:</w:t>
-      </w:r>
-      <w:r>
-        <w:t xml:space="preserve"> </w:t>
-      </w:r>
-      <w:r>
-        <w:t xml:space="preserve">a number system with addition and multiplication defined on it that has a</w:t>
-      </w:r>
-      <w:r>
-        <w:t xml:space="preserve"> </w:t>
-      </w:r>
-      <w:r>
-        <w:rPr>
-          <w:b/>
-          <w:bCs/>
-        </w:rPr>
-        <w:t xml:space="preserve">limited number</w:t>
-      </w:r>
-      <w:r>
-        <w:t xml:space="preserve"> </w:t>
-      </w:r>
-      <w:r>
-        <w:t xml:space="preserve">of elements (unlike ordinary numbers, it doesn’t</w:t>
-      </w:r>
-      <w:r>
-        <w:t xml:space="preserve"> </w:t>
-      </w:r>
-      <w:r>
-        <w:t xml:space="preserve">“overflow”</w:t>
-      </w:r>
-      <w:r>
-        <w:t xml:space="preserve">; it never leaves a fixed set).</w:t>
-      </w:r>
-    </w:p>
-    <w:p>
-      <w:pPr>
-        <w:pStyle w:val="Compact"/>
-        <w:numPr>
-          <w:ilvl w:val="0"/>
-          <w:numId w:val="1022"/>
-        </w:numPr>
-      </w:pPr>
-      <w:r>
-        <w:rPr>
-          <w:b/>
-          <w:bCs/>
-        </w:rPr>
-        <w:t xml:space="preserve">GF(2):</w:t>
-      </w:r>
-      <w:r>
-        <w:t xml:space="preserve"> </w:t>
-      </w:r>
-      <w:r>
-        <w:t xml:space="preserve">the</w:t>
-      </w:r>
-      <w:r>
-        <w:t xml:space="preserve"> </w:t>
-      </w:r>
-      <w:r>
-        <w:rPr>
-          <w:b/>
-          <w:bCs/>
-        </w:rPr>
-        <w:t xml:space="preserve">smallest</w:t>
-      </w:r>
-      <w:r>
-        <w:t xml:space="preserve"> </w:t>
-      </w:r>
-      <w:r>
-        <w:t xml:space="preserve">finite field, consisting only of the elements</w:t>
-      </w:r>
-      <w:r>
-        <w:t xml:space="preserve"> </w:t>
-      </w:r>
-      <w:r>
-        <w:rPr>
-          <w:rStyle w:val="VerbatimChar"/>
-        </w:rPr>
-        <w:t xml:space="preserve">{0, 1}</w:t>
-      </w:r>
-      <w:r>
-        <w:t xml:space="preserve">; in this field, addition is</w:t>
-      </w:r>
-      <w:r>
-        <w:t xml:space="preserve"> </w:t>
-      </w:r>
-      <w:r>
-        <w:t xml:space="preserve">exactly</w:t>
-      </w:r>
-      <w:r>
-        <w:t xml:space="preserve"> </w:t>
-      </w:r>
-      <w:r>
-        <w:rPr>
-          <w:b/>
-          <w:bCs/>
-        </w:rPr>
-        <w:t xml:space="preserve">XOR</w:t>
-      </w:r>
-      <w:r>
-        <w:t xml:space="preserve">, and multiplication is the</w:t>
-      </w:r>
-      <w:r>
-        <w:t xml:space="preserve"> </w:t>
-      </w:r>
-      <w:r>
-        <w:rPr>
-          <w:b/>
-          <w:bCs/>
-        </w:rPr>
-        <w:t xml:space="preserve">AND</w:t>
-      </w:r>
-      <w:r>
-        <w:t xml:space="preserve"> </w:t>
-      </w:r>
-      <w:r>
-        <w:t xml:space="preserve">operation.</w:t>
-      </w:r>
-    </w:p>
-    <w:p>
-      <w:pPr>
-        <w:pStyle w:val="Compact"/>
-        <w:numPr>
-          <w:ilvl w:val="0"/>
-          <w:numId w:val="1022"/>
-        </w:numPr>
-      </w:pPr>
-      <w:r>
-        <w:t xml:space="preserve">AES’s internal mathematics works on bytes in a larger finite field called GF(2⁸); whitebox’s</w:t>
-      </w:r>
-      <w:r>
-        <w:t xml:space="preserve"> </w:t>
-      </w:r>
-      <w:r>
-        <w:t xml:space="preserve">“mixing matrices”</w:t>
-      </w:r>
-      <w:r>
-        <w:t xml:space="preserve">,</w:t>
-      </w:r>
-      <w:r>
-        <w:t xml:space="preserve"> </w:t>
-      </w:r>
-      <w:r>
-        <w:t xml:space="preserve">which we’ll see shortly, are built over GF(2), i.e. with</w:t>
-      </w:r>
-      <w:r>
-        <w:t xml:space="preserve"> </w:t>
-      </w:r>
-      <w:r>
-        <w:rPr>
-          <w:b/>
-          <w:bCs/>
-        </w:rPr>
-        <w:t xml:space="preserve">pure XOR-based linear algebra</w:t>
-      </w:r>
-      <w:r>
-        <w:t xml:space="preserve">.</w:t>
-      </w:r>
-    </w:p>
-    <w:p>
-      <w:pPr>
-        <w:pStyle w:val="FirstParagraph"/>
-      </w:pPr>
-      <w:r>
-        <w:t xml:space="preserve">Detailed finite-field arithmetic is outside this week’s scope and will not be asked in the exam; it’s enough to</w:t>
-      </w:r>
-      <w:r>
-        <w:t xml:space="preserve"> </w:t>
-      </w:r>
-      <w:r>
-        <w:t xml:space="preserve">carry the idea that</w:t>
-      </w:r>
-      <w:r>
-        <w:t xml:space="preserve"> </w:t>
-      </w:r>
-      <w:r>
-        <w:t xml:space="preserve">“GF(2) = a world of reversible linear operations that work with XORs”</w:t>
-      </w:r>
-      <w:r>
-        <w:t xml:space="preserve">.</w:t>
-      </w:r>
-    </w:p>
-    <w:bookmarkEnd w:id="44"/>
-    <w:bookmarkStart w:id="45" w:name="Xe5ce7bf7c7bb1afa99b6847f683d991423efeed"/>
-    <w:p>
-      <w:pPr>
-        <w:pStyle w:val="Heading3"/>
-      </w:pPr>
-      <w:r>
-        <w:t xml:space="preserve">Matrix, linear transformation, non-singular matrix</w:t>
-      </w:r>
-    </w:p>
-    <w:p>
-      <w:pPr>
-        <w:pStyle w:val="Compact"/>
-        <w:numPr>
-          <w:ilvl w:val="0"/>
-          <w:numId w:val="1023"/>
-        </w:numPr>
-      </w:pPr>
-      <w:r>
-        <w:rPr>
-          <w:b/>
-          <w:bCs/>
-        </w:rPr>
-        <w:t xml:space="preserve">Matrix:</w:t>
-      </w:r>
-      <w:r>
-        <w:t xml:space="preserve"> </w:t>
-      </w:r>
-      <w:r>
-        <w:t xml:space="preserve">a rectangular arrangement of numbers (here, only 0s and 1s).</w:t>
-      </w:r>
-    </w:p>
-    <w:p>
-      <w:pPr>
-        <w:pStyle w:val="Compact"/>
-        <w:numPr>
-          <w:ilvl w:val="0"/>
-          <w:numId w:val="1023"/>
-        </w:numPr>
-      </w:pPr>
-      <w:r>
-        <w:rPr>
-          <w:b/>
-          <w:bCs/>
-        </w:rPr>
-        <w:t xml:space="preserve">Linear transformation:</w:t>
-      </w:r>
-      <w:r>
-        <w:t xml:space="preserve"> </w:t>
-      </w:r>
-      <w:r>
-        <w:t xml:space="preserve">a transformation that produces output bits by</w:t>
-      </w:r>
-      <w:r>
-        <w:t xml:space="preserve"> </w:t>
-      </w:r>
-      <w:r>
-        <w:t xml:space="preserve">“multiplying”</w:t>
-      </w:r>
-      <w:r>
-        <w:t xml:space="preserve"> </w:t>
-      </w:r>
-      <w:r>
-        <w:t xml:space="preserve">the input bits by a</w:t>
-      </w:r>
-      <w:r>
-        <w:t xml:space="preserve"> </w:t>
-      </w:r>
-      <w:r>
-        <w:t xml:space="preserve">fixed matrix (in practice, by XOR-ing selected bits).</w:t>
-      </w:r>
-    </w:p>
-    <w:p>
-      <w:pPr>
-        <w:pStyle w:val="Compact"/>
-        <w:numPr>
-          <w:ilvl w:val="0"/>
-          <w:numId w:val="1023"/>
-        </w:numPr>
-      </w:pPr>
-      <w:r>
-        <w:rPr>
-          <w:b/>
-          <w:bCs/>
-        </w:rPr>
-        <w:t xml:space="preserve">Non-singular matrix:</w:t>
-      </w:r>
-      <w:r>
-        <w:t xml:space="preserve"> </w:t>
-      </w:r>
-      <w:r>
-        <w:t xml:space="preserve">a matrix that</w:t>
-      </w:r>
-      <w:r>
-        <w:t xml:space="preserve"> </w:t>
-      </w:r>
-      <w:r>
-        <w:rPr>
-          <w:b/>
-          <w:bCs/>
-        </w:rPr>
-        <w:t xml:space="preserve">has an inverse</w:t>
-      </w:r>
-      <w:r>
-        <w:t xml:space="preserve"> </w:t>
-      </w:r>
-      <w:r>
-        <w:t xml:space="preserve">— i.e. the transformation it applies is</w:t>
-      </w:r>
-      <w:r>
-        <w:t xml:space="preserve"> </w:t>
-      </w:r>
-      <w:r>
-        <w:rPr>
-          <w:b/>
-          <w:bCs/>
-        </w:rPr>
-        <w:t xml:space="preserve">reversible</w:t>
-      </w:r>
-      <w:r>
-        <w:t xml:space="preserve"> </w:t>
-      </w:r>
-      <w:r>
-        <w:t xml:space="preserve">and loses no information. Whitebox’s mixing matrices are always chosen to be non-singular;</w:t>
-      </w:r>
-      <w:r>
-        <w:t xml:space="preserve"> </w:t>
-      </w:r>
-      <w:r>
-        <w:t xml:space="preserve">otherwise decryption would become impossible (the information could not be recovered).</w:t>
-      </w:r>
-    </w:p>
-    <w:p>
-      <w:pPr>
-        <w:pStyle w:val="Compact"/>
-        <w:numPr>
-          <w:ilvl w:val="0"/>
-          <w:numId w:val="1023"/>
-        </w:numPr>
-      </w:pPr>
-      <w:r>
-        <w:rPr>
-          <w:b/>
-          <w:bCs/>
-        </w:rPr>
-        <w:t xml:space="preserve">Rank:</w:t>
-      </w:r>
-      <w:r>
-        <w:t xml:space="preserve"> </w:t>
-      </w:r>
-      <w:r>
-        <w:t xml:space="preserve">a measure of how many</w:t>
-      </w:r>
-      <w:r>
-        <w:t xml:space="preserve"> </w:t>
-      </w:r>
-      <w:r>
-        <w:rPr>
-          <w:b/>
-          <w:bCs/>
-        </w:rPr>
-        <w:t xml:space="preserve">independent</w:t>
-      </w:r>
-      <w:r>
-        <w:t xml:space="preserve"> </w:t>
-      </w:r>
-      <w:r>
-        <w:t xml:space="preserve">rows/columns a matrix has;</w:t>
-      </w:r>
-      <w:r>
-        <w:t xml:space="preserve"> </w:t>
-      </w:r>
-      <w:r>
-        <w:t xml:space="preserve">“full rank”</w:t>
-      </w:r>
-      <w:r>
-        <w:t xml:space="preserve"> </w:t>
-      </w:r>
-      <w:r>
-        <w:t xml:space="preserve">means the matrix is</w:t>
-      </w:r>
-      <w:r>
-        <w:t xml:space="preserve"> </w:t>
-      </w:r>
-      <w:r>
-        <w:t xml:space="preserve">non-singular, i.e. its inverse exists.</w:t>
-      </w:r>
-    </w:p>
-    <w:p>
-      <w:pPr>
-        <w:pStyle w:val="FirstParagraph"/>
-      </w:pPr>
-      <w:r>
-        <w:t xml:space="preserve">In Section 3, Step 4, we’ll make this concrete with a</w:t>
-      </w:r>
-      <w:r>
-        <w:t xml:space="preserve"> </w:t>
-      </w:r>
-      <w:r>
-        <w:rPr>
-          <w:b/>
-          <w:bCs/>
-        </w:rPr>
-        <w:t xml:space="preserve">small, hand-solvable GF(2) matrix example</w:t>
-      </w:r>
-      <w:r>
-        <w:t xml:space="preserve">.</w:t>
-      </w:r>
-    </w:p>
-    <w:bookmarkEnd w:id="45"/>
-    <w:bookmarkStart w:id="46" w:name="now-were-ready"/>
-    <w:p>
-      <w:pPr>
-        <w:pStyle w:val="Heading3"/>
-      </w:pPr>
-      <w:r>
-        <w:t xml:space="preserve">Now we’re ready</w:t>
-      </w:r>
-    </w:p>
-    <w:p>
-      <w:pPr>
-        <w:pStyle w:val="FirstParagraph"/>
-      </w:pPr>
-      <w:r>
-        <w:t xml:space="preserve">The terms we now know:</w:t>
-      </w:r>
-    </w:p>
-    <w:p>
-      <w:pPr>
-        <w:pStyle w:val="BodyText"/>
-      </w:pPr>
-      <w:r>
-        <w:t xml:space="preserve">encryption/decryption · key · symmetric/asymmetric · AES · S-box · lookup table · XOR · bit security · side channel · DPA · bijection · TEE/SE · HSM/SoftHSM · debugger · static/dynamic analysis · instrumentation/emulator · execution trace · correlation · permutation · entropy · GF(2) · non-singular matrix/rank</w:t>
-      </w:r>
-    </w:p>
-    <w:p>
-      <w:pPr>
-        <w:pStyle w:val="BodyText"/>
-      </w:pPr>
-      <w:r>
-        <w:t xml:space="preserve">These terms will be used throughout the week not</w:t>
-      </w:r>
-      <w:r>
-        <w:t xml:space="preserve"> </w:t>
-      </w:r>
-      <w:r>
-        <w:rPr>
-          <w:b/>
-          <w:bCs/>
-        </w:rPr>
-        <w:t xml:space="preserve">in isolation</w:t>
-      </w:r>
-      <w:r>
-        <w:t xml:space="preserve">, but in</w:t>
-      </w:r>
-      <w:r>
-        <w:t xml:space="preserve"> </w:t>
-      </w:r>
-      <w:r>
-        <w:rPr>
-          <w:b/>
-          <w:bCs/>
-        </w:rPr>
-        <w:t xml:space="preserve">connected chains</w:t>
-      </w:r>
-      <w:r>
-        <w:t xml:space="preserve">. Let’s look at the</w:t>
-      </w:r>
-      <w:r>
-        <w:t xml:space="preserve"> </w:t>
-      </w:r>
-      <w:r>
-        <w:t xml:space="preserve">three main chains now, because as the sections progress we’ll return to</w:t>
-      </w:r>
-      <w:r>
-        <w:t xml:space="preserve"> </w:t>
-      </w:r>
-      <w:r>
-        <w:rPr>
-          <w:b/>
-          <w:bCs/>
-        </w:rPr>
-        <w:t xml:space="preserve">every link</w:t>
-      </w:r>
-      <w:r>
-        <w:t xml:space="preserve"> </w:t>
-      </w:r>
-      <w:r>
-        <w:t xml:space="preserve">in these chains:</w:t>
-      </w:r>
-    </w:p>
-    <w:p>
-      <w:pPr>
-        <w:pStyle w:val="Compact"/>
-        <w:numPr>
-          <w:ilvl w:val="0"/>
-          <w:numId w:val="1024"/>
-        </w:numPr>
-      </w:pPr>
-      <w:r>
-        <w:rPr>
-          <w:b/>
-          <w:bCs/>
-        </w:rPr>
-        <w:t xml:space="preserve">Construction chain:</w:t>
-      </w:r>
-      <w:r>
-        <w:t xml:space="preserve"> </w:t>
-      </w:r>
-      <w:r>
-        <w:t xml:space="preserve">key → S-box → lookup table (partial evaluation) → bijection (internal/external</w:t>
-      </w:r>
-      <w:r>
-        <w:t xml:space="preserve"> </w:t>
-      </w:r>
-      <w:r>
-        <w:t xml:space="preserve">encoding) → GF(2) matrix (mixing). This chain will be built</w:t>
-      </w:r>
-      <w:r>
-        <w:t xml:space="preserve"> </w:t>
-      </w:r>
-      <w:r>
-        <w:rPr>
-          <w:b/>
-          <w:bCs/>
-        </w:rPr>
-        <w:t xml:space="preserve">by hand</w:t>
-      </w:r>
-      <w:r>
-        <w:t xml:space="preserve"> </w:t>
-      </w:r>
-      <w:r>
-        <w:t xml:space="preserve">in Section 3, with our toy S-box.</w:t>
-      </w:r>
-    </w:p>
-    <w:p>
-      <w:pPr>
-        <w:pStyle w:val="Compact"/>
-        <w:numPr>
-          <w:ilvl w:val="0"/>
-          <w:numId w:val="1024"/>
-        </w:numPr>
-      </w:pPr>
-      <w:r>
-        <w:rPr>
-          <w:b/>
-          <w:bCs/>
-        </w:rPr>
-        <w:t xml:space="preserve">Attack chain:</w:t>
-      </w:r>
-      <w:r>
-        <w:t xml:space="preserve"> </w:t>
-      </w:r>
-      <w:r>
-        <w:t xml:space="preserve">static/dynamic analysis → entropy scan / debugger → execution trace → correlation. This</w:t>
-      </w:r>
-      <w:r>
-        <w:t xml:space="preserve"> </w:t>
-      </w:r>
-      <w:r>
-        <w:t xml:space="preserve">chain will become</w:t>
-      </w:r>
-      <w:r>
-        <w:t xml:space="preserve"> </w:t>
-      </w:r>
-      <w:r>
-        <w:rPr>
-          <w:b/>
-          <w:bCs/>
-        </w:rPr>
-        <w:t xml:space="preserve">concrete</w:t>
-      </w:r>
-      <w:r>
-        <w:t xml:space="preserve"> </w:t>
-      </w:r>
-      <w:r>
-        <w:t xml:space="preserve">in Sections 1, 3, and 4 — first in the white-box attacker’s session, then in the</w:t>
-      </w:r>
-      <w:r>
-        <w:t xml:space="preserve"> </w:t>
-      </w:r>
-      <w:r>
-        <w:t xml:space="preserve">DCA example.</w:t>
-      </w:r>
-    </w:p>
-    <w:p>
-      <w:pPr>
-        <w:pStyle w:val="Compact"/>
-        <w:numPr>
-          <w:ilvl w:val="0"/>
-          <w:numId w:val="1024"/>
-        </w:numPr>
-      </w:pPr>
-      <w:r>
-        <w:rPr>
-          <w:b/>
-          <w:bCs/>
-        </w:rPr>
-        <w:t xml:space="preserve">Defence chain:</w:t>
-      </w:r>
-      <w:r>
-        <w:t xml:space="preserve"> </w:t>
-      </w:r>
-      <w:r>
-        <w:t xml:space="preserve">TEE/SE/HSM → WBC (the product of the construction chain) → key rotation + device binding +</w:t>
-      </w:r>
-      <w:r>
-        <w:t xml:space="preserve"> </w:t>
-      </w:r>
-      <w:r>
-        <w:t xml:space="preserve">server auditing. This chain comes together in Sections 5 and 6.</w:t>
-      </w:r>
-    </w:p>
-    <w:p>
-      <w:pPr>
-        <w:pStyle w:val="FirstParagraph"/>
-      </w:pPr>
-      <w:r>
-        <w:t xml:space="preserve">Instead of memorising a term in isolation, try to remember</w:t>
-      </w:r>
-      <w:r>
-        <w:t xml:space="preserve"> </w:t>
-      </w:r>
-      <w:r>
-        <w:rPr>
-          <w:b/>
-          <w:bCs/>
-        </w:rPr>
-        <w:t xml:space="preserve">which link of which chain</w:t>
-      </w:r>
-      <w:r>
-        <w:t xml:space="preserve"> </w:t>
-      </w:r>
-      <w:r>
-        <w:t xml:space="preserve">it belongs to; the</w:t>
-      </w:r>
-      <w:r>
-        <w:t xml:space="preserve"> </w:t>
-      </w:r>
-      <w:r>
-        <w:t xml:space="preserve">glossary at the end of the lecture (Section 8) is organised with the same logic.</w:t>
-      </w:r>
-    </w:p>
-    <w:p>
-      <w:pPr>
-        <w:pStyle w:val="BodyText"/>
-      </w:pPr>
-      <w:r>
-        <w:t xml:space="preserve">Now to the real question:</w:t>
-      </w:r>
-      <w:r>
-        <w:t xml:space="preserve"> </w:t>
-      </w:r>
-      <w:r>
-        <w:rPr>
-          <w:b/>
-          <w:bCs/>
-        </w:rPr>
-        <w:t xml:space="preserve">what do we do when the key is in the attacker’s hands?</w:t>
-      </w:r>
-    </w:p>
-    <w:bookmarkEnd w:id="46"/>
-    <w:bookmarkEnd w:id="47"/>
-    <w:bookmarkStart w:id="57" w:name="X19cec6efa25b6d0e193644fad71bb9d4f87b851"/>
-    <w:p>
-      <w:pPr>
-        <w:pStyle w:val="Heading2"/>
-      </w:pPr>
-      <w:r>
-        <w:t xml:space="preserve">1. Three attacker models: black, grey, white box</w:t>
-      </w:r>
-    </w:p>
-    <w:p>
-      <w:pPr>
-        <w:pStyle w:val="FirstParagraph"/>
-      </w:pPr>
-      <w:r>
-        <w:t xml:space="preserve">In Weeks 3 and 10 we handled cryptography under the</w:t>
-      </w:r>
-      <w:r>
-        <w:t xml:space="preserve"> </w:t>
-      </w:r>
-      <w:r>
-        <w:rPr>
-          <w:b/>
-          <w:bCs/>
-        </w:rPr>
-        <w:t xml:space="preserve">black box</w:t>
-      </w:r>
-      <w:r>
-        <w:t xml:space="preserve"> </w:t>
-      </w:r>
-      <w:r>
-        <w:t xml:space="preserve">assumption: the attacker sees only the input and</w:t>
-      </w:r>
-      <w:r>
-        <w:t xml:space="preserve"> </w:t>
-      </w:r>
-      <w:r>
-        <w:t xml:space="preserve">the output, and cannot see the key or the algorithm’s internal state. The security proofs of standard algorithms</w:t>
-      </w:r>
-      <w:r>
-        <w:t xml:space="preserve"> </w:t>
-      </w:r>
-      <w:r>
-        <w:t xml:space="preserve">such as AES, RSA, and HMAC rest on this assumption. But this assumption collapses the moment we hand the code over</w:t>
-      </w:r>
-      <w:r>
-        <w:t xml:space="preserve"> </w:t>
-      </w:r>
-      <w:r>
-        <w:t xml:space="preserve">to the user.</w:t>
-      </w:r>
-    </w:p>
-    <w:p>
-      <w:pPr>
-        <w:pStyle w:val="BlockText"/>
-      </w:pPr>
-      <w:r>
-        <w:rPr>
-          <w:b/>
-          <w:bCs/>
-        </w:rPr>
-        <w:t xml:space="preserve">A short history: where did whitebox cryptography come from?</w:t>
-      </w:r>
-    </w:p>
-    <w:p>
-      <w:pPr>
-        <w:pStyle w:val="Compact"/>
-        <w:numPr>
-          <w:ilvl w:val="0"/>
-          <w:numId w:val="1025"/>
-        </w:numPr>
-      </w:pPr>
-      <w:r>
-        <w:rPr>
-          <w:b/>
-          <w:bCs/>
-        </w:rPr>
-        <w:t xml:space="preserve">1883</w:t>
-      </w:r>
-      <w:r>
-        <w:t xml:space="preserve"> </w:t>
-      </w:r>
-      <w:r>
-        <w:t xml:space="preserve">— Kerckhoffs’s principle: security should be in the</w:t>
-      </w:r>
-      <w:r>
-        <w:t xml:space="preserve"> </w:t>
-      </w:r>
-      <w:r>
-        <w:rPr>
-          <w:b/>
-          <w:bCs/>
-        </w:rPr>
-        <w:t xml:space="preserve">key</w:t>
-      </w:r>
-      <w:r>
-        <w:t xml:space="preserve">, not the secrecy of the system. This</w:t>
-      </w:r>
-      <w:r>
-        <w:t xml:space="preserve"> </w:t>
-      </w:r>
-      <w:r>
-        <w:t xml:space="preserve">is the root of white-box thinking.</w:t>
-      </w:r>
-    </w:p>
-    <w:p>
-      <w:pPr>
-        <w:pStyle w:val="Compact"/>
-        <w:numPr>
-          <w:ilvl w:val="0"/>
-          <w:numId w:val="1025"/>
-        </w:numPr>
-      </w:pPr>
-      <w:r>
-        <w:rPr>
-          <w:b/>
-          <w:bCs/>
-        </w:rPr>
-        <w:t xml:space="preserve">2002</w:t>
-      </w:r>
-      <w:r>
-        <w:t xml:space="preserve"> </w:t>
-      </w:r>
-      <w:r>
-        <w:t xml:space="preserve">— Chow, Eisen, Johnson, van Oorschot publish the first</w:t>
-      </w:r>
-      <w:r>
-        <w:t xml:space="preserve"> </w:t>
-      </w:r>
-      <w:r>
-        <w:rPr>
-          <w:b/>
-          <w:bCs/>
-        </w:rPr>
-        <w:t xml:space="preserve">whitebox AES</w:t>
-      </w:r>
-      <w:r>
-        <w:t xml:space="preserve"> </w:t>
-      </w:r>
-      <w:r>
-        <w:t xml:space="preserve">and</w:t>
-      </w:r>
-      <w:r>
-        <w:t xml:space="preserve"> </w:t>
-      </w:r>
-      <w:r>
-        <w:rPr>
-          <w:b/>
-          <w:bCs/>
-        </w:rPr>
-        <w:t xml:space="preserve">whitebox DES</w:t>
-      </w:r>
-      <w:r>
-        <w:t xml:space="preserve"> </w:t>
-      </w:r>
-      <w:r>
-        <w:t xml:space="preserve">(for</w:t>
-      </w:r>
-      <w:r>
-        <w:t xml:space="preserve"> </w:t>
-      </w:r>
-      <w:r>
-        <w:t xml:space="preserve">DRM). The birth of WBC.</w:t>
-      </w:r>
-    </w:p>
-    <w:p>
-      <w:pPr>
-        <w:pStyle w:val="Compact"/>
-        <w:numPr>
-          <w:ilvl w:val="0"/>
-          <w:numId w:val="1025"/>
-        </w:numPr>
-      </w:pPr>
-      <w:r>
-        <w:rPr>
-          <w:b/>
-          <w:bCs/>
-        </w:rPr>
-        <w:t xml:space="preserve">2004</w:t>
-      </w:r>
-      <w:r>
-        <w:t xml:space="preserve"> </w:t>
-      </w:r>
-      <w:r>
-        <w:t xml:space="preserve">— Billet–Gilbert–Ech-Chatbi (the</w:t>
-      </w:r>
-      <w:r>
-        <w:t xml:space="preserve"> </w:t>
-      </w:r>
-      <w:r>
-        <w:rPr>
-          <w:b/>
-          <w:bCs/>
-        </w:rPr>
-        <w:t xml:space="preserve">BGE attack</w:t>
-      </w:r>
-      <w:r>
-        <w:t xml:space="preserve">) break the first WB-AES → the start of the</w:t>
-      </w:r>
-      <w:r>
-        <w:t xml:space="preserve"> </w:t>
-      </w:r>
-      <w:r>
-        <w:t xml:space="preserve">“all of</w:t>
-      </w:r>
-      <w:r>
-        <w:t xml:space="preserve"> </w:t>
-      </w:r>
-      <w:r>
-        <w:t xml:space="preserve">them get broken”</w:t>
-      </w:r>
-      <w:r>
-        <w:t xml:space="preserve"> </w:t>
-      </w:r>
-      <w:r>
-        <w:t xml:space="preserve">rule.</w:t>
-      </w:r>
-    </w:p>
-    <w:p>
-      <w:pPr>
-        <w:pStyle w:val="Compact"/>
-        <w:numPr>
-          <w:ilvl w:val="0"/>
-          <w:numId w:val="1025"/>
-        </w:numPr>
-      </w:pPr>
-      <w:r>
-        <w:rPr>
-          <w:b/>
-          <w:bCs/>
-        </w:rPr>
-        <w:t xml:space="preserve">2016</w:t>
-      </w:r>
-      <w:r>
-        <w:t xml:space="preserve"> </w:t>
-      </w:r>
-      <w:r>
-        <w:t xml:space="preserve">— Bos et al.’s</w:t>
-      </w:r>
-      <w:r>
-        <w:t xml:space="preserve"> </w:t>
-      </w:r>
-      <w:r>
-        <w:rPr>
-          <w:b/>
-          <w:bCs/>
-        </w:rPr>
-        <w:t xml:space="preserve">DCA</w:t>
-      </w:r>
-      <w:r>
-        <w:t xml:space="preserve"> </w:t>
-      </w:r>
-      <w:r>
-        <w:t xml:space="preserve">(Differential Computation Analysis): brings hardware DPA into software,</w:t>
-      </w:r>
-      <w:r>
-        <w:t xml:space="preserve"> </w:t>
-      </w:r>
-      <w:r>
-        <w:t xml:space="preserve">breaking many WBCs</w:t>
-      </w:r>
-      <w:r>
-        <w:t xml:space="preserve"> </w:t>
-      </w:r>
-      <w:r>
-        <w:rPr>
-          <w:b/>
-          <w:bCs/>
-        </w:rPr>
-        <w:t xml:space="preserve">automatically</w:t>
-      </w:r>
-      <w:r>
-        <w:t xml:space="preserve">.</w:t>
-      </w:r>
-    </w:p>
-    <w:p>
-      <w:pPr>
-        <w:pStyle w:val="Compact"/>
-        <w:numPr>
-          <w:ilvl w:val="0"/>
-          <w:numId w:val="1025"/>
+          <w:numId w:val="1004"/>
         </w:numPr>
       </w:pPr>
       <w:r>
@@ -4987,20 +3553,20 @@
       <w:r>
         <w:drawing>
           <wp:inline>
-            <wp:extent cx="5759999" cy="2377094"/>
+            <wp:extent cx="5759999" cy="2224194"/>
             <wp:effectExtent b="0" l="0" r="0" t="0"/>
-            <wp:docPr descr="The history of whitebox cryptography being broken" title="" id="49" name="Picture"/>
+            <wp:docPr descr="The history of whitebox cryptography being broken" title="" id="45" name="Picture"/>
             <a:graphic>
               <a:graphicData uri="http://schemas.openxmlformats.org/drawingml/2006/picture">
                 <pic:pic>
                   <pic:nvPicPr>
-                    <pic:cNvPr descr="h11-08-tarihce.png" id="50" name="Picture"/>
+                    <pic:cNvPr descr="h11-08-tarihce.png" id="46" name="Picture"/>
                     <pic:cNvPicPr>
                       <a:picLocks noChangeArrowheads="1" noChangeAspect="1"/>
                     </pic:cNvPicPr>
                   </pic:nvPicPr>
                   <pic:blipFill>
-                    <a:blip r:embed="rId48"/>
+                    <a:blip r:embed="rId44"/>
                     <a:stretch>
                       <a:fillRect/>
                     </a:stretch>
@@ -5008,7 +3574,7 @@
                   <pic:spPr bwMode="auto">
                     <a:xfrm>
                       <a:off x="0" y="0"/>
-                      <a:ext cx="5759999" cy="2377094"/>
+                      <a:ext cx="5759999" cy="2224194"/>
                     </a:xfrm>
                     <a:prstGeom prst="rect">
                       <a:avLst/>
@@ -5034,20 +3600,20 @@
       <w:r>
         <w:drawing>
           <wp:inline>
-            <wp:extent cx="5759999" cy="2283460"/>
+            <wp:extent cx="5759999" cy="1815768"/>
             <wp:effectExtent b="0" l="0" r="0" t="0"/>
-            <wp:docPr descr="Black, grey, and white box attacker models" title="" id="52" name="Picture"/>
+            <wp:docPr descr="Black, grey, and white box attacker models" title="" id="48" name="Picture"/>
             <a:graphic>
               <a:graphicData uri="http://schemas.openxmlformats.org/drawingml/2006/picture">
                 <pic:pic>
                   <pic:nvPicPr>
-                    <pic:cNvPr descr="h11-01-saldirgan-modelleri.png" id="53" name="Picture"/>
+                    <pic:cNvPr descr="h11-01-saldirgan-modelleri.png" id="49" name="Picture"/>
                     <pic:cNvPicPr>
                       <a:picLocks noChangeArrowheads="1" noChangeAspect="1"/>
                     </pic:cNvPicPr>
                   </pic:nvPicPr>
                   <pic:blipFill>
-                    <a:blip r:embed="rId51"/>
+                    <a:blip r:embed="rId47"/>
                     <a:stretch>
                       <a:fillRect/>
                     </a:stretch>
@@ -5055,7 +3621,7 @@
                   <pic:spPr bwMode="auto">
                     <a:xfrm>
                       <a:off x="0" y="0"/>
-                      <a:ext cx="5759999" cy="2283460"/>
+                      <a:ext cx="5759999" cy="1815768"/>
                     </a:xfrm>
                     <a:prstGeom prst="rect">
                       <a:avLst/>
@@ -5337,7 +3903,7 @@
         <w:pStyle w:val="Compact"/>
         <w:numPr>
           <w:ilvl w:val="0"/>
-          <w:numId w:val="1026"/>
+          <w:numId w:val="1005"/>
         </w:numPr>
       </w:pPr>
       <w:r>
@@ -5365,7 +3931,7 @@
         <w:pStyle w:val="Compact"/>
         <w:numPr>
           <w:ilvl w:val="0"/>
-          <w:numId w:val="1026"/>
+          <w:numId w:val="1005"/>
         </w:numPr>
       </w:pPr>
       <w:r>
@@ -5517,7 +4083,24 @@
           <w:b/>
           <w:bCs/>
         </w:rPr>
-        <w:t xml:space="preserve">9) and RASP (Week 6) methods together.</w:t>
+        <w:t xml:space="preserve">9) and RASP (</w:t>
+      </w:r>
+      <w:hyperlink r:id="rId50">
+        <w:r>
+          <w:rPr>
+            <w:rStyle w:val="Hyperlink"/>
+            <w:b/>
+            <w:bCs/>
+          </w:rPr>
+          <w:t xml:space="preserve">Week 6</w:t>
+        </w:r>
+      </w:hyperlink>
+      <w:r>
+        <w:rPr>
+          <w:b/>
+          <w:bCs/>
+        </w:rPr>
+        <w:t xml:space="preserve">) methods together.</w:t>
       </w:r>
       <w:r>
         <w:t xml:space="preserve"> </w:t>
@@ -5542,7 +4125,7 @@
         <w:t xml:space="preserve">even in its first sentence.</w:t>
       </w:r>
     </w:p>
-    <w:bookmarkStart w:id="54" w:name="X236ec388eca92ac8578916bc95c961e0cf5f71f"/>
+    <w:bookmarkStart w:id="51" w:name="X236ec388eca92ac8578916bc95c961e0cf5f71f"/>
     <w:p>
       <w:pPr>
         <w:pStyle w:val="Heading3"/>
@@ -5626,7 +4209,7 @@
         <w:pStyle w:val="Compact"/>
         <w:numPr>
           <w:ilvl w:val="0"/>
-          <w:numId w:val="1027"/>
+          <w:numId w:val="1006"/>
         </w:numPr>
       </w:pPr>
       <w:r>
@@ -5704,7 +4287,7 @@
         <w:pStyle w:val="Compact"/>
         <w:numPr>
           <w:ilvl w:val="0"/>
-          <w:numId w:val="1027"/>
+          <w:numId w:val="1006"/>
         </w:numPr>
       </w:pPr>
       <w:r>
@@ -5785,7 +4368,7 @@
         <w:pStyle w:val="Compact"/>
         <w:numPr>
           <w:ilvl w:val="0"/>
-          <w:numId w:val="1027"/>
+          <w:numId w:val="1006"/>
         </w:numPr>
       </w:pPr>
       <w:r>
@@ -5863,7 +4446,7 @@
         <w:pStyle w:val="Compact"/>
         <w:numPr>
           <w:ilvl w:val="0"/>
-          <w:numId w:val="1027"/>
+          <w:numId w:val="1006"/>
         </w:numPr>
       </w:pPr>
       <w:r>
@@ -5948,7 +4531,7 @@
         <w:pStyle w:val="Compact"/>
         <w:numPr>
           <w:ilvl w:val="0"/>
-          <w:numId w:val="1027"/>
+          <w:numId w:val="1006"/>
         </w:numPr>
       </w:pPr>
       <w:r>
@@ -6039,7 +4622,7 @@
         <w:pStyle w:val="Compact"/>
         <w:numPr>
           <w:ilvl w:val="0"/>
-          <w:numId w:val="1027"/>
+          <w:numId w:val="1006"/>
         </w:numPr>
       </w:pPr>
       <w:r>
@@ -6395,8 +4978,8 @@
         <w:t xml:space="preserve">client at all (keep it on the server).</w:t>
       </w:r>
     </w:p>
-    <w:bookmarkEnd w:id="54"/>
-    <w:bookmarkStart w:id="55" w:name="X81ec7843108d6b5cc76dfde0ebe5f48ee5cd809"/>
+    <w:bookmarkEnd w:id="51"/>
+    <w:bookmarkStart w:id="52" w:name="X81ec7843108d6b5cc76dfde0ebe5f48ee5cd809"/>
     <w:p>
       <w:pPr>
         <w:pStyle w:val="Heading3"/>
@@ -6462,7 +5045,7 @@
         <w:pStyle w:val="Compact"/>
         <w:numPr>
           <w:ilvl w:val="0"/>
-          <w:numId w:val="1028"/>
+          <w:numId w:val="1007"/>
         </w:numPr>
       </w:pPr>
       <w:r>
@@ -6533,7 +5116,7 @@
         <w:pStyle w:val="Compact"/>
         <w:numPr>
           <w:ilvl w:val="0"/>
-          <w:numId w:val="1028"/>
+          <w:numId w:val="1007"/>
         </w:numPr>
       </w:pPr>
       <w:r>
@@ -6607,7 +5190,7 @@
         <w:pStyle w:val="Compact"/>
         <w:numPr>
           <w:ilvl w:val="0"/>
-          <w:numId w:val="1028"/>
+          <w:numId w:val="1007"/>
         </w:numPr>
       </w:pPr>
       <w:r>
@@ -6709,7 +5292,7 @@
         <w:pStyle w:val="Compact"/>
         <w:numPr>
           <w:ilvl w:val="0"/>
-          <w:numId w:val="1028"/>
+          <w:numId w:val="1007"/>
         </w:numPr>
       </w:pPr>
       <w:r>
@@ -7309,8 +5892,8 @@
         <w:t xml:space="preserve">prevent this confusion.</w:t>
       </w:r>
     </w:p>
-    <w:bookmarkEnd w:id="55"/>
-    <w:bookmarkStart w:id="56" w:name="Xcbe82740b90b8696761b90bb7c632cb4dd87c06"/>
+    <w:bookmarkEnd w:id="52"/>
+    <w:bookmarkStart w:id="54" w:name="Xcbe82740b90b8696761b90bb7c632cb4dd87c06"/>
     <w:p>
       <w:pPr>
         <w:pStyle w:val="Heading3"/>
@@ -7354,15 +5937,25 @@
         <w:pStyle w:val="Compact"/>
         <w:numPr>
           <w:ilvl w:val="0"/>
-          <w:numId w:val="1029"/>
+          <w:numId w:val="1008"/>
         </w:numPr>
       </w:pPr>
-      <w:r>
-        <w:rPr>
-          <w:b/>
-          <w:bCs/>
-        </w:rPr>
-        <w:t xml:space="preserve">Week 3 — Kerckhoffs’s principle.</w:t>
+      <w:hyperlink r:id="rId26">
+        <w:r>
+          <w:rPr>
+            <w:rStyle w:val="Hyperlink"/>
+            <w:b/>
+            <w:bCs/>
+          </w:rPr>
+          <w:t xml:space="preserve">Week 3 — Kerckhoffs’s principle</w:t>
+        </w:r>
+      </w:hyperlink>
+      <w:r>
+        <w:rPr>
+          <w:b/>
+          <w:bCs/>
+        </w:rPr>
+        <w:t xml:space="preserve">.</w:t>
       </w:r>
       <w:r>
         <w:t xml:space="preserve"> </w:t>
@@ -7374,58 +5967,44 @@
         <w:t xml:space="preserve"> </w:t>
       </w:r>
       <w:r>
-        <w:t xml:space="preserve">“security must rest on the secrecy of the</w:t>
-      </w:r>
-      <w:r>
-        <w:t xml:space="preserve"> </w:t>
-      </w:r>
-      <w:r>
-        <w:t xml:space="preserve">key, not the secrecy of the algorithm”</w:t>
-      </w:r>
-      <w:r>
-        <w:t xml:space="preserve">. The white-box model takes this one step further: here</w:t>
-      </w:r>
-      <w:r>
-        <w:t xml:space="preserve"> </w:t>
-      </w:r>
-      <w:r>
-        <w:rPr>
-          <w:b/>
-          <w:bCs/>
-        </w:rPr>
-        <w:t xml:space="preserve">both the</w:t>
-      </w:r>
-      <w:r>
-        <w:rPr>
-          <w:b/>
-          <w:bCs/>
-        </w:rPr>
-        <w:t xml:space="preserve"> </w:t>
-      </w:r>
-      <w:r>
-        <w:rPr>
-          <w:b/>
-          <w:bCs/>
-        </w:rPr>
-        <w:t xml:space="preserve">algorithm and the key</w:t>
-      </w:r>
-      <w:r>
-        <w:t xml:space="preserve"> </w:t>
-      </w:r>
-      <w:r>
-        <w:t xml:space="preserve">are in the attacker’s hands; all that’s left is the question</w:t>
-      </w:r>
-      <w:r>
-        <w:t xml:space="preserve"> </w:t>
-      </w:r>
-      <w:r>
-        <w:t xml:space="preserve">“how expensive can I make</w:t>
-      </w:r>
-      <w:r>
-        <w:t xml:space="preserve"> </w:t>
-      </w:r>
-      <w:r>
-        <w:t xml:space="preserve">extracting the key?”</w:t>
+        <w:t xml:space="preserve">“security must rest on the secrecy of the key, not the secrecy of the algorithm”</w:t>
+      </w:r>
+      <w:r>
+        <w:t xml:space="preserve">.</w:t>
+      </w:r>
+      <w:r>
+        <w:t xml:space="preserve"> </w:t>
+      </w:r>
+      <w:r>
+        <w:t xml:space="preserve">The white-box model takes this one step further: here</w:t>
+      </w:r>
+      <w:r>
+        <w:t xml:space="preserve"> </w:t>
+      </w:r>
+      <w:r>
+        <w:rPr>
+          <w:b/>
+          <w:bCs/>
+        </w:rPr>
+        <w:t xml:space="preserve">both the algorithm and the key</w:t>
+      </w:r>
+      <w:r>
+        <w:t xml:space="preserve"> </w:t>
+      </w:r>
+      <w:r>
+        <w:t xml:space="preserve">are in the attacker’s</w:t>
+      </w:r>
+      <w:r>
+        <w:t xml:space="preserve"> </w:t>
+      </w:r>
+      <w:r>
+        <w:t xml:space="preserve">hands; all that’s left is the question</w:t>
+      </w:r>
+      <w:r>
+        <w:t xml:space="preserve"> </w:t>
+      </w:r>
+      <w:r>
+        <w:t xml:space="preserve">“how expensive can I make extracting the key?”</w:t>
       </w:r>
     </w:p>
     <w:p>
@@ -7433,27 +6012,43 @@
         <w:pStyle w:val="Compact"/>
         <w:numPr>
           <w:ilvl w:val="0"/>
-          <w:numId w:val="1029"/>
+          <w:numId w:val="1008"/>
         </w:numPr>
       </w:pPr>
-      <w:r>
-        <w:rPr>
-          <w:b/>
-          <w:bCs/>
-        </w:rPr>
-        <w:t xml:space="preserve">Week 9 — obfuscation rules (K-01…K-08).</w:t>
-      </w:r>
-      <w:r>
-        <w:t xml:space="preserve"> </w:t>
-      </w:r>
-      <w:r>
-        <w:t xml:space="preserve">That week we saw rules hiding control flow (K-04), constants</w:t>
-      </w:r>
-      <w:r>
-        <w:t xml:space="preserve"> </w:t>
-      </w:r>
-      <w:r>
-        <w:t xml:space="preserve">(K-02, K-07), and boolean values (K-08); all of them were</w:t>
+      <w:hyperlink r:id="rId53">
+        <w:r>
+          <w:rPr>
+            <w:rStyle w:val="Hyperlink"/>
+            <w:b/>
+            <w:bCs/>
+          </w:rPr>
+          <w:t xml:space="preserve">Week 9 — obfuscation rules (K-01…K-08)</w:t>
+        </w:r>
+      </w:hyperlink>
+      <w:r>
+        <w:rPr>
+          <w:b/>
+          <w:bCs/>
+        </w:rPr>
+        <w:t xml:space="preserve">.</w:t>
+      </w:r>
+      <w:r>
+        <w:t xml:space="preserve"> </w:t>
+      </w:r>
+      <w:r>
+        <w:t xml:space="preserve">That</w:t>
+      </w:r>
+      <w:r>
+        <w:t xml:space="preserve"> </w:t>
+      </w:r>
+      <w:r>
+        <w:t xml:space="preserve">week we saw rules hiding control flow (K-04), constants (K-02, K-07), and boolean values (K-08); all of them</w:t>
+      </w:r>
+      <w:r>
+        <w:t xml:space="preserve"> </w:t>
+      </w:r>
+      <w:r>
+        <w:t xml:space="preserve">were</w:t>
       </w:r>
       <w:r>
         <w:t xml:space="preserve"> </w:t>
@@ -7466,13 +6061,7 @@
         <w:t xml:space="preserve">code hardening</w:t>
       </w:r>
       <w:r>
-        <w:t xml:space="preserve">, i.e. they made the white-box</w:t>
-      </w:r>
-      <w:r>
-        <w:t xml:space="preserve"> </w:t>
-      </w:r>
-      <w:r>
-        <w:t xml:space="preserve">attacker’s</w:t>
+        <w:t xml:space="preserve">, i.e. they made the white-box attacker’s</w:t>
       </w:r>
       <w:r>
         <w:t xml:space="preserve"> </w:t>
@@ -7488,13 +6077,13 @@
         <w:t xml:space="preserve"> </w:t>
       </w:r>
       <w:r>
-        <w:t xml:space="preserve">harder. WBC is a cryptography-specific, much stronger version of this: it buries</w:t>
-      </w:r>
-      <w:r>
-        <w:t xml:space="preserve"> </w:t>
-      </w:r>
-      <w:r>
-        <w:t xml:space="preserve">not just the code, but the</w:t>
+        <w:t xml:space="preserve">harder. WBC is a</w:t>
+      </w:r>
+      <w:r>
+        <w:t xml:space="preserve"> </w:t>
+      </w:r>
+      <w:r>
+        <w:t xml:space="preserve">cryptography-specific, much stronger version of this: it buries not just the code, but the</w:t>
       </w:r>
       <w:r>
         <w:t xml:space="preserve"> </w:t>
@@ -7507,7 +6096,13 @@
         <w:t xml:space="preserve">key itself</w:t>
       </w:r>
       <w:r>
-        <w:t xml:space="preserve">, into the code’s mathematics.</w:t>
+        <w:t xml:space="preserve">, into</w:t>
+      </w:r>
+      <w:r>
+        <w:t xml:space="preserve"> </w:t>
+      </w:r>
+      <w:r>
+        <w:t xml:space="preserve">the code’s mathematics.</w:t>
       </w:r>
     </w:p>
     <w:p>
@@ -7515,15 +6110,25 @@
         <w:pStyle w:val="Compact"/>
         <w:numPr>
           <w:ilvl w:val="0"/>
-          <w:numId w:val="1029"/>
+          <w:numId w:val="1008"/>
         </w:numPr>
       </w:pPr>
-      <w:r>
-        <w:rPr>
-          <w:b/>
-          <w:bCs/>
-        </w:rPr>
-        <w:t xml:space="preserve">Week 10 — algorithms and key management.</w:t>
+      <w:hyperlink r:id="rId27">
+        <w:r>
+          <w:rPr>
+            <w:rStyle w:val="Hyperlink"/>
+            <w:b/>
+            <w:bCs/>
+          </w:rPr>
+          <w:t xml:space="preserve">Week 10 — algorithms and key management</w:t>
+        </w:r>
+      </w:hyperlink>
+      <w:r>
+        <w:rPr>
+          <w:b/>
+          <w:bCs/>
+        </w:rPr>
+        <w:t xml:space="preserve">.</w:t>
       </w:r>
       <w:r>
         <w:t xml:space="preserve"> </w:t>
@@ -7545,7 +6150,13 @@
         <w:t xml:space="preserve"> </w:t>
       </w:r>
       <w:r>
-        <w:t xml:space="preserve">model. What we’ll learn this week is that when the same AES algorithm has to run in a</w:t>
+        <w:t xml:space="preserve">model. What we’ll learn this week</w:t>
+      </w:r>
+      <w:r>
+        <w:t xml:space="preserve"> </w:t>
+      </w:r>
+      <w:r>
+        <w:t xml:space="preserve">is that when the same AES algorithm has to run in a</w:t>
       </w:r>
       <w:r>
         <w:t xml:space="preserve"> </w:t>
@@ -7577,13 +6188,7 @@
         <w:t xml:space="preserve"> </w:t>
       </w:r>
       <w:r>
-        <w:t xml:space="preserve">— WBC tries to close this gap</w:t>
-      </w:r>
-      <w:r>
-        <w:t xml:space="preserve"> </w:t>
-      </w:r>
-      <w:r>
-        <w:t xml:space="preserve">(partially, and expensively).</w:t>
+        <w:t xml:space="preserve">— WBC tries to close this gap (partially, and expensively).</w:t>
       </w:r>
     </w:p>
     <w:p>
@@ -7661,9 +6266,9 @@
         <w:t xml:space="preserve">third model.</w:t>
       </w:r>
     </w:p>
-    <w:bookmarkEnd w:id="56"/>
-    <w:bookmarkEnd w:id="57"/>
-    <w:bookmarkStart w:id="66" w:name="why-is-the-problem-so-hard"/>
+    <w:bookmarkEnd w:id="54"/>
+    <w:bookmarkEnd w:id="55"/>
+    <w:bookmarkStart w:id="67" w:name="why-is-the-problem-so-hard"/>
     <w:p>
       <w:pPr>
         <w:pStyle w:val="Heading2"/>
@@ -7776,20 +6381,20 @@
       <w:r>
         <w:drawing>
           <wp:inline>
-            <wp:extent cx="5759999" cy="2470728"/>
+            <wp:extent cx="5759999" cy="2005479"/>
             <wp:effectExtent b="0" l="0" r="0" t="0"/>
-            <wp:docPr descr="The code-lifting attack and its countermeasure" title="" id="59" name="Picture"/>
+            <wp:docPr descr="The code-lifting attack and its countermeasure" title="" id="57" name="Picture"/>
             <a:graphic>
               <a:graphicData uri="http://schemas.openxmlformats.org/drawingml/2006/picture">
                 <pic:pic>
                   <pic:nvPicPr>
-                    <pic:cNvPr descr="h11-06-code-lifting.png" id="60" name="Picture"/>
+                    <pic:cNvPr descr="h11-06-code-lifting.png" id="58" name="Picture"/>
                     <pic:cNvPicPr>
                       <a:picLocks noChangeArrowheads="1" noChangeAspect="1"/>
                     </pic:cNvPicPr>
                   </pic:nvPicPr>
                   <pic:blipFill>
-                    <a:blip r:embed="rId58"/>
+                    <a:blip r:embed="rId56"/>
                     <a:stretch>
                       <a:fillRect/>
                     </a:stretch>
@@ -7797,7 +6402,7 @@
                   <pic:spPr bwMode="auto">
                     <a:xfrm>
                       <a:off x="0" y="0"/>
-                      <a:ext cx="5759999" cy="2470728"/>
+                      <a:ext cx="5759999" cy="2005479"/>
                     </a:xfrm>
                     <a:prstGeom prst="rect">
                       <a:avLst/>
@@ -7859,7 +6464,7 @@
         <w:t xml:space="preserve">the key from the tables much more expensive than storing it in plain form.</w:t>
       </w:r>
     </w:p>
-    <w:bookmarkStart w:id="61" w:name="why-naive-solutions-collapse-rules"/>
+    <w:bookmarkStart w:id="60" w:name="why-naive-solutions-collapse-rules"/>
     <w:p>
       <w:pPr>
         <w:pStyle w:val="Heading3"/>
@@ -7899,7 +6504,7 @@
         <w:pStyle w:val="Compact"/>
         <w:numPr>
           <w:ilvl w:val="0"/>
-          <w:numId w:val="1030"/>
+          <w:numId w:val="1009"/>
         </w:numPr>
       </w:pPr>
       <w:r>
@@ -7989,7 +6594,7 @@
         <w:pStyle w:val="Compact"/>
         <w:numPr>
           <w:ilvl w:val="0"/>
-          <w:numId w:val="1030"/>
+          <w:numId w:val="1009"/>
         </w:numPr>
       </w:pPr>
       <w:r>
@@ -8045,7 +6650,7 @@
         <w:pStyle w:val="Compact"/>
         <w:numPr>
           <w:ilvl w:val="0"/>
-          <w:numId w:val="1030"/>
+          <w:numId w:val="1009"/>
         </w:numPr>
       </w:pPr>
       <w:r>
@@ -8148,7 +6753,7 @@
         <w:pStyle w:val="Compact"/>
         <w:numPr>
           <w:ilvl w:val="0"/>
-          <w:numId w:val="1030"/>
+          <w:numId w:val="1009"/>
         </w:numPr>
       </w:pPr>
       <w:r>
@@ -8344,7 +6949,18 @@
         <w:t xml:space="preserve"> </w:t>
       </w:r>
       <w:r>
-        <w:t xml:space="preserve">the real risk. An assessor (Week 12) scans test/debug paths with</w:t>
+        <w:t xml:space="preserve">the real risk. An assessor (</w:t>
+      </w:r>
+      <w:hyperlink r:id="rId59">
+        <w:r>
+          <w:rPr>
+            <w:rStyle w:val="Hyperlink"/>
+          </w:rPr>
+          <w:t xml:space="preserve">Week 12</w:t>
+        </w:r>
+      </w:hyperlink>
+      <w:r>
+        <w:t xml:space="preserve">) scans test/debug paths with</w:t>
       </w:r>
       <w:r>
         <w:t xml:space="preserve"> </w:t>
@@ -8443,7 +7059,7 @@
         <w:t xml:space="preserve">. This is Week 9’s obfuscation rules applied to cryptography.</w:t>
       </w:r>
     </w:p>
-    <w:bookmarkEnd w:id="61"/>
+    <w:bookmarkEnd w:id="60"/>
     <w:bookmarkStart w:id="62" w:name="X05e275da54226efe93000f4b35afa7e35005053"/>
     <w:p>
       <w:pPr>
@@ -8959,18 +7575,33 @@
         <w:t xml:space="preserve"> </w:t>
       </w:r>
       <w:r>
-        <w:t xml:space="preserve">as the limit of Week 9’s</w:t>
-      </w:r>
-      <w:r>
-        <w:t xml:space="preserve"> </w:t>
-      </w:r>
-      <w:r>
-        <w:rPr>
-          <w:b/>
-          <w:bCs/>
-        </w:rPr>
-        <w:t xml:space="preserve">K-07 (static string/hard-coding)</w:t>
-      </w:r>
+        <w:t xml:space="preserve">as the limit of</w:t>
+      </w:r>
+      <w:r>
+        <w:t xml:space="preserve"> </w:t>
+      </w:r>
+      <w:hyperlink r:id="rId61">
+        <w:r>
+          <w:rPr>
+            <w:rStyle w:val="Hyperlink"/>
+          </w:rPr>
+          <w:t xml:space="preserve">Week 9’s</w:t>
+        </w:r>
+        <w:r>
+          <w:rPr>
+            <w:rStyle w:val="Hyperlink"/>
+          </w:rPr>
+          <w:t xml:space="preserve"> </w:t>
+        </w:r>
+        <w:r>
+          <w:rPr>
+            <w:rStyle w:val="Hyperlink"/>
+            <w:b/>
+            <w:bCs/>
+          </w:rPr>
+          <w:t xml:space="preserve">K-07 (static string/hard-coding)</w:t>
+        </w:r>
+      </w:hyperlink>
       <w:r>
         <w:t xml:space="preserve"> </w:t>
       </w:r>
@@ -8985,21 +7616,7 @@
           <w:b/>
           <w:bCs/>
         </w:rPr>
-        <w:t xml:space="preserve">if the</w:t>
-      </w:r>
-      <w:r>
-        <w:rPr>
-          <w:b/>
-          <w:bCs/>
-        </w:rPr>
-        <w:t xml:space="preserve"> </w:t>
-      </w:r>
-      <w:r>
-        <w:rPr>
-          <w:b/>
-          <w:bCs/>
-        </w:rPr>
-        <w:t xml:space="preserve">decoding key sits right next to it</w:t>
+        <w:t xml:space="preserve">if the decoding key sits right next to it</w:t>
       </w:r>
       <w:r>
         <w:t xml:space="preserve">.</w:t>
@@ -9137,7 +7754,7 @@
       </w:r>
     </w:p>
     <w:bookmarkEnd w:id="62"/>
-    <w:bookmarkStart w:id="63" w:name="code-lifting-a-bit-deeper"/>
+    <w:bookmarkStart w:id="64" w:name="code-lifting-a-bit-deeper"/>
     <w:p>
       <w:pPr>
         <w:pStyle w:val="Heading3"/>
@@ -9362,18 +7979,33 @@
         <w:t xml:space="preserve"> </w:t>
       </w:r>
       <w:r>
-        <w:t xml:space="preserve">than solving its mathematics. Week 9’s</w:t>
-      </w:r>
-      <w:r>
-        <w:t xml:space="preserve"> </w:t>
-      </w:r>
-      <w:r>
-        <w:rPr>
-          <w:b/>
-          <w:bCs/>
-        </w:rPr>
-        <w:t xml:space="preserve">K-06 (call and dependency hiding)</w:t>
-      </w:r>
+        <w:t xml:space="preserve">than solving its mathematics.</w:t>
+      </w:r>
+      <w:r>
+        <w:t xml:space="preserve"> </w:t>
+      </w:r>
+      <w:hyperlink r:id="rId63">
+        <w:r>
+          <w:rPr>
+            <w:rStyle w:val="Hyperlink"/>
+          </w:rPr>
+          <w:t xml:space="preserve">Week 9’s</w:t>
+        </w:r>
+        <w:r>
+          <w:rPr>
+            <w:rStyle w:val="Hyperlink"/>
+          </w:rPr>
+          <w:t xml:space="preserve"> </w:t>
+        </w:r>
+        <w:r>
+          <w:rPr>
+            <w:rStyle w:val="Hyperlink"/>
+            <w:b/>
+            <w:bCs/>
+          </w:rPr>
+          <w:t xml:space="preserve">K-06 (call and dependency hiding)</w:t>
+        </w:r>
+      </w:hyperlink>
       <w:r>
         <w:t xml:space="preserve"> </w:t>
       </w:r>
@@ -9388,27 +8020,19 @@
           <w:b/>
           <w:bCs/>
         </w:rPr>
-        <w:t xml:space="preserve">isn’t</w:t>
-      </w:r>
-      <w:r>
-        <w:rPr>
-          <w:b/>
-          <w:bCs/>
-        </w:rPr>
-        <w:t xml:space="preserve"> </w:t>
-      </w:r>
-      <w:r>
-        <w:rPr>
-          <w:b/>
-          <w:bCs/>
-        </w:rPr>
-        <w:t xml:space="preserve">sufficient on its own</w:t>
-      </w:r>
-      <w:r>
-        <w:t xml:space="preserve"> </w:t>
-      </w:r>
-      <w:r>
-        <w:t xml:space="preserve">— once the routine is found, it can still be copied. The real solution is</w:t>
+        <w:t xml:space="preserve">isn’t sufficient on its own</w:t>
+      </w:r>
+      <w:r>
+        <w:t xml:space="preserve"> </w:t>
+      </w:r>
+      <w:r>
+        <w:t xml:space="preserve">— once the</w:t>
+      </w:r>
+      <w:r>
+        <w:t xml:space="preserve"> </w:t>
+      </w:r>
+      <w:r>
+        <w:t xml:space="preserve">routine is found, it can still be copied. The real solution is</w:t>
       </w:r>
       <w:r>
         <w:t xml:space="preserve"> </w:t>
@@ -9444,8 +8068,8 @@
         <w:t xml:space="preserve">context (e.g. an input/output mixed with a device identifier).</w:t>
       </w:r>
     </w:p>
-    <w:bookmarkEnd w:id="63"/>
-    <w:bookmarkStart w:id="64" w:name="X1680d18d30386cc42a27a8314af5d5d8c0b7145"/>
+    <w:bookmarkEnd w:id="64"/>
+    <w:bookmarkStart w:id="65" w:name="X1680d18d30386cc42a27a8314af5d5d8c0b7145"/>
     <w:p>
       <w:pPr>
         <w:pStyle w:val="Heading3"/>
@@ -9862,8 +8486,8 @@
         <w:t xml:space="preserve">.</w:t>
       </w:r>
     </w:p>
-    <w:bookmarkEnd w:id="64"/>
-    <w:bookmarkStart w:id="65" w:name="X27dfe20fd62d136cccaa8f38d3880f98c2e7199"/>
+    <w:bookmarkEnd w:id="65"/>
+    <w:bookmarkStart w:id="66" w:name="X27dfe20fd62d136cccaa8f38d3880f98c2e7199"/>
     <w:p>
       <w:pPr>
         <w:pStyle w:val="Heading3"/>
@@ -10156,9 +8780,9 @@
         </w:pict>
       </w:r>
     </w:p>
-    <w:bookmarkEnd w:id="65"/>
     <w:bookmarkEnd w:id="66"/>
-    <w:bookmarkStart w:id="92" w:name="X984bccd7a9a6264e1f617d5b6bff246ab4fb53b"/>
+    <w:bookmarkEnd w:id="67"/>
+    <w:bookmarkStart w:id="94" w:name="X984bccd7a9a6264e1f617d5b6bff246ab4fb53b"/>
     <w:p>
       <w:pPr>
         <w:pStyle w:val="Heading2"/>
@@ -10223,7 +8847,7 @@
         <w:t xml:space="preserve">. We proceed step by step and conceptually.</w:t>
       </w:r>
     </w:p>
-    <w:bookmarkStart w:id="71" w:name="X222439f9d12f032bd0ec66ee0159e0ce1dbacb4"/>
+    <w:bookmarkStart w:id="72" w:name="X222439f9d12f032bd0ec66ee0159e0ce1dbacb4"/>
     <w:p>
       <w:pPr>
         <w:pStyle w:val="Heading3"/>
@@ -10388,7 +9012,7 @@
         <w:t xml:space="preserve">.</w:t>
       </w:r>
     </w:p>
-    <w:bookmarkStart w:id="70" w:name="X1416ba77367269dbba020a7e9ebe396d5597b7e"/>
+    <w:bookmarkStart w:id="71" w:name="X1416ba77367269dbba020a7e9ebe396d5597b7e"/>
     <w:p>
       <w:pPr>
         <w:pStyle w:val="Heading4"/>
@@ -10492,20 +9116,20 @@
       <w:r>
         <w:drawing>
           <wp:inline>
-            <wp:extent cx="5759999" cy="2748610"/>
+            <wp:extent cx="5759999" cy="1631942"/>
             <wp:effectExtent b="0" l="0" r="0" t="0"/>
-            <wp:docPr descr="Extracting the key from a naive table in three steps" title="" id="68" name="Picture"/>
+            <wp:docPr descr="Extracting the key from a naive table in three steps" title="" id="69" name="Picture"/>
             <a:graphic>
               <a:graphicData uri="http://schemas.openxmlformats.org/drawingml/2006/picture">
                 <pic:pic>
                   <pic:nvPicPr>
-                    <pic:cNvPr descr="h11-02-anahtar-sizmasi.png" id="69" name="Picture"/>
+                    <pic:cNvPr descr="h11-02-anahtar-sizmasi.png" id="70" name="Picture"/>
                     <pic:cNvPicPr>
                       <a:picLocks noChangeArrowheads="1" noChangeAspect="1"/>
                     </pic:cNvPicPr>
                   </pic:nvPicPr>
                   <pic:blipFill>
-                    <a:blip r:embed="rId67"/>
+                    <a:blip r:embed="rId68"/>
                     <a:stretch>
                       <a:fillRect/>
                     </a:stretch>
@@ -10513,7 +9137,7 @@
                   <pic:spPr bwMode="auto">
                     <a:xfrm>
                       <a:off x="0" y="0"/>
-                      <a:ext cx="5759999" cy="2748610"/>
+                      <a:ext cx="5759999" cy="1631942"/>
                     </a:xfrm>
                     <a:prstGeom prst="rect">
                       <a:avLst/>
@@ -11099,9 +9723,9 @@
         <w:t xml:space="preserve">box at the top of this page.</w:t>
       </w:r>
     </w:p>
-    <w:bookmarkEnd w:id="70"/>
     <w:bookmarkEnd w:id="71"/>
-    <w:bookmarkStart w:id="72" w:name="X7efec8f74fa1fa6ce9ef6aa2d07261ef2b2887e"/>
+    <w:bookmarkEnd w:id="72"/>
+    <w:bookmarkStart w:id="73" w:name="X7efec8f74fa1fa6ce9ef6aa2d07261ef2b2887e"/>
     <w:p>
       <w:pPr>
         <w:pStyle w:val="Heading3"/>
@@ -12076,8 +10700,8 @@
         <w:t xml:space="preserve">checked.</w:t>
       </w:r>
     </w:p>
-    <w:bookmarkEnd w:id="72"/>
-    <w:bookmarkStart w:id="73" w:name="X34a21cb72c2dd12776564bacd3f86b09cd421d3"/>
+    <w:bookmarkEnd w:id="73"/>
+    <w:bookmarkStart w:id="74" w:name="X34a21cb72c2dd12776564bacd3f86b09cd421d3"/>
     <w:p>
       <w:pPr>
         <w:pStyle w:val="Heading3"/>
@@ -13105,8 +11729,8 @@
         <w:t xml:space="preserve">we saw by hand here.</w:t>
       </w:r>
     </w:p>
-    <w:bookmarkEnd w:id="73"/>
-    <w:bookmarkStart w:id="74" w:name="X6eda54270212938d8138127af957b784c1a5739"/>
+    <w:bookmarkEnd w:id="74"/>
+    <w:bookmarkStart w:id="75" w:name="X6eda54270212938d8138127af957b784c1a5739"/>
     <w:p>
       <w:pPr>
         <w:pStyle w:val="Heading3"/>
@@ -14560,8 +13184,8 @@
         <w:t xml:space="preserve">countermeasures we’ll see in Section 4.</w:t>
       </w:r>
     </w:p>
-    <w:bookmarkEnd w:id="74"/>
-    <w:bookmarkStart w:id="76" w:name="X3f0c994ebc863b36e554504662f671b0b45a55a"/>
+    <w:bookmarkEnd w:id="75"/>
+    <w:bookmarkStart w:id="77" w:name="X3f0c994ebc863b36e554504662f671b0b45a55a"/>
     <w:p>
       <w:pPr>
         <w:pStyle w:val="Heading3"/>
@@ -14630,7 +13254,7 @@
         <w:t xml:space="preserve">; nowhere does an explicit arithmetic key operation appear.</w:t>
       </w:r>
     </w:p>
-    <w:bookmarkStart w:id="75" w:name="X4f259326fd87c43a64cb7677c203c0d27b0b02a"/>
+    <w:bookmarkStart w:id="76" w:name="X4f259326fd87c43a64cb7677c203c0d27b0b02a"/>
     <w:p>
       <w:pPr>
         <w:pStyle w:val="Heading4"/>
@@ -15345,9 +13969,9 @@
         <w:t xml:space="preserve">comes from the encodings of Steps 3–5.</w:t>
       </w:r>
     </w:p>
-    <w:bookmarkEnd w:id="75"/>
     <w:bookmarkEnd w:id="76"/>
-    <w:bookmarkStart w:id="81" w:name="step-3-internal-encodings"/>
+    <w:bookmarkEnd w:id="77"/>
+    <w:bookmarkStart w:id="82" w:name="step-3-internal-encodings"/>
     <w:p>
       <w:pPr>
         <w:pStyle w:val="Heading3"/>
@@ -15402,20 +14026,20 @@
       <w:r>
         <w:drawing>
           <wp:inline>
-            <wp:extent cx="5759999" cy="2470728"/>
+            <wp:extent cx="5759999" cy="1964938"/>
             <wp:effectExtent b="0" l="0" r="0" t="0"/>
-            <wp:docPr descr="How internal encoding prevents the key from leaking" title="" id="78" name="Picture"/>
+            <wp:docPr descr="How internal encoding prevents the key from leaking" title="" id="79" name="Picture"/>
             <a:graphic>
               <a:graphicData uri="http://schemas.openxmlformats.org/drawingml/2006/picture">
                 <pic:pic>
                   <pic:nvPicPr>
-                    <pic:cNvPr descr="h11-03-ic-kodlama.png" id="79" name="Picture"/>
+                    <pic:cNvPr descr="h11-03-ic-kodlama.png" id="80" name="Picture"/>
                     <pic:cNvPicPr>
                       <a:picLocks noChangeArrowheads="1" noChangeAspect="1"/>
                     </pic:cNvPicPr>
                   </pic:nvPicPr>
                   <pic:blipFill>
-                    <a:blip r:embed="rId77"/>
+                    <a:blip r:embed="rId78"/>
                     <a:stretch>
                       <a:fillRect/>
                     </a:stretch>
@@ -15423,7 +14047,7 @@
                   <pic:spPr bwMode="auto">
                     <a:xfrm>
                       <a:off x="0" y="0"/>
-                      <a:ext cx="5759999" cy="2470728"/>
+                      <a:ext cx="5759999" cy="1964938"/>
                     </a:xfrm>
                     <a:prstGeom prst="rect">
                       <a:avLst/>
@@ -15442,7 +14066,7 @@
         </w:drawing>
       </w:r>
     </w:p>
-    <w:bookmarkStart w:id="80" w:name="X5801f3d2770d9308842d547d77daba2e61bd753"/>
+    <w:bookmarkStart w:id="81" w:name="X5801f3d2770d9308842d547d77daba2e61bd753"/>
     <w:p>
       <w:pPr>
         <w:pStyle w:val="Heading4"/>
@@ -16213,9 +14837,9 @@
         <w:t xml:space="preserve">bijection.</w:t>
       </w:r>
     </w:p>
-    <w:bookmarkEnd w:id="80"/>
     <w:bookmarkEnd w:id="81"/>
-    <w:bookmarkStart w:id="83" w:name="step-4-mixing-bijections"/>
+    <w:bookmarkEnd w:id="82"/>
+    <w:bookmarkStart w:id="84" w:name="step-4-mixing-bijections"/>
     <w:p>
       <w:pPr>
         <w:pStyle w:val="Heading3"/>
@@ -16254,7 +14878,7 @@
         <w:t xml:space="preserve">own. Chow’s table types (types I–IV in the literature) are the varieties of these encoded and mixed tables.</w:t>
       </w:r>
     </w:p>
-    <w:bookmarkStart w:id="82" w:name="a-tiny-hand-solvable-gf2-matrix-example"/>
+    <w:bookmarkStart w:id="83" w:name="a-tiny-hand-solvable-gf2-matrix-example"/>
     <w:p>
       <w:pPr>
         <w:pStyle w:val="Heading4"/>
@@ -16867,9 +15491,9 @@
         <w:t xml:space="preserve">.</w:t>
       </w:r>
     </w:p>
-    <w:bookmarkEnd w:id="82"/>
     <w:bookmarkEnd w:id="83"/>
-    <w:bookmarkStart w:id="88" w:name="step-5-external-encodings-f-and-g"/>
+    <w:bookmarkEnd w:id="84"/>
+    <w:bookmarkStart w:id="89" w:name="step-5-external-encodings-f-and-g"/>
     <w:p>
       <w:pPr>
         <w:pStyle w:val="Heading3"/>
@@ -16936,20 +15560,20 @@
       <w:r>
         <w:drawing>
           <wp:inline>
-            <wp:extent cx="5759999" cy="2283460"/>
+            <wp:extent cx="5759999" cy="1139039"/>
             <wp:effectExtent b="0" l="0" r="0" t="0"/>
-            <wp:docPr descr="AES wrapped in external encoding with F and G" title="" id="85" name="Picture"/>
+            <wp:docPr descr="AES wrapped in external encoding with F and G" title="" id="86" name="Picture"/>
             <a:graphic>
               <a:graphicData uri="http://schemas.openxmlformats.org/drawingml/2006/picture">
                 <pic:pic>
                   <pic:nvPicPr>
-                    <pic:cNvPr descr="h11-04-dis-kodlama.png" id="86" name="Picture"/>
+                    <pic:cNvPr descr="h11-04-dis-kodlama.png" id="87" name="Picture"/>
                     <pic:cNvPicPr>
                       <a:picLocks noChangeArrowheads="1" noChangeAspect="1"/>
                     </pic:cNvPicPr>
                   </pic:nvPicPr>
                   <pic:blipFill>
-                    <a:blip r:embed="rId84"/>
+                    <a:blip r:embed="rId85"/>
                     <a:stretch>
                       <a:fillRect/>
                     </a:stretch>
@@ -16957,7 +15581,7 @@
                   <pic:spPr bwMode="auto">
                     <a:xfrm>
                       <a:off x="0" y="0"/>
-                      <a:ext cx="5759999" cy="2283460"/>
+                      <a:ext cx="5759999" cy="1139039"/>
                     </a:xfrm>
                     <a:prstGeom prst="rect">
                       <a:avLst/>
@@ -17004,7 +15628,7 @@
         <w:pStyle w:val="Compact"/>
         <w:numPr>
           <w:ilvl w:val="0"/>
-          <w:numId w:val="1031"/>
+          <w:numId w:val="1010"/>
         </w:numPr>
       </w:pPr>
       <w:r>
@@ -17038,7 +15662,7 @@
         <w:pStyle w:val="Compact"/>
         <w:numPr>
           <w:ilvl w:val="0"/>
-          <w:numId w:val="1031"/>
+          <w:numId w:val="1010"/>
         </w:numPr>
       </w:pPr>
       <w:r>
@@ -17135,7 +15759,7 @@
         <w:t xml:space="preserve">standard AES.</w:t>
       </w:r>
     </w:p>
-    <w:bookmarkStart w:id="87" w:name="Xf60a1557200f29477d698012a0199f59a5a3089"/>
+    <w:bookmarkStart w:id="88" w:name="Xf60a1557200f29477d698012a0199f59a5a3089"/>
     <w:p>
       <w:pPr>
         <w:pStyle w:val="Heading4"/>
@@ -17731,9 +16355,9 @@
         <w:t xml:space="preserve">scenarios in Section 6.</w:t>
       </w:r>
     </w:p>
-    <w:bookmarkEnd w:id="87"/>
     <w:bookmarkEnd w:id="88"/>
-    <w:bookmarkStart w:id="90" w:name="cost-wbc-is-not-free"/>
+    <w:bookmarkEnd w:id="89"/>
+    <w:bookmarkStart w:id="92" w:name="cost-wbc-is-not-free"/>
     <w:p>
       <w:pPr>
         <w:pStyle w:val="Heading3"/>
@@ -17912,10 +16536,27 @@
         <w:t xml:space="preserve"> </w:t>
       </w:r>
       <w:r>
-        <w:t xml:space="preserve">small, critical operations. This is the same cost logic as the virtualisation rule (K-10) from Week 9.</w:t>
-      </w:r>
-    </w:p>
-    <w:bookmarkStart w:id="89" w:name="X7d2d76dd9711945940711c2d7000984fb3d2be5"/>
+        <w:t xml:space="preserve">small, critical operations. This is the same cost logic as the</w:t>
+      </w:r>
+      <w:r>
+        <w:t xml:space="preserve"> </w:t>
+      </w:r>
+      <w:hyperlink r:id="rId90">
+        <w:r>
+          <w:rPr>
+            <w:rStyle w:val="Hyperlink"/>
+          </w:rPr>
+          <w:t xml:space="preserve">virtualisation rule (K-10)</w:t>
+        </w:r>
+      </w:hyperlink>
+      <w:r>
+        <w:t xml:space="preserve"> </w:t>
+      </w:r>
+      <w:r>
+        <w:t xml:space="preserve">from Week 9.</w:t>
+      </w:r>
+    </w:p>
+    <w:bookmarkStart w:id="91" w:name="X7d2d76dd9711945940711c2d7000984fb3d2be5"/>
     <w:p>
       <w:pPr>
         <w:pStyle w:val="Heading4"/>
@@ -18145,260 +16786,260 @@
       </w:r>
       <w:r>
         <w:t xml:space="preserve">given a table count/size.</w:t>
-      </w:r>
-    </w:p>
-    <w:bookmarkEnd w:id="89"/>
-    <w:bookmarkEnd w:id="90"/>
-    <w:bookmarkStart w:id="91" w:name="X1ef4093de1604490f1c0ae5ec4a4c162e9b66d9"/>
-    <w:p>
-      <w:pPr>
-        <w:pStyle w:val="Heading3"/>
-      </w:pPr>
-      <w:r>
-        <w:t xml:space="preserve">Closing Section 3: let’s sum up the five steps in one sentence</w:t>
-      </w:r>
-    </w:p>
-    <w:p>
-      <w:pPr>
-        <w:pStyle w:val="FirstParagraph"/>
-      </w:pPr>
-      <w:r>
-        <w:t xml:space="preserve">Let’s line up, once more, the five steps we built with our toy S-box, as a single chain:</w:t>
-      </w:r>
-      <w:r>
-        <w:t xml:space="preserve"> </w:t>
-      </w:r>
-      <w:r>
-        <w:rPr>
-          <w:b/>
-          <w:bCs/>
-        </w:rPr>
-        <w:t xml:space="preserve">bake the key into a</w:t>
-      </w:r>
-      <w:r>
-        <w:rPr>
-          <w:b/>
-          <w:bCs/>
-        </w:rPr>
-        <w:t xml:space="preserve"> </w:t>
-      </w:r>
-      <w:r>
-        <w:rPr>
-          <w:b/>
-          <w:bCs/>
-        </w:rPr>
-        <w:t xml:space="preserve">table (Step 1) → merge tables and reduce observation points (Step 2) → wrap every pair of tables in a hidden</w:t>
-      </w:r>
-      <w:r>
-        <w:rPr>
-          <w:b/>
-          <w:bCs/>
-        </w:rPr>
-        <w:t xml:space="preserve"> </w:t>
-      </w:r>
-      <w:r>
-        <w:rPr>
-          <w:b/>
-          <w:bCs/>
-        </w:rPr>
-        <w:t xml:space="preserve">bijection (Step 3, which we proved by hand:</w:t>
-      </w:r>
-      <w:r>
-        <w:rPr>
-          <w:b/>
-          <w:bCs/>
-        </w:rPr>
-        <w:t xml:space="preserve"> </w:t>
-      </w:r>
-      <w:r>
-        <w:rPr>
-          <w:rStyle w:val="VerbatimChar"/>
-          <w:b/>
-          <w:bCs/>
-        </w:rPr>
-        <w:t xml:space="preserve">G⁻¹(G(T[x])) = T[x]</w:t>
-      </w:r>
-      <w:r>
-        <w:rPr>
-          <w:b/>
-          <w:bCs/>
-        </w:rPr>
-        <w:t xml:space="preserve">) → spread information with matrices (Step 4,</w:t>
-      </w:r>
-      <w:r>
-        <w:rPr>
-          <w:b/>
-          <w:bCs/>
-        </w:rPr>
-        <w:t xml:space="preserve"> </w:t>
-      </w:r>
-      <w:r>
-        <w:rPr>
-          <w:b/>
-          <w:bCs/>
-        </w:rPr>
-        <w:t xml:space="preserve">which we saw with the GF(2) example) → seal it with an outer envelope that binds the whole routine to the</w:t>
-      </w:r>
-      <w:r>
-        <w:rPr>
-          <w:b/>
-          <w:bCs/>
-        </w:rPr>
-        <w:t xml:space="preserve"> </w:t>
-      </w:r>
-      <w:r>
-        <w:rPr>
-          <w:b/>
-          <w:bCs/>
-        </w:rPr>
-        <w:t xml:space="preserve">application (Step 5).</w:t>
-      </w:r>
-      <w:r>
-        <w:t xml:space="preserve"> </w:t>
-      </w:r>
-      <w:r>
-        <w:t xml:space="preserve">Each step closes the point where the</w:t>
-      </w:r>
-      <w:r>
-        <w:t xml:space="preserve"> </w:t>
-      </w:r>
-      <w:r>
-        <w:rPr>
-          <w:b/>
-          <w:bCs/>
-        </w:rPr>
-        <w:t xml:space="preserve">previous step alone was insufficient</w:t>
-      </w:r>
-      <w:r>
-        <w:t xml:space="preserve"> </w:t>
-      </w:r>
-      <w:r>
-        <w:t xml:space="preserve">— that’s</w:t>
-      </w:r>
-      <w:r>
-        <w:t xml:space="preserve"> </w:t>
-      </w:r>
-      <w:r>
-        <w:t xml:space="preserve">why all five are used</w:t>
-      </w:r>
-      <w:r>
-        <w:t xml:space="preserve"> </w:t>
-      </w:r>
-      <w:r>
-        <w:rPr>
-          <w:b/>
-          <w:bCs/>
-        </w:rPr>
-        <w:t xml:space="preserve">together</w:t>
-      </w:r>
-      <w:r>
-        <w:t xml:space="preserve">, and none of them alone is</w:t>
-      </w:r>
-      <w:r>
-        <w:t xml:space="preserve"> </w:t>
-      </w:r>
-      <w:r>
-        <w:t xml:space="preserve">“WBC”</w:t>
-      </w:r>
-      <w:r>
-        <w:t xml:space="preserve">.</w:t>
-      </w:r>
-    </w:p>
-    <w:p>
-      <w:pPr>
-        <w:pStyle w:val="BlockText"/>
-      </w:pPr>
-      <w:r>
-        <w:rPr>
-          <w:b/>
-          <w:bCs/>
-        </w:rPr>
-        <w:t xml:space="preserve">Section 3 in one sentence</w:t>
-      </w:r>
-    </w:p>
-    <w:p>
-      <w:pPr>
-        <w:pStyle w:val="BlockText"/>
-      </w:pPr>
-      <w:r>
-        <w:t xml:space="preserve">Whitebox AES doesn’t</w:t>
-      </w:r>
-      <w:r>
-        <w:t xml:space="preserve"> </w:t>
-      </w:r>
-      <w:r>
-        <w:rPr>
-          <w:b/>
-          <w:bCs/>
-        </w:rPr>
-        <w:t xml:space="preserve">store</w:t>
-      </w:r>
-      <w:r>
-        <w:t xml:space="preserve"> </w:t>
-      </w:r>
-      <w:r>
-        <w:t xml:space="preserve">the key — it spreads the key</w:t>
-      </w:r>
-      <w:r>
-        <w:t xml:space="preserve"> </w:t>
-      </w:r>
-      <w:r>
-        <w:rPr>
-          <w:b/>
-          <w:bCs/>
-        </w:rPr>
-        <w:t xml:space="preserve">into the structure of the tables</w:t>
-      </w:r>
-      <w:r>
-        <w:t xml:space="preserve"> </w:t>
-      </w:r>
-      <w:r>
-        <w:t xml:space="preserve">in a way</w:t>
-      </w:r>
-      <w:r>
-        <w:t xml:space="preserve"> </w:t>
-      </w:r>
-      <w:r>
-        <w:t xml:space="preserve">that makes recovering it (mathematically) expensive. Section 4 will describe how this</w:t>
-      </w:r>
-      <w:r>
-        <w:t xml:space="preserve"> </w:t>
-      </w:r>
-      <w:r>
-        <w:t xml:space="preserve">“expensive”</w:t>
-      </w:r>
-      <w:r>
-        <w:t xml:space="preserve"> </w:t>
-      </w:r>
-      <w:r>
-        <w:t xml:space="preserve">has, over</w:t>
-      </w:r>
-      <w:r>
-        <w:t xml:space="preserve"> </w:t>
-      </w:r>
-      <w:r>
-        <w:t xml:space="preserve">time, become</w:t>
-      </w:r>
-      <w:r>
-        <w:t xml:space="preserve"> </w:t>
-      </w:r>
-      <w:r>
-        <w:rPr>
-          <w:b/>
-          <w:bCs/>
-        </w:rPr>
-        <w:t xml:space="preserve">cheaper</w:t>
-      </w:r>
-      <w:r>
-        <w:t xml:space="preserve"> </w:t>
-      </w:r>
-      <w:r>
-        <w:t xml:space="preserve">(i.e. broken).</w:t>
       </w:r>
     </w:p>
     <w:bookmarkEnd w:id="91"/>
     <w:bookmarkEnd w:id="92"/>
-    <w:bookmarkStart w:id="103" w:name="X1a84676503b0e27d448add9bc03654e89f279d5"/>
+    <w:bookmarkStart w:id="93" w:name="X1ef4093de1604490f1c0ae5ec4a4c162e9b66d9"/>
+    <w:p>
+      <w:pPr>
+        <w:pStyle w:val="Heading3"/>
+      </w:pPr>
+      <w:r>
+        <w:t xml:space="preserve">Closing Section 3: let’s sum up the five steps in one sentence</w:t>
+      </w:r>
+    </w:p>
+    <w:p>
+      <w:pPr>
+        <w:pStyle w:val="FirstParagraph"/>
+      </w:pPr>
+      <w:r>
+        <w:t xml:space="preserve">Let’s line up, once more, the five steps we built with our toy S-box, as a single chain:</w:t>
+      </w:r>
+      <w:r>
+        <w:t xml:space="preserve"> </w:t>
+      </w:r>
+      <w:r>
+        <w:rPr>
+          <w:b/>
+          <w:bCs/>
+        </w:rPr>
+        <w:t xml:space="preserve">bake the key into a</w:t>
+      </w:r>
+      <w:r>
+        <w:rPr>
+          <w:b/>
+          <w:bCs/>
+        </w:rPr>
+        <w:t xml:space="preserve"> </w:t>
+      </w:r>
+      <w:r>
+        <w:rPr>
+          <w:b/>
+          <w:bCs/>
+        </w:rPr>
+        <w:t xml:space="preserve">table (Step 1) → merge tables and reduce observation points (Step 2) → wrap every pair of tables in a hidden</w:t>
+      </w:r>
+      <w:r>
+        <w:rPr>
+          <w:b/>
+          <w:bCs/>
+        </w:rPr>
+        <w:t xml:space="preserve"> </w:t>
+      </w:r>
+      <w:r>
+        <w:rPr>
+          <w:b/>
+          <w:bCs/>
+        </w:rPr>
+        <w:t xml:space="preserve">bijection (Step 3, which we proved by hand:</w:t>
+      </w:r>
+      <w:r>
+        <w:rPr>
+          <w:b/>
+          <w:bCs/>
+        </w:rPr>
+        <w:t xml:space="preserve"> </w:t>
+      </w:r>
+      <w:r>
+        <w:rPr>
+          <w:rStyle w:val="VerbatimChar"/>
+          <w:b/>
+          <w:bCs/>
+        </w:rPr>
+        <w:t xml:space="preserve">G⁻¹(G(T[x])) = T[x]</w:t>
+      </w:r>
+      <w:r>
+        <w:rPr>
+          <w:b/>
+          <w:bCs/>
+        </w:rPr>
+        <w:t xml:space="preserve">) → spread information with matrices (Step 4,</w:t>
+      </w:r>
+      <w:r>
+        <w:rPr>
+          <w:b/>
+          <w:bCs/>
+        </w:rPr>
+        <w:t xml:space="preserve"> </w:t>
+      </w:r>
+      <w:r>
+        <w:rPr>
+          <w:b/>
+          <w:bCs/>
+        </w:rPr>
+        <w:t xml:space="preserve">which we saw with the GF(2) example) → seal it with an outer envelope that binds the whole routine to the</w:t>
+      </w:r>
+      <w:r>
+        <w:rPr>
+          <w:b/>
+          <w:bCs/>
+        </w:rPr>
+        <w:t xml:space="preserve"> </w:t>
+      </w:r>
+      <w:r>
+        <w:rPr>
+          <w:b/>
+          <w:bCs/>
+        </w:rPr>
+        <w:t xml:space="preserve">application (Step 5).</w:t>
+      </w:r>
+      <w:r>
+        <w:t xml:space="preserve"> </w:t>
+      </w:r>
+      <w:r>
+        <w:t xml:space="preserve">Each step closes the point where the</w:t>
+      </w:r>
+      <w:r>
+        <w:t xml:space="preserve"> </w:t>
+      </w:r>
+      <w:r>
+        <w:rPr>
+          <w:b/>
+          <w:bCs/>
+        </w:rPr>
+        <w:t xml:space="preserve">previous step alone was insufficient</w:t>
+      </w:r>
+      <w:r>
+        <w:t xml:space="preserve"> </w:t>
+      </w:r>
+      <w:r>
+        <w:t xml:space="preserve">— that’s</w:t>
+      </w:r>
+      <w:r>
+        <w:t xml:space="preserve"> </w:t>
+      </w:r>
+      <w:r>
+        <w:t xml:space="preserve">why all five are used</w:t>
+      </w:r>
+      <w:r>
+        <w:t xml:space="preserve"> </w:t>
+      </w:r>
+      <w:r>
+        <w:rPr>
+          <w:b/>
+          <w:bCs/>
+        </w:rPr>
+        <w:t xml:space="preserve">together</w:t>
+      </w:r>
+      <w:r>
+        <w:t xml:space="preserve">, and none of them alone is</w:t>
+      </w:r>
+      <w:r>
+        <w:t xml:space="preserve"> </w:t>
+      </w:r>
+      <w:r>
+        <w:t xml:space="preserve">“WBC”</w:t>
+      </w:r>
+      <w:r>
+        <w:t xml:space="preserve">.</w:t>
+      </w:r>
+    </w:p>
+    <w:p>
+      <w:pPr>
+        <w:pStyle w:val="BlockText"/>
+      </w:pPr>
+      <w:r>
+        <w:rPr>
+          <w:b/>
+          <w:bCs/>
+        </w:rPr>
+        <w:t xml:space="preserve">Section 3 in one sentence</w:t>
+      </w:r>
+    </w:p>
+    <w:p>
+      <w:pPr>
+        <w:pStyle w:val="BlockText"/>
+      </w:pPr>
+      <w:r>
+        <w:t xml:space="preserve">Whitebox AES doesn’t</w:t>
+      </w:r>
+      <w:r>
+        <w:t xml:space="preserve"> </w:t>
+      </w:r>
+      <w:r>
+        <w:rPr>
+          <w:b/>
+          <w:bCs/>
+        </w:rPr>
+        <w:t xml:space="preserve">store</w:t>
+      </w:r>
+      <w:r>
+        <w:t xml:space="preserve"> </w:t>
+      </w:r>
+      <w:r>
+        <w:t xml:space="preserve">the key — it spreads the key</w:t>
+      </w:r>
+      <w:r>
+        <w:t xml:space="preserve"> </w:t>
+      </w:r>
+      <w:r>
+        <w:rPr>
+          <w:b/>
+          <w:bCs/>
+        </w:rPr>
+        <w:t xml:space="preserve">into the structure of the tables</w:t>
+      </w:r>
+      <w:r>
+        <w:t xml:space="preserve"> </w:t>
+      </w:r>
+      <w:r>
+        <w:t xml:space="preserve">in a way</w:t>
+      </w:r>
+      <w:r>
+        <w:t xml:space="preserve"> </w:t>
+      </w:r>
+      <w:r>
+        <w:t xml:space="preserve">that makes recovering it (mathematically) expensive. Section 4 will describe how this</w:t>
+      </w:r>
+      <w:r>
+        <w:t xml:space="preserve"> </w:t>
+      </w:r>
+      <w:r>
+        <w:t xml:space="preserve">“expensive”</w:t>
+      </w:r>
+      <w:r>
+        <w:t xml:space="preserve"> </w:t>
+      </w:r>
+      <w:r>
+        <w:t xml:space="preserve">has, over</w:t>
+      </w:r>
+      <w:r>
+        <w:t xml:space="preserve"> </w:t>
+      </w:r>
+      <w:r>
+        <w:t xml:space="preserve">time, become</w:t>
+      </w:r>
+      <w:r>
+        <w:t xml:space="preserve"> </w:t>
+      </w:r>
+      <w:r>
+        <w:rPr>
+          <w:b/>
+          <w:bCs/>
+        </w:rPr>
+        <w:t xml:space="preserve">cheaper</w:t>
+      </w:r>
+      <w:r>
+        <w:t xml:space="preserve"> </w:t>
+      </w:r>
+      <w:r>
+        <w:t xml:space="preserve">(i.e. broken).</w:t>
+      </w:r>
+    </w:p>
+    <w:bookmarkEnd w:id="93"/>
+    <w:bookmarkEnd w:id="94"/>
+    <w:bookmarkStart w:id="107" w:name="X1a84676503b0e27d448add9bc03654e89f279d5"/>
     <w:p>
       <w:pPr>
         <w:pStyle w:val="Heading2"/>
@@ -18479,20 +17120,20 @@
       <w:r>
         <w:drawing>
           <wp:inline>
-            <wp:extent cx="5759999" cy="2283460"/>
+            <wp:extent cx="5759999" cy="1310608"/>
             <wp:effectExtent b="0" l="0" r="0" t="0"/>
-            <wp:docPr descr="The steps of the DCA attack" title="" id="94" name="Picture"/>
+            <wp:docPr descr="The steps of the DCA attack" title="" id="96" name="Picture"/>
             <a:graphic>
               <a:graphicData uri="http://schemas.openxmlformats.org/drawingml/2006/picture">
                 <pic:pic>
                   <pic:nvPicPr>
-                    <pic:cNvPr descr="h11-05-dca.png" id="95" name="Picture"/>
+                    <pic:cNvPr descr="h11-05-dca.png" id="97" name="Picture"/>
                     <pic:cNvPicPr>
                       <a:picLocks noChangeArrowheads="1" noChangeAspect="1"/>
                     </pic:cNvPicPr>
                   </pic:nvPicPr>
                   <pic:blipFill>
-                    <a:blip r:embed="rId93"/>
+                    <a:blip r:embed="rId95"/>
                     <a:stretch>
                       <a:fillRect/>
                     </a:stretch>
@@ -18500,7 +17141,7 @@
                   <pic:spPr bwMode="auto">
                     <a:xfrm>
                       <a:off x="0" y="0"/>
-                      <a:ext cx="5759999" cy="2283460"/>
+                      <a:ext cx="5759999" cy="1310608"/>
                     </a:xfrm>
                     <a:prstGeom prst="rect">
                       <a:avLst/>
@@ -19438,7 +18079,7 @@
         <w:t xml:space="preserve">— which is why they also hit new designs.</w:t>
       </w:r>
     </w:p>
-    <w:bookmarkStart w:id="96" w:name="Xfa17ae22bfc0c537d0d0256c14eb73247b973d3"/>
+    <w:bookmarkStart w:id="98" w:name="Xfa17ae22bfc0c537d0d0256c14eb73247b973d3"/>
     <w:p>
       <w:pPr>
         <w:pStyle w:val="Heading3"/>
@@ -19778,8 +18419,8 @@
         <w:t xml:space="preserve">(here: affine).</w:t>
       </w:r>
     </w:p>
-    <w:bookmarkEnd w:id="96"/>
-    <w:bookmarkStart w:id="97" w:name="X32bedf9955e199800e4a900b66fc2558c256ddf"/>
+    <w:bookmarkEnd w:id="98"/>
+    <w:bookmarkStart w:id="100" w:name="X32bedf9955e199800e4a900b66fc2558c256ddf"/>
     <w:p>
       <w:pPr>
         <w:pStyle w:val="Heading3"/>
@@ -19848,7 +18489,7 @@
         <w:pStyle w:val="Compact"/>
         <w:numPr>
           <w:ilvl w:val="0"/>
-          <w:numId w:val="1032"/>
+          <w:numId w:val="1011"/>
         </w:numPr>
       </w:pPr>
       <w:r>
@@ -19886,7 +18527,7 @@
         <w:pStyle w:val="Compact"/>
         <w:numPr>
           <w:ilvl w:val="0"/>
-          <w:numId w:val="1032"/>
+          <w:numId w:val="1011"/>
         </w:numPr>
       </w:pPr>
       <w:r>
@@ -19964,7 +18605,7 @@
         <w:pStyle w:val="Compact"/>
         <w:numPr>
           <w:ilvl w:val="0"/>
-          <w:numId w:val="1032"/>
+          <w:numId w:val="1011"/>
         </w:numPr>
       </w:pPr>
       <w:r>
@@ -20057,7 +18698,7 @@
         <w:pStyle w:val="Compact"/>
         <w:numPr>
           <w:ilvl w:val="0"/>
-          <w:numId w:val="1032"/>
+          <w:numId w:val="1011"/>
         </w:numPr>
       </w:pPr>
       <w:r>
@@ -20424,11 +19065,25 @@
         <w:t xml:space="preserve"> </w:t>
       </w:r>
       <w:r>
-        <w:t xml:space="preserve">This is Week 10’s crypto-period idea applied to whitebox.</w:t>
-      </w:r>
-    </w:p>
-    <w:bookmarkEnd w:id="97"/>
-    <w:bookmarkStart w:id="98" w:name="X674cfb5909018c2ce04c109b0228506e5282c85"/>
+        <w:t xml:space="preserve">This is</w:t>
+      </w:r>
+      <w:r>
+        <w:t xml:space="preserve"> </w:t>
+      </w:r>
+      <w:hyperlink r:id="rId99">
+        <w:r>
+          <w:rPr>
+            <w:rStyle w:val="Hyperlink"/>
+          </w:rPr>
+          <w:t xml:space="preserve">Week 10</w:t>
+        </w:r>
+      </w:hyperlink>
+      <w:r>
+        <w:t xml:space="preserve">’s crypto-period idea applied to whitebox.</w:t>
+      </w:r>
+    </w:p>
+    <w:bookmarkEnd w:id="100"/>
+    <w:bookmarkStart w:id="102" w:name="X674cfb5909018c2ce04c109b0228506e5282c85"/>
     <w:p>
       <w:pPr>
         <w:pStyle w:val="Heading3"/>
@@ -20547,18 +19202,29 @@
       <w:r>
         <w:t xml:space="preserve"> </w:t>
       </w:r>
-      <w:r>
-        <w:t xml:space="preserve">“independent evaluation”</w:t>
-      </w:r>
-      <w:r>
-        <w:t xml:space="preserve"> </w:t>
-      </w:r>
-      <w:r>
-        <w:t xml:space="preserve">idea we’ll see in Week 12.</w:t>
-      </w:r>
-    </w:p>
-    <w:bookmarkEnd w:id="98"/>
-    <w:bookmarkStart w:id="99" w:name="Xae1a743cc1b3fd7154d3f19d77dbfe9c81c0853"/>
+      <w:hyperlink r:id="rId101">
+        <w:r>
+          <w:rPr>
+            <w:rStyle w:val="Hyperlink"/>
+          </w:rPr>
+          <w:t xml:space="preserve">“independent evaluation”</w:t>
+        </w:r>
+      </w:hyperlink>
+      <w:r>
+        <w:t xml:space="preserve"> </w:t>
+      </w:r>
+      <w:r>
+        <w:t xml:space="preserve">idea we’ll see in</w:t>
+      </w:r>
+      <w:r>
+        <w:t xml:space="preserve"> </w:t>
+      </w:r>
+      <w:r>
+        <w:t xml:space="preserve">Week 12.</w:t>
+      </w:r>
+    </w:p>
+    <w:bookmarkEnd w:id="102"/>
+    <w:bookmarkStart w:id="103" w:name="Xae1a743cc1b3fd7154d3f19d77dbfe9c81c0853"/>
     <w:p>
       <w:pPr>
         <w:pStyle w:val="Heading3"/>
@@ -21021,8 +19687,8 @@
         <w:t xml:space="preserve">which is why no single row in Section 4’s countermeasure table closed off all three at once.</w:t>
       </w:r>
     </w:p>
-    <w:bookmarkEnd w:id="99"/>
-    <w:bookmarkStart w:id="100" w:name="countermeasures-defence-rules"/>
+    <w:bookmarkEnd w:id="103"/>
+    <w:bookmarkStart w:id="104" w:name="countermeasures-defence-rules"/>
     <w:p>
       <w:pPr>
         <w:pStyle w:val="Heading3"/>
@@ -21072,7 +19738,7 @@
         <w:pStyle w:val="Compact"/>
         <w:numPr>
           <w:ilvl w:val="0"/>
-          <w:numId w:val="1033"/>
+          <w:numId w:val="1012"/>
         </w:numPr>
       </w:pPr>
       <w:r>
@@ -21100,7 +19766,7 @@
         <w:pStyle w:val="Compact"/>
         <w:numPr>
           <w:ilvl w:val="0"/>
-          <w:numId w:val="1033"/>
+          <w:numId w:val="1012"/>
         </w:numPr>
       </w:pPr>
       <w:r>
@@ -21128,7 +19794,7 @@
         <w:pStyle w:val="Compact"/>
         <w:numPr>
           <w:ilvl w:val="0"/>
-          <w:numId w:val="1033"/>
+          <w:numId w:val="1012"/>
         </w:numPr>
       </w:pPr>
       <w:r>
@@ -21141,8 +19807,30 @@
       <w:r>
         <w:t xml:space="preserve"> </w:t>
       </w:r>
-      <w:r>
-        <w:t xml:space="preserve">Week 9’s obfuscation rules and Week 6’s RASP (anti-debug, tamper and integrity checking)</w:t>
+      <w:hyperlink r:id="rId21">
+        <w:r>
+          <w:rPr>
+            <w:rStyle w:val="Hyperlink"/>
+          </w:rPr>
+          <w:t xml:space="preserve">Week 9</w:t>
+        </w:r>
+      </w:hyperlink>
+      <w:r>
+        <w:t xml:space="preserve">’s obfuscation rules and</w:t>
+      </w:r>
+      <w:r>
+        <w:t xml:space="preserve"> </w:t>
+      </w:r>
+      <w:hyperlink r:id="rId50">
+        <w:r>
+          <w:rPr>
+            <w:rStyle w:val="Hyperlink"/>
+          </w:rPr>
+          <w:t xml:space="preserve">Week 6</w:t>
+        </w:r>
+      </w:hyperlink>
+      <w:r>
+        <w:t xml:space="preserve">’s RASP (anti-debug, tamper and integrity checking)</w:t>
       </w:r>
       <w:r>
         <w:t xml:space="preserve"> </w:t>
@@ -21162,7 +19850,7 @@
         <w:pStyle w:val="Compact"/>
         <w:numPr>
           <w:ilvl w:val="0"/>
-          <w:numId w:val="1033"/>
+          <w:numId w:val="1012"/>
         </w:numPr>
       </w:pPr>
       <w:r>
@@ -21190,7 +19878,7 @@
         <w:pStyle w:val="Compact"/>
         <w:numPr>
           <w:ilvl w:val="0"/>
-          <w:numId w:val="1033"/>
+          <w:numId w:val="1012"/>
         </w:numPr>
       </w:pPr>
       <w:r>
@@ -21212,7 +19900,7 @@
         <w:pStyle w:val="Compact"/>
         <w:numPr>
           <w:ilvl w:val="0"/>
-          <w:numId w:val="1033"/>
+          <w:numId w:val="1012"/>
         </w:numPr>
       </w:pPr>
       <w:r>
@@ -21240,7 +19928,7 @@
         <w:pStyle w:val="Compact"/>
         <w:numPr>
           <w:ilvl w:val="0"/>
-          <w:numId w:val="1033"/>
+          <w:numId w:val="1012"/>
         </w:numPr>
       </w:pPr>
       <w:r>
@@ -21263,8 +19951,8 @@
         <w:t xml:space="preserve">HSM (Section 5).</w:t>
       </w:r>
     </w:p>
-    <w:bookmarkEnd w:id="100"/>
-    <w:bookmarkStart w:id="101" w:name="X3475068b5e35c4b55cbc812461f876e709e7f13"/>
+    <w:bookmarkEnd w:id="104"/>
+    <w:bookmarkStart w:id="105" w:name="X3475068b5e35c4b55cbc812461f876e709e7f13"/>
     <w:p>
       <w:pPr>
         <w:pStyle w:val="Heading3"/>
@@ -21876,8 +20564,8 @@
         <w:t xml:space="preserve">of them need to be used together.</w:t>
       </w:r>
     </w:p>
-    <w:bookmarkEnd w:id="101"/>
-    <w:bookmarkStart w:id="102" w:name="Xd5dde1abda79dac9767e9da48d7aef37e1a394d"/>
+    <w:bookmarkEnd w:id="105"/>
+    <w:bookmarkStart w:id="106" w:name="Xd5dde1abda79dac9767e9da48d7aef37e1a394d"/>
     <w:p>
       <w:pPr>
         <w:pStyle w:val="Heading3"/>
@@ -22545,9 +21233,9 @@
         <w:t xml:space="preserve">this much; my real assurance comes from key rotation, device binding, and server-side risk auditing.”</w:t>
       </w:r>
     </w:p>
-    <w:bookmarkEnd w:id="102"/>
-    <w:bookmarkEnd w:id="103"/>
-    <w:bookmarkStart w:id="111" w:name="wbcs-place-in-layered-defence"/>
+    <w:bookmarkEnd w:id="106"/>
+    <w:bookmarkEnd w:id="107"/>
+    <w:bookmarkStart w:id="115" w:name="wbcs-place-in-layered-defence"/>
     <w:p>
       <w:pPr>
         <w:pStyle w:val="Heading2"/>
@@ -22587,20 +21275,20 @@
       <w:r>
         <w:drawing>
           <wp:inline>
-            <wp:extent cx="5759999" cy="2786354"/>
+            <wp:extent cx="5759999" cy="3748173"/>
             <wp:effectExtent b="0" l="0" r="0" t="0"/>
-            <wp:docPr descr="The strength ranking of key-protection options" title="" id="105" name="Picture"/>
+            <wp:docPr descr="The strength ranking of key-protection options" title="" id="109" name="Picture"/>
             <a:graphic>
               <a:graphicData uri="http://schemas.openxmlformats.org/drawingml/2006/picture">
                 <pic:pic>
                   <pic:nvPicPr>
-                    <pic:cNvPr descr="h11-07-anahtar-koruma.png" id="106" name="Picture"/>
+                    <pic:cNvPr descr="h11-07-anahtar-koruma.png" id="110" name="Picture"/>
                     <pic:cNvPicPr>
                       <a:picLocks noChangeArrowheads="1" noChangeAspect="1"/>
                     </pic:cNvPicPr>
                   </pic:nvPicPr>
                   <pic:blipFill>
-                    <a:blip r:embed="rId104"/>
+                    <a:blip r:embed="rId108"/>
                     <a:stretch>
                       <a:fillRect/>
                     </a:stretch>
@@ -22608,7 +21296,7 @@
                   <pic:spPr bwMode="auto">
                     <a:xfrm>
                       <a:off x="0" y="0"/>
-                      <a:ext cx="5759999" cy="2786354"/>
+                      <a:ext cx="5759999" cy="3748173"/>
                     </a:xfrm>
                     <a:prstGeom prst="rect">
                       <a:avLst/>
@@ -22949,7 +21637,7 @@
         <w:pStyle w:val="Compact"/>
         <w:numPr>
           <w:ilvl w:val="0"/>
-          <w:numId w:val="1034"/>
+          <w:numId w:val="1013"/>
         </w:numPr>
       </w:pPr>
       <w:r>
@@ -23000,7 +21688,7 @@
         <w:pStyle w:val="Compact"/>
         <w:numPr>
           <w:ilvl w:val="0"/>
-          <w:numId w:val="1034"/>
+          <w:numId w:val="1013"/>
         </w:numPr>
       </w:pPr>
       <w:r>
@@ -23041,7 +21729,7 @@
         <w:pStyle w:val="Compact"/>
         <w:numPr>
           <w:ilvl w:val="0"/>
-          <w:numId w:val="1034"/>
+          <w:numId w:val="1013"/>
         </w:numPr>
       </w:pPr>
       <w:r>
@@ -23079,7 +21767,7 @@
         <w:pStyle w:val="Compact"/>
         <w:numPr>
           <w:ilvl w:val="0"/>
-          <w:numId w:val="1034"/>
+          <w:numId w:val="1013"/>
         </w:numPr>
       </w:pPr>
       <w:r>
@@ -23194,7 +21882,7 @@
         <w:pStyle w:val="Compact"/>
         <w:numPr>
           <w:ilvl w:val="0"/>
-          <w:numId w:val="1035"/>
+          <w:numId w:val="1014"/>
         </w:numPr>
       </w:pPr>
       <w:r>
@@ -23222,7 +21910,7 @@
         <w:pStyle w:val="Compact"/>
         <w:numPr>
           <w:ilvl w:val="0"/>
-          <w:numId w:val="1035"/>
+          <w:numId w:val="1014"/>
         </w:numPr>
       </w:pPr>
       <w:r>
@@ -23314,7 +22002,7 @@
         <w:pStyle w:val="Compact"/>
         <w:numPr>
           <w:ilvl w:val="0"/>
-          <w:numId w:val="1035"/>
+          <w:numId w:val="1014"/>
         </w:numPr>
       </w:pPr>
       <w:r>
@@ -23371,7 +22059,7 @@
         <w:pStyle w:val="Compact"/>
         <w:numPr>
           <w:ilvl w:val="0"/>
-          <w:numId w:val="1035"/>
+          <w:numId w:val="1014"/>
         </w:numPr>
       </w:pPr>
       <w:r>
@@ -23437,7 +22125,7 @@
         <w:pStyle w:val="Compact"/>
         <w:numPr>
           <w:ilvl w:val="0"/>
-          <w:numId w:val="1035"/>
+          <w:numId w:val="1014"/>
         </w:numPr>
       </w:pPr>
       <w:r>
@@ -23569,7 +22257,7 @@
         <w:t xml:space="preserve">risk auditing.</w:t>
       </w:r>
     </w:p>
-    <w:bookmarkStart w:id="107" w:name="Xe1bde223ab4c36cafacf7a41074181a3eca61ba"/>
+    <w:bookmarkStart w:id="111" w:name="Xe1bde223ab4c36cafacf7a41074181a3eca61ba"/>
     <w:p>
       <w:pPr>
         <w:pStyle w:val="Heading3"/>
@@ -24036,8 +22724,8 @@
         <w:t xml:space="preserve">safer).</w:t>
       </w:r>
     </w:p>
-    <w:bookmarkEnd w:id="107"/>
-    <w:bookmarkStart w:id="108" w:name="Xea30fafadf906ce79f0cec660fad53dcfb53b16"/>
+    <w:bookmarkEnd w:id="111"/>
+    <w:bookmarkStart w:id="112" w:name="Xea30fafadf906ce79f0cec660fad53dcfb53b16"/>
     <w:p>
       <w:pPr>
         <w:pStyle w:val="Heading3"/>
@@ -24102,7 +22790,7 @@
         <w:pStyle w:val="Compact"/>
         <w:numPr>
           <w:ilvl w:val="0"/>
-          <w:numId w:val="1036"/>
+          <w:numId w:val="1015"/>
         </w:numPr>
       </w:pPr>
       <w:r>
@@ -24180,7 +22868,7 @@
         <w:pStyle w:val="Compact"/>
         <w:numPr>
           <w:ilvl w:val="0"/>
-          <w:numId w:val="1036"/>
+          <w:numId w:val="1015"/>
         </w:numPr>
       </w:pPr>
       <w:r>
@@ -24224,7 +22912,7 @@
         <w:pStyle w:val="Compact"/>
         <w:numPr>
           <w:ilvl w:val="0"/>
-          <w:numId w:val="1036"/>
+          <w:numId w:val="1015"/>
         </w:numPr>
       </w:pPr>
       <w:r>
@@ -24603,8 +23291,8 @@
         <w:t xml:space="preserve">.</w:t>
       </w:r>
     </w:p>
-    <w:bookmarkEnd w:id="108"/>
-    <w:bookmarkStart w:id="110" w:name="X10baa151dd93a21deb34241e5f5f023894ea60d"/>
+    <w:bookmarkEnd w:id="112"/>
+    <w:bookmarkStart w:id="114" w:name="X10baa151dd93a21deb34241e5f5f023894ea60d"/>
     <w:p>
       <w:pPr>
         <w:pStyle w:val="Heading3"/>
@@ -24618,7 +23306,24 @@
         <w:pStyle w:val="FirstParagraph"/>
       </w:pPr>
       <w:r>
-        <w:t xml:space="preserve">In Week 10 we mentioned PKCS#11 and SoftHSM for key storage. On the server side, the key is kept behind a</w:t>
+        <w:t xml:space="preserve">In</w:t>
+      </w:r>
+      <w:r>
+        <w:t xml:space="preserve"> </w:t>
+      </w:r>
+      <w:hyperlink r:id="rId99">
+        <w:r>
+          <w:rPr>
+            <w:rStyle w:val="Hyperlink"/>
+          </w:rPr>
+          <w:t xml:space="preserve">Week 10</w:t>
+        </w:r>
+      </w:hyperlink>
+      <w:r>
+        <w:t xml:space="preserve"> </w:t>
+      </w:r>
+      <w:r>
+        <w:t xml:space="preserve">we mentioned PKCS#11 and SoftHSM for key storage. On the server side, the key is kept behind a</w:t>
       </w:r>
       <w:r>
         <w:t xml:space="preserve"> </w:t>
@@ -24667,7 +23372,7 @@
         <w:t xml:space="preserve">this is the answer to the key problem on the server.</w:t>
       </w:r>
     </w:p>
-    <w:bookmarkStart w:id="109" w:name="X78b4b0980f4242595b6d618c726c42f8417d18e"/>
+    <w:bookmarkStart w:id="113" w:name="X78b4b0980f4242595b6d618c726c42f8417d18e"/>
     <w:p>
       <w:pPr>
         <w:pStyle w:val="Heading4"/>
@@ -24705,7 +23410,7 @@
         <w:pStyle w:val="Compact"/>
         <w:numPr>
           <w:ilvl w:val="0"/>
-          <w:numId w:val="1037"/>
+          <w:numId w:val="1016"/>
         </w:numPr>
       </w:pPr>
       <w:r>
@@ -24780,7 +23485,7 @@
         <w:pStyle w:val="Compact"/>
         <w:numPr>
           <w:ilvl w:val="0"/>
-          <w:numId w:val="1037"/>
+          <w:numId w:val="1016"/>
         </w:numPr>
       </w:pPr>
       <w:r>
@@ -24808,7 +23513,7 @@
         <w:pStyle w:val="Compact"/>
         <w:numPr>
           <w:ilvl w:val="0"/>
-          <w:numId w:val="1037"/>
+          <w:numId w:val="1016"/>
         </w:numPr>
       </w:pPr>
       <w:r>
@@ -24874,7 +23579,7 @@
         <w:pStyle w:val="Compact"/>
         <w:numPr>
           <w:ilvl w:val="0"/>
-          <w:numId w:val="1037"/>
+          <w:numId w:val="1016"/>
         </w:numPr>
       </w:pPr>
       <w:r>
@@ -25225,10 +23930,10 @@
         <w:t xml:space="preserve">must change.</w:t>
       </w:r>
     </w:p>
-    <w:bookmarkEnd w:id="109"/>
-    <w:bookmarkEnd w:id="110"/>
-    <w:bookmarkEnd w:id="111"/>
-    <w:bookmarkStart w:id="119" w:name="X24dd24f611bfcda4427457c1159760e1c9949e7"/>
+    <w:bookmarkEnd w:id="113"/>
+    <w:bookmarkEnd w:id="114"/>
+    <w:bookmarkEnd w:id="115"/>
+    <w:bookmarkStart w:id="125" w:name="X24dd24f611bfcda4427457c1159760e1c9949e7"/>
     <w:p>
       <w:pPr>
         <w:pStyle w:val="Heading2"/>
@@ -25252,20 +23957,20 @@
       <w:r>
         <w:drawing>
           <wp:inline>
-            <wp:extent cx="5759999" cy="2283460"/>
+            <wp:extent cx="5759999" cy="1293913"/>
             <wp:effectExtent b="0" l="0" r="0" t="0"/>
-            <wp:docPr descr="The layers that don’t leave WBC standing alone" title="" id="113" name="Picture"/>
+            <wp:docPr descr="The layers that don’t leave WBC standing alone" title="" id="117" name="Picture"/>
             <a:graphic>
               <a:graphicData uri="http://schemas.openxmlformats.org/drawingml/2006/picture">
                 <pic:pic>
                   <pic:nvPicPr>
-                    <pic:cNvPr descr="h11-09-katmanli-wbc.png" id="114" name="Picture"/>
+                    <pic:cNvPr descr="h11-09-katmanli-wbc.png" id="118" name="Picture"/>
                     <pic:cNvPicPr>
                       <a:picLocks noChangeArrowheads="1" noChangeAspect="1"/>
                     </pic:cNvPicPr>
                   </pic:nvPicPr>
                   <pic:blipFill>
-                    <a:blip r:embed="rId112"/>
+                    <a:blip r:embed="rId116"/>
                     <a:stretch>
                       <a:fillRect/>
                     </a:stretch>
@@ -25273,7 +23978,7 @@
                   <pic:spPr bwMode="auto">
                     <a:xfrm>
                       <a:off x="0" y="0"/>
-                      <a:ext cx="5759999" cy="2283460"/>
+                      <a:ext cx="5759999" cy="1293913"/>
                     </a:xfrm>
                     <a:prstGeom prst="rect">
                       <a:avLst/>
@@ -25297,7 +24002,7 @@
         <w:pStyle w:val="Compact"/>
         <w:numPr>
           <w:ilvl w:val="0"/>
-          <w:numId w:val="1038"/>
+          <w:numId w:val="1017"/>
         </w:numPr>
       </w:pPr>
       <w:r>
@@ -25331,7 +24036,7 @@
         <w:pStyle w:val="Compact"/>
         <w:numPr>
           <w:ilvl w:val="0"/>
-          <w:numId w:val="1038"/>
+          <w:numId w:val="1017"/>
         </w:numPr>
       </w:pPr>
       <w:r>
@@ -25368,7 +24073,7 @@
         <w:pStyle w:val="Compact"/>
         <w:numPr>
           <w:ilvl w:val="0"/>
-          <w:numId w:val="1038"/>
+          <w:numId w:val="1017"/>
         </w:numPr>
       </w:pPr>
       <w:r>
@@ -25384,7 +24089,7 @@
         <w:pStyle w:val="Compact"/>
         <w:numPr>
           <w:ilvl w:val="1"/>
-          <w:numId w:val="1039"/>
+          <w:numId w:val="1018"/>
         </w:numPr>
       </w:pPr>
       <w:r>
@@ -25428,11 +24133,25 @@
         <w:pStyle w:val="Compact"/>
         <w:numPr>
           <w:ilvl w:val="1"/>
-          <w:numId w:val="1039"/>
+          <w:numId w:val="1018"/>
         </w:numPr>
       </w:pPr>
       <w:r>
-        <w:t xml:space="preserve">Wrap WBC in Week 9’s</w:t>
+        <w:t xml:space="preserve">Wrap WBC in</w:t>
+      </w:r>
+      <w:r>
+        <w:t xml:space="preserve"> </w:t>
+      </w:r>
+      <w:hyperlink r:id="rId21">
+        <w:r>
+          <w:rPr>
+            <w:rStyle w:val="Hyperlink"/>
+          </w:rPr>
+          <w:t xml:space="preserve">Week 9</w:t>
+        </w:r>
+      </w:hyperlink>
+      <w:r>
+        <w:t xml:space="preserve">’s</w:t>
       </w:r>
       <w:r>
         <w:t xml:space="preserve"> </w:t>
@@ -25448,7 +24167,21 @@
         <w:t xml:space="preserve"> </w:t>
       </w:r>
       <w:r>
-        <w:t xml:space="preserve">rules and Week 6’s</w:t>
+        <w:t xml:space="preserve">rules and</w:t>
+      </w:r>
+      <w:r>
+        <w:t xml:space="preserve"> </w:t>
+      </w:r>
+      <w:hyperlink r:id="rId50">
+        <w:r>
+          <w:rPr>
+            <w:rStyle w:val="Hyperlink"/>
+          </w:rPr>
+          <w:t xml:space="preserve">Week 6</w:t>
+        </w:r>
+      </w:hyperlink>
+      <w:r>
+        <w:t xml:space="preserve">’s</w:t>
       </w:r>
       <w:r>
         <w:t xml:space="preserve"> </w:t>
@@ -25478,7 +24211,7 @@
         <w:pStyle w:val="Compact"/>
         <w:numPr>
           <w:ilvl w:val="1"/>
-          <w:numId w:val="1039"/>
+          <w:numId w:val="1018"/>
         </w:numPr>
       </w:pPr>
       <w:r>
@@ -25500,7 +24233,7 @@
         <w:pStyle w:val="Compact"/>
         <w:numPr>
           <w:ilvl w:val="1"/>
-          <w:numId w:val="1039"/>
+          <w:numId w:val="1018"/>
         </w:numPr>
       </w:pPr>
       <w:r>
@@ -25535,7 +24268,7 @@
         <w:pStyle w:val="Compact"/>
         <w:numPr>
           <w:ilvl w:val="0"/>
-          <w:numId w:val="1038"/>
+          <w:numId w:val="1017"/>
         </w:numPr>
       </w:pPr>
       <w:r>
@@ -25558,7 +24291,7 @@
         <w:t xml:space="preserve">device; but now breaking one copy doesn’t open up the whole system, and the extracted key’s lifetime is short.</w:t>
       </w:r>
     </w:p>
-    <w:bookmarkStart w:id="115" w:name="X647f694c29d7a5f9a1e83c2ef19e5ffeea56a92"/>
+    <w:bookmarkStart w:id="119" w:name="X647f694c29d7a5f9a1e83c2ef19e5ffeea56a92"/>
     <w:p>
       <w:pPr>
         <w:pStyle w:val="Heading3"/>
@@ -25633,7 +24366,7 @@
         <w:pStyle w:val="Compact"/>
         <w:numPr>
           <w:ilvl w:val="0"/>
-          <w:numId w:val="1040"/>
+          <w:numId w:val="1019"/>
         </w:numPr>
       </w:pPr>
       <w:r>
@@ -25766,7 +24499,7 @@
         <w:pStyle w:val="Compact"/>
         <w:numPr>
           <w:ilvl w:val="0"/>
-          <w:numId w:val="1040"/>
+          <w:numId w:val="1019"/>
         </w:numPr>
       </w:pPr>
       <w:r>
@@ -25864,7 +24597,7 @@
         <w:pStyle w:val="Compact"/>
         <w:numPr>
           <w:ilvl w:val="0"/>
-          <w:numId w:val="1040"/>
+          <w:numId w:val="1019"/>
         </w:numPr>
       </w:pPr>
       <w:r>
@@ -25880,7 +24613,7 @@
         <w:pStyle w:val="Compact"/>
         <w:numPr>
           <w:ilvl w:val="1"/>
-          <w:numId w:val="1041"/>
+          <w:numId w:val="1020"/>
         </w:numPr>
       </w:pPr>
       <w:r>
@@ -25946,7 +24679,7 @@
         <w:pStyle w:val="Compact"/>
         <w:numPr>
           <w:ilvl w:val="1"/>
-          <w:numId w:val="1041"/>
+          <w:numId w:val="1020"/>
         </w:numPr>
       </w:pPr>
       <w:r>
@@ -25990,7 +24723,7 @@
         <w:pStyle w:val="Compact"/>
         <w:numPr>
           <w:ilvl w:val="1"/>
-          <w:numId w:val="1041"/>
+          <w:numId w:val="1020"/>
         </w:numPr>
       </w:pPr>
       <w:r>
@@ -26034,7 +24767,7 @@
         <w:pStyle w:val="Compact"/>
         <w:numPr>
           <w:ilvl w:val="0"/>
-          <w:numId w:val="1040"/>
+          <w:numId w:val="1019"/>
         </w:numPr>
       </w:pPr>
       <w:r>
@@ -26130,8 +24863,8 @@
         <w:t xml:space="preserve">— just as in the first scenario.</w:t>
       </w:r>
     </w:p>
-    <w:bookmarkEnd w:id="115"/>
-    <w:bookmarkStart w:id="116" w:name="a-rough-timeline-for-both-scenarios"/>
+    <w:bookmarkEnd w:id="119"/>
+    <w:bookmarkStart w:id="120" w:name="a-rough-timeline-for-both-scenarios"/>
     <w:p>
       <w:pPr>
         <w:pStyle w:val="Heading3"/>
@@ -26559,8 +25292,8 @@
         <w:t xml:space="preserve">(not wait for the project deadline).</w:t>
       </w:r>
     </w:p>
-    <w:bookmarkEnd w:id="116"/>
-    <w:bookmarkStart w:id="117" w:name="the-shared-lesson-of-the-two-scenarios"/>
+    <w:bookmarkEnd w:id="120"/>
+    <w:bookmarkStart w:id="121" w:name="the-shared-lesson-of-the-two-scenarios"/>
     <w:p>
       <w:pPr>
         <w:pStyle w:val="Heading3"/>
@@ -27018,15 +25751,25 @@
         <w:pStyle w:val="Compact"/>
         <w:numPr>
           <w:ilvl w:val="0"/>
-          <w:numId w:val="1042"/>
+          <w:numId w:val="1021"/>
         </w:numPr>
       </w:pPr>
-      <w:r>
-        <w:rPr>
-          <w:b/>
-          <w:bCs/>
-        </w:rPr>
-        <w:t xml:space="preserve">Week 3:</w:t>
+      <w:hyperlink r:id="rId20">
+        <w:r>
+          <w:rPr>
+            <w:rStyle w:val="Hyperlink"/>
+            <w:b/>
+            <w:bCs/>
+          </w:rPr>
+          <w:t xml:space="preserve">Week 3</w:t>
+        </w:r>
+      </w:hyperlink>
+      <w:r>
+        <w:rPr>
+          <w:b/>
+          <w:bCs/>
+        </w:rPr>
+        <w:t xml:space="preserve">:</w:t>
       </w:r>
       <w:r>
         <w:t xml:space="preserve"> </w:t>
@@ -27046,7 +25789,7 @@
         <w:pStyle w:val="Compact"/>
         <w:numPr>
           <w:ilvl w:val="0"/>
-          <w:numId w:val="1042"/>
+          <w:numId w:val="1021"/>
         </w:numPr>
       </w:pPr>
       <w:r>
@@ -27068,7 +25811,7 @@
         <w:pStyle w:val="Compact"/>
         <w:numPr>
           <w:ilvl w:val="0"/>
-          <w:numId w:val="1042"/>
+          <w:numId w:val="1021"/>
         </w:numPr>
       </w:pPr>
       <w:r>
@@ -27109,8 +25852,8 @@
         <w:t xml:space="preserve">“a single layer = a fragile layer.”</w:t>
       </w:r>
     </w:p>
-    <w:bookmarkEnd w:id="117"/>
-    <w:bookmarkStart w:id="118" w:name="X6fdef08202e4f6bf81e707971a2a91a5099147c"/>
+    <w:bookmarkEnd w:id="121"/>
+    <w:bookmarkStart w:id="124" w:name="X6fdef08202e4f6bf81e707971a2a91a5099147c"/>
     <w:p>
       <w:pPr>
         <w:pStyle w:val="Heading3"/>
@@ -27178,7 +25921,7 @@
         <w:pStyle w:val="Compact"/>
         <w:numPr>
           <w:ilvl w:val="0"/>
-          <w:numId w:val="1043"/>
+          <w:numId w:val="1022"/>
         </w:numPr>
       </w:pPr>
       <w:r>
@@ -27225,7 +25968,7 @@
         <w:pStyle w:val="Compact"/>
         <w:numPr>
           <w:ilvl w:val="0"/>
-          <w:numId w:val="1043"/>
+          <w:numId w:val="1022"/>
         </w:numPr>
       </w:pPr>
       <w:r>
@@ -27297,7 +26040,7 @@
         <w:pStyle w:val="Compact"/>
         <w:numPr>
           <w:ilvl w:val="0"/>
-          <w:numId w:val="1043"/>
+          <w:numId w:val="1022"/>
         </w:numPr>
       </w:pPr>
       <w:r>
@@ -27371,7 +26114,7 @@
         <w:pStyle w:val="Compact"/>
         <w:numPr>
           <w:ilvl w:val="0"/>
-          <w:numId w:val="1043"/>
+          <w:numId w:val="1022"/>
         </w:numPr>
       </w:pPr>
       <w:r>
@@ -27501,7 +26244,7 @@
         <w:pStyle w:val="Compact"/>
         <w:numPr>
           <w:ilvl w:val="0"/>
-          <w:numId w:val="1043"/>
+          <w:numId w:val="1022"/>
         </w:numPr>
       </w:pPr>
       <w:r>
@@ -27567,7 +26310,7 @@
         <w:pStyle w:val="Compact"/>
         <w:numPr>
           <w:ilvl w:val="0"/>
-          <w:numId w:val="1043"/>
+          <w:numId w:val="1022"/>
         </w:numPr>
       </w:pPr>
       <w:r>
@@ -27624,7 +26367,7 @@
         <w:pStyle w:val="Compact"/>
         <w:numPr>
           <w:ilvl w:val="0"/>
-          <w:numId w:val="1043"/>
+          <w:numId w:val="1022"/>
         </w:numPr>
       </w:pPr>
       <w:r>
@@ -27780,37 +26523,72 @@
       <w:r>
         <w:t xml:space="preserve"> </w:t>
       </w:r>
-      <w:r>
-        <w:t xml:space="preserve">Week 12 we’ll connect this to an</w:t>
-      </w:r>
-      <w:r>
-        <w:t xml:space="preserve"> </w:t>
-      </w:r>
-      <w:r>
-        <w:rPr>
-          <w:b/>
-          <w:bCs/>
-        </w:rPr>
-        <w:t xml:space="preserve">independent certification/penetration-testing process</w:t>
-      </w:r>
-      <w:r>
-        <w:t xml:space="preserve">, and in Week 13 to</w:t>
-      </w:r>
-      <w:r>
-        <w:t xml:space="preserve"> </w:t>
-      </w:r>
-      <w:r>
-        <w:rPr>
-          <w:b/>
-          <w:bCs/>
-        </w:rPr>
-        <w:t xml:space="preserve">attack potential scoring</w:t>
-      </w:r>
-      <w:r>
-        <w:t xml:space="preserve"> </w:t>
-      </w:r>
-      <w:r>
-        <w:t xml:space="preserve">(a method for numerically rating how</w:t>
+      <w:hyperlink r:id="rId101">
+        <w:r>
+          <w:rPr>
+            <w:rStyle w:val="Hyperlink"/>
+          </w:rPr>
+          <w:t xml:space="preserve">Week 12</w:t>
+        </w:r>
+      </w:hyperlink>
+      <w:r>
+        <w:t xml:space="preserve"> </w:t>
+      </w:r>
+      <w:r>
+        <w:t xml:space="preserve">we’ll connect this to an</w:t>
+      </w:r>
+      <w:r>
+        <w:t xml:space="preserve"> </w:t>
+      </w:r>
+      <w:r>
+        <w:rPr>
+          <w:b/>
+          <w:bCs/>
+        </w:rPr>
+        <w:t xml:space="preserve">independent</w:t>
+      </w:r>
+      <w:r>
+        <w:rPr>
+          <w:b/>
+          <w:bCs/>
+        </w:rPr>
+        <w:t xml:space="preserve"> </w:t>
+      </w:r>
+      <w:r>
+        <w:rPr>
+          <w:b/>
+          <w:bCs/>
+        </w:rPr>
+        <w:t xml:space="preserve">certification/penetration-testing process</w:t>
+      </w:r>
+      <w:r>
+        <w:t xml:space="preserve"> </w:t>
+      </w:r>
+      <w:r>
+        <w:t xml:space="preserve">and to the</w:t>
+      </w:r>
+      <w:r>
+        <w:t xml:space="preserve"> </w:t>
+      </w:r>
+      <w:hyperlink r:id="rId122">
+        <w:r>
+          <w:rPr>
+            <w:rStyle w:val="Hyperlink"/>
+          </w:rPr>
+          <w:t xml:space="preserve">attack potential scoring</w:t>
+        </w:r>
+      </w:hyperlink>
+      <w:r>
+        <w:t xml:space="preserve"> </w:t>
+      </w:r>
+      <w:r>
+        <w:t xml:space="preserve">that rates</w:t>
+      </w:r>
+      <w:r>
+        <w:t xml:space="preserve"> </w:t>
+      </w:r>
+      <w:r>
+        <w:t xml:space="preserve">findings (a method for numerically rating how</w:t>
       </w:r>
       <w:r>
         <w:t xml:space="preserve"> </w:t>
@@ -27822,25 +26600,48 @@
         <w:t xml:space="preserve"> </w:t>
       </w:r>
       <w:r>
-        <w:t xml:space="preserve">an attack is). The</w:t>
-      </w:r>
-      <w:r>
-        <w:t xml:space="preserve"> </w:t>
-      </w:r>
-      <w:r>
-        <w:t xml:space="preserve">“attack access/</w:t>
-      </w:r>
-      <w:r>
-        <w:t xml:space="preserve"> </w:t>
-      </w:r>
-      <w:r>
-        <w:t xml:space="preserve">skill”</w:t>
-      </w:r>
-      <w:r>
-        <w:t xml:space="preserve"> </w:t>
-      </w:r>
-      <w:r>
-        <w:t xml:space="preserve">table we built by hand today in Section 4 is a</w:t>
+        <w:t xml:space="preserve">an attack is); in</w:t>
+      </w:r>
+      <w:r>
+        <w:t xml:space="preserve"> </w:t>
+      </w:r>
+      <w:hyperlink r:id="rId123">
+        <w:r>
+          <w:rPr>
+            <w:rStyle w:val="Hyperlink"/>
+          </w:rPr>
+          <w:t xml:space="preserve">Week 13</w:t>
+        </w:r>
+      </w:hyperlink>
+      <w:r>
+        <w:t xml:space="preserve"> </w:t>
+      </w:r>
+      <w:r>
+        <w:t xml:space="preserve">we’ll connect it to the standard form of</w:t>
+      </w:r>
+      <w:r>
+        <w:t xml:space="preserve"> </w:t>
+      </w:r>
+      <w:r>
+        <w:t xml:space="preserve">the same scoring in the Common Criteria (vulnerability assessment, AVA_VAN). The</w:t>
+      </w:r>
+      <w:r>
+        <w:t xml:space="preserve"> </w:t>
+      </w:r>
+      <w:r>
+        <w:t xml:space="preserve">“attack access/skill”</w:t>
+      </w:r>
+      <w:r>
+        <w:t xml:space="preserve"> </w:t>
+      </w:r>
+      <w:r>
+        <w:t xml:space="preserve">table we</w:t>
+      </w:r>
+      <w:r>
+        <w:t xml:space="preserve"> </w:t>
+      </w:r>
+      <w:r>
+        <w:t xml:space="preserve">built by hand today in Section 4 is a</w:t>
       </w:r>
       <w:r>
         <w:t xml:space="preserve"> </w:t>
@@ -27859,9 +26660,9 @@
         <w:t xml:space="preserve">of that scoring logic.</w:t>
       </w:r>
     </w:p>
-    <w:bookmarkEnd w:id="118"/>
-    <w:bookmarkEnd w:id="119"/>
-    <w:bookmarkStart w:id="124" w:name="Xf5d5c513c42454fd22f09f3e81e279c002e0cc3"/>
+    <w:bookmarkEnd w:id="124"/>
+    <w:bookmarkEnd w:id="125"/>
+    <w:bookmarkStart w:id="130" w:name="Xf5d5c513c42454fd22f09f3e81e279c002e0cc3"/>
     <w:p>
       <w:pPr>
         <w:pStyle w:val="Heading2"/>
@@ -27926,7 +26727,7 @@
         <w:pStyle w:val="Compact"/>
         <w:numPr>
           <w:ilvl w:val="0"/>
-          <w:numId w:val="1044"/>
+          <w:numId w:val="1023"/>
         </w:numPr>
       </w:pPr>
       <w:r>
@@ -27938,7 +26739,7 @@
         <w:pStyle w:val="Compact"/>
         <w:numPr>
           <w:ilvl w:val="0"/>
-          <w:numId w:val="1044"/>
+          <w:numId w:val="1023"/>
         </w:numPr>
       </w:pPr>
       <w:r>
@@ -27972,7 +26773,7 @@
         <w:pStyle w:val="Compact"/>
         <w:numPr>
           <w:ilvl w:val="0"/>
-          <w:numId w:val="1044"/>
+          <w:numId w:val="1023"/>
         </w:numPr>
       </w:pPr>
       <w:r>
@@ -28013,7 +26814,7 @@
         <w:t xml:space="preserve">is a complete answer.</w:t>
       </w:r>
     </w:p>
-    <w:bookmarkStart w:id="120" w:name="worked-example-a-filled-in-s8-rationale"/>
+    <w:bookmarkStart w:id="126" w:name="worked-example-a-filled-in-s8-rationale"/>
     <w:p>
       <w:pPr>
         <w:pStyle w:val="Heading3"/>
@@ -28122,7 +26923,18 @@
         <w:t xml:space="preserve"> </w:t>
       </w:r>
       <w:r>
-        <w:t xml:space="preserve">used with AES-256-GCM (Week 3).</w:t>
+        <w:t xml:space="preserve">used with AES-256-GCM (</w:t>
+      </w:r>
+      <w:hyperlink r:id="rId20">
+        <w:r>
+          <w:rPr>
+            <w:rStyle w:val="Hyperlink"/>
+          </w:rPr>
+          <w:t xml:space="preserve">Week 3</w:t>
+        </w:r>
+      </w:hyperlink>
+      <w:r>
+        <w:t xml:space="preserve">).</w:t>
       </w:r>
     </w:p>
     <w:p>
@@ -28191,14 +27003,36 @@
       <w:r>
         <w:t xml:space="preserve"> </w:t>
       </w:r>
-      <w:r>
-        <w:t xml:space="preserve">Week 10); the external encoding’s parameters are derived from the device identity (device binding, Sections</w:t>
-      </w:r>
-      <w:r>
-        <w:t xml:space="preserve"> </w:t>
-      </w:r>
-      <w:r>
-        <w:t xml:space="preserve">4/5); the client is hardened with Week 9’s K-04 (control-flow flattening) and K-06 (call hiding) rules; on</w:t>
+      <w:hyperlink r:id="rId99">
+        <w:r>
+          <w:rPr>
+            <w:rStyle w:val="Hyperlink"/>
+          </w:rPr>
+          <w:t xml:space="preserve">Week 10</w:t>
+        </w:r>
+      </w:hyperlink>
+      <w:r>
+        <w:t xml:space="preserve">); the external encoding’s parameters are derived from the device identity (device binding, Sections</w:t>
+      </w:r>
+      <w:r>
+        <w:t xml:space="preserve"> </w:t>
+      </w:r>
+      <w:r>
+        <w:t xml:space="preserve">4/5); the client is hardened with</w:t>
+      </w:r>
+      <w:r>
+        <w:t xml:space="preserve"> </w:t>
+      </w:r>
+      <w:hyperlink r:id="rId21">
+        <w:r>
+          <w:rPr>
+            <w:rStyle w:val="Hyperlink"/>
+          </w:rPr>
+          <w:t xml:space="preserve">Week 9</w:t>
+        </w:r>
+      </w:hyperlink>
+      <w:r>
+        <w:t xml:space="preserve">’s K-04 (control-flow flattening) and K-06 (call hiding) rules; on</w:t>
       </w:r>
       <w:r>
         <w:t xml:space="preserve"> </w:t>
@@ -28334,8 +27168,8 @@
         <w:t xml:space="preserve">what actually matters to an assessor.</w:t>
       </w:r>
     </w:p>
-    <w:bookmarkEnd w:id="120"/>
-    <w:bookmarkStart w:id="121" w:name="self-check-is-your-s8-draft-ready"/>
+    <w:bookmarkEnd w:id="126"/>
+    <w:bookmarkStart w:id="127" w:name="self-check-is-your-s8-draft-ready"/>
     <w:p>
       <w:pPr>
         <w:pStyle w:val="Heading3"/>
@@ -28357,7 +27191,7 @@
         <w:pStyle w:val="Compact"/>
         <w:numPr>
           <w:ilvl w:val="0"/>
-          <w:numId w:val="1045"/>
+          <w:numId w:val="1024"/>
         </w:numPr>
       </w:pPr>
       <w:r>
@@ -28401,7 +27235,7 @@
         <w:pStyle w:val="Compact"/>
         <w:numPr>
           <w:ilvl w:val="0"/>
-          <w:numId w:val="1046"/>
+          <w:numId w:val="1025"/>
         </w:numPr>
       </w:pPr>
       <w:r>
@@ -28429,7 +27263,7 @@
         <w:pStyle w:val="Compact"/>
         <w:numPr>
           <w:ilvl w:val="0"/>
-          <w:numId w:val="1047"/>
+          <w:numId w:val="1026"/>
         </w:numPr>
       </w:pPr>
       <w:r>
@@ -28463,7 +27297,7 @@
         <w:pStyle w:val="Compact"/>
         <w:numPr>
           <w:ilvl w:val="0"/>
-          <w:numId w:val="1048"/>
+          <w:numId w:val="1027"/>
         </w:numPr>
       </w:pPr>
       <w:r>
@@ -28504,7 +27338,7 @@
         <w:pStyle w:val="Compact"/>
         <w:numPr>
           <w:ilvl w:val="0"/>
-          <w:numId w:val="1049"/>
+          <w:numId w:val="1028"/>
         </w:numPr>
       </w:pPr>
       <w:r>
@@ -28544,7 +27378,7 @@
         <w:pStyle w:val="Compact"/>
         <w:numPr>
           <w:ilvl w:val="0"/>
-          <w:numId w:val="1050"/>
+          <w:numId w:val="1029"/>
         </w:numPr>
       </w:pPr>
       <w:r>
@@ -28567,8 +27401,8 @@
         <w:t xml:space="preserve">real key, password, or secret in the repo/examples (see the warning below)?</w:t>
       </w:r>
     </w:p>
-    <w:bookmarkEnd w:id="121"/>
-    <w:bookmarkStart w:id="122" w:name="Xb7dbbf173bf69b41d48aedbec478f267eea9170"/>
+    <w:bookmarkEnd w:id="127"/>
+    <w:bookmarkStart w:id="128" w:name="Xb7dbbf173bf69b41d48aedbec478f267eea9170"/>
     <w:p>
       <w:pPr>
         <w:pStyle w:val="Heading3"/>
@@ -28901,8 +27735,8 @@
         <w:t xml:space="preserve">category.</w:t>
       </w:r>
     </w:p>
-    <w:bookmarkEnd w:id="122"/>
-    <w:bookmarkStart w:id="123" w:name="frequently-asked-questions-about-s8"/>
+    <w:bookmarkEnd w:id="128"/>
+    <w:bookmarkStart w:id="129" w:name="frequently-asked-questions-about-s8"/>
     <w:p>
       <w:pPr>
         <w:pStyle w:val="Heading3"/>
@@ -29301,9 +28135,9 @@
         <w:t xml:space="preserve">the most serious findings in a certification assessment; it counts the same way in the project.</w:t>
       </w:r>
     </w:p>
-    <w:bookmarkEnd w:id="123"/>
-    <w:bookmarkEnd w:id="124"/>
-    <w:bookmarkStart w:id="126" w:name="self-check"/>
+    <w:bookmarkEnd w:id="129"/>
+    <w:bookmarkEnd w:id="130"/>
+    <w:bookmarkStart w:id="132" w:name="self-check"/>
     <w:p>
       <w:pPr>
         <w:pStyle w:val="Heading2"/>
@@ -30800,7 +29634,7 @@
         <w:pStyle w:val="Compact"/>
         <w:numPr>
           <w:ilvl w:val="0"/>
-          <w:numId w:val="1051"/>
+          <w:numId w:val="1030"/>
         </w:numPr>
       </w:pPr>
       <w:r>
@@ -31331,13 +30165,35 @@
         <w:t xml:space="preserve"> </w:t>
       </w:r>
       <w:r>
-        <w:t xml:space="preserve">Neither following Kerckhoffs’s principle alone (Week 3), nor</w:t>
-      </w:r>
-      <w:r>
-        <w:t xml:space="preserve"> </w:t>
-      </w:r>
-      <w:r>
-        <w:t xml:space="preserve">obfuscation rules alone (Week 9, K-01…K-08), nor WBC alone (this week) is sufficient on its own; security</w:t>
+        <w:t xml:space="preserve">Neither following Kerckhoffs’s principle alone (</w:t>
+      </w:r>
+      <w:hyperlink r:id="rId20">
+        <w:r>
+          <w:rPr>
+            <w:rStyle w:val="Hyperlink"/>
+          </w:rPr>
+          <w:t xml:space="preserve">Week 3</w:t>
+        </w:r>
+      </w:hyperlink>
+      <w:r>
+        <w:t xml:space="preserve">), nor</w:t>
+      </w:r>
+      <w:r>
+        <w:t xml:space="preserve"> </w:t>
+      </w:r>
+      <w:r>
+        <w:t xml:space="preserve">obfuscation rules alone (</w:t>
+      </w:r>
+      <w:hyperlink r:id="rId21">
+        <w:r>
+          <w:rPr>
+            <w:rStyle w:val="Hyperlink"/>
+          </w:rPr>
+          <w:t xml:space="preserve">Week 9</w:t>
+        </w:r>
+      </w:hyperlink>
+      <w:r>
+        <w:t xml:space="preserve">, K-01…K-08), nor WBC alone (this week) is sufficient on its own; security</w:t>
       </w:r>
       <w:r>
         <w:t xml:space="preserve"> </w:t>
@@ -32295,7 +31151,7 @@
         <w:t xml:space="preserve">).</w:t>
       </w:r>
     </w:p>
-    <w:bookmarkStart w:id="125" w:name="X1b1075c636cd1a4f02ac362e65fcf936626dd2b"/>
+    <w:bookmarkStart w:id="131" w:name="X1b1075c636cd1a4f02ac362e65fcf936626dd2b"/>
     <w:p>
       <w:pPr>
         <w:pStyle w:val="Heading3"/>
@@ -33059,8 +31915,16 @@
             <w:pPr>
               <w:pStyle w:val="Compact"/>
             </w:pPr>
-            <w:r>
-              <w:t xml:space="preserve">Week 10, Sections 4, 5</w:t>
+            <w:hyperlink r:id="rId99">
+              <w:r>
+                <w:rPr>
+                  <w:rStyle w:val="Hyperlink"/>
+                </w:rPr>
+                <w:t xml:space="preserve">Week 10</w:t>
+              </w:r>
+            </w:hyperlink>
+            <w:r>
+              <w:t xml:space="preserve">, Sections 4, 5</w:t>
             </w:r>
           </w:p>
         </w:tc>
@@ -33207,9 +32071,9 @@
         <w:t xml:space="preserve">definition alone.</w:t>
       </w:r>
     </w:p>
-    <w:bookmarkEnd w:id="125"/>
-    <w:bookmarkEnd w:id="126"/>
-    <w:bookmarkStart w:id="127" w:name="resources-and-further-reading"/>
+    <w:bookmarkEnd w:id="131"/>
+    <w:bookmarkEnd w:id="132"/>
+    <w:bookmarkStart w:id="133" w:name="resources-and-further-reading"/>
     <w:p>
       <w:pPr>
         <w:pStyle w:val="Heading2"/>
@@ -33223,7 +32087,7 @@
         <w:pStyle w:val="Compact"/>
         <w:numPr>
           <w:ilvl w:val="0"/>
-          <w:numId w:val="1052"/>
+          <w:numId w:val="1031"/>
         </w:numPr>
       </w:pPr>
       <w:r>
@@ -33263,7 +32127,7 @@
         <w:pStyle w:val="Compact"/>
         <w:numPr>
           <w:ilvl w:val="0"/>
-          <w:numId w:val="1052"/>
+          <w:numId w:val="1031"/>
         </w:numPr>
       </w:pPr>
       <w:r>
@@ -33293,7 +32157,7 @@
         <w:pStyle w:val="Compact"/>
         <w:numPr>
           <w:ilvl w:val="0"/>
-          <w:numId w:val="1052"/>
+          <w:numId w:val="1031"/>
         </w:numPr>
       </w:pPr>
       <w:r>
@@ -33323,7 +32187,7 @@
         <w:pStyle w:val="Compact"/>
         <w:numPr>
           <w:ilvl w:val="0"/>
-          <w:numId w:val="1052"/>
+          <w:numId w:val="1031"/>
         </w:numPr>
       </w:pPr>
       <w:r>
@@ -33335,7 +32199,7 @@
         <w:pStyle w:val="Compact"/>
         <w:numPr>
           <w:ilvl w:val="0"/>
-          <w:numId w:val="1052"/>
+          <w:numId w:val="1031"/>
         </w:numPr>
       </w:pPr>
       <w:r>
@@ -33359,7 +32223,7 @@
         <w:pStyle w:val="Compact"/>
         <w:numPr>
           <w:ilvl w:val="0"/>
-          <w:numId w:val="1052"/>
+          <w:numId w:val="1031"/>
         </w:numPr>
       </w:pPr>
       <w:r>
@@ -33383,7 +32247,7 @@
         <w:pStyle w:val="Compact"/>
         <w:numPr>
           <w:ilvl w:val="0"/>
-          <w:numId w:val="1052"/>
+          <w:numId w:val="1031"/>
         </w:numPr>
       </w:pPr>
       <w:r>
@@ -33555,12 +32419,37 @@
       <w:r>
         <w:t xml:space="preserve"> </w:t>
       </w:r>
-      <w:r>
-        <w:t xml:space="preserve">independent evaluation (attack potential scoring, Week 13).</w:t>
-      </w:r>
-    </w:p>
-    <w:bookmarkEnd w:id="127"/>
-    <w:bookmarkEnd w:id="128"/>
+      <w:hyperlink r:id="rId101">
+        <w:r>
+          <w:rPr>
+            <w:rStyle w:val="Hyperlink"/>
+          </w:rPr>
+          <w:t xml:space="preserve">independent evaluation</w:t>
+        </w:r>
+      </w:hyperlink>
+      <w:r>
+        <w:t xml:space="preserve"> </w:t>
+      </w:r>
+      <w:r>
+        <w:t xml:space="preserve">and to</w:t>
+      </w:r>
+      <w:r>
+        <w:t xml:space="preserve"> </w:t>
+      </w:r>
+      <w:hyperlink r:id="rId122">
+        <w:r>
+          <w:rPr>
+            <w:rStyle w:val="Hyperlink"/>
+          </w:rPr>
+          <w:t xml:space="preserve">attack potential scoring</w:t>
+        </w:r>
+      </w:hyperlink>
+      <w:r>
+        <w:t xml:space="preserve">.</w:t>
+      </w:r>
+    </w:p>
+    <w:bookmarkEnd w:id="133"/>
+    <w:bookmarkEnd w:id="134"/>
     <w:sectPr>
       <w:headerReference r:id="rId9" w:type="default"/>
       <w:footerReference r:id="rId10" w:type="default"/>
@@ -34173,69 +33062,6 @@
     <w:abstractNumId w:val="991"/>
   </w:num>
   <w:num w:numId="1006">
-    <w:abstractNumId w:val="991"/>
-  </w:num>
-  <w:num w:numId="1007">
-    <w:abstractNumId w:val="991"/>
-  </w:num>
-  <w:num w:numId="1008">
-    <w:abstractNumId w:val="991"/>
-  </w:num>
-  <w:num w:numId="1009">
-    <w:abstractNumId w:val="991"/>
-  </w:num>
-  <w:num w:numId="1010">
-    <w:abstractNumId w:val="991"/>
-  </w:num>
-  <w:num w:numId="1011">
-    <w:abstractNumId w:val="991"/>
-  </w:num>
-  <w:num w:numId="1012">
-    <w:abstractNumId w:val="991"/>
-  </w:num>
-  <w:num w:numId="1013">
-    <w:abstractNumId w:val="991"/>
-  </w:num>
-  <w:num w:numId="1014">
-    <w:abstractNumId w:val="991"/>
-  </w:num>
-  <w:num w:numId="1015">
-    <w:abstractNumId w:val="991"/>
-  </w:num>
-  <w:num w:numId="1016">
-    <w:abstractNumId w:val="991"/>
-  </w:num>
-  <w:num w:numId="1017">
-    <w:abstractNumId w:val="991"/>
-  </w:num>
-  <w:num w:numId="1018">
-    <w:abstractNumId w:val="991"/>
-  </w:num>
-  <w:num w:numId="1019">
-    <w:abstractNumId w:val="991"/>
-  </w:num>
-  <w:num w:numId="1020">
-    <w:abstractNumId w:val="991"/>
-  </w:num>
-  <w:num w:numId="1021">
-    <w:abstractNumId w:val="991"/>
-  </w:num>
-  <w:num w:numId="1022">
-    <w:abstractNumId w:val="991"/>
-  </w:num>
-  <w:num w:numId="1023">
-    <w:abstractNumId w:val="991"/>
-  </w:num>
-  <w:num w:numId="1024">
-    <w:abstractNumId w:val="991"/>
-  </w:num>
-  <w:num w:numId="1025">
-    <w:abstractNumId w:val="991"/>
-  </w:num>
-  <w:num w:numId="1026">
-    <w:abstractNumId w:val="991"/>
-  </w:num>
-  <w:num w:numId="1027">
     <w:abstractNumId w:val="99411"/>
     <w:lvlOverride w:ilvl="0">
       <w:startOverride w:val="1"/>
@@ -34265,7 +33091,7 @@
       <w:startOverride w:val="1"/>
     </w:lvlOverride>
   </w:num>
-  <w:num w:numId="1028">
+  <w:num w:numId="1007">
     <w:abstractNumId w:val="99411"/>
     <w:lvlOverride w:ilvl="0">
       <w:startOverride w:val="1"/>
@@ -34295,16 +33121,16 @@
       <w:startOverride w:val="1"/>
     </w:lvlOverride>
   </w:num>
-  <w:num w:numId="1029">
+  <w:num w:numId="1008">
     <w:abstractNumId w:val="991"/>
   </w:num>
-  <w:num w:numId="1030">
+  <w:num w:numId="1009">
     <w:abstractNumId w:val="991"/>
   </w:num>
-  <w:num w:numId="1031">
+  <w:num w:numId="1010">
     <w:abstractNumId w:val="991"/>
   </w:num>
-  <w:num w:numId="1032">
+  <w:num w:numId="1011">
     <w:abstractNumId w:val="99411"/>
     <w:lvlOverride w:ilvl="0">
       <w:startOverride w:val="1"/>
@@ -34334,19 +33160,19 @@
       <w:startOverride w:val="1"/>
     </w:lvlOverride>
   </w:num>
-  <w:num w:numId="1033">
+  <w:num w:numId="1012">
     <w:abstractNumId w:val="991"/>
   </w:num>
-  <w:num w:numId="1034">
+  <w:num w:numId="1013">
     <w:abstractNumId w:val="991"/>
   </w:num>
-  <w:num w:numId="1035">
+  <w:num w:numId="1014">
     <w:abstractNumId w:val="991"/>
   </w:num>
-  <w:num w:numId="1036">
+  <w:num w:numId="1015">
     <w:abstractNumId w:val="991"/>
   </w:num>
-  <w:num w:numId="1037">
+  <w:num w:numId="1016">
     <w:abstractNumId w:val="99411"/>
     <w:lvlOverride w:ilvl="0">
       <w:startOverride w:val="1"/>
@@ -34376,7 +33202,7 @@
       <w:startOverride w:val="1"/>
     </w:lvlOverride>
   </w:num>
-  <w:num w:numId="1038">
+  <w:num w:numId="1017">
     <w:abstractNumId w:val="99411"/>
     <w:lvlOverride w:ilvl="0">
       <w:startOverride w:val="1"/>
@@ -34406,10 +33232,10 @@
       <w:startOverride w:val="1"/>
     </w:lvlOverride>
   </w:num>
-  <w:num w:numId="1039">
+  <w:num w:numId="1018">
     <w:abstractNumId w:val="991"/>
   </w:num>
-  <w:num w:numId="1040">
+  <w:num w:numId="1019">
     <w:abstractNumId w:val="99411"/>
     <w:lvlOverride w:ilvl="0">
       <w:startOverride w:val="1"/>
@@ -34439,13 +33265,13 @@
       <w:startOverride w:val="1"/>
     </w:lvlOverride>
   </w:num>
-  <w:num w:numId="1041">
+  <w:num w:numId="1020">
     <w:abstractNumId w:val="991"/>
   </w:num>
-  <w:num w:numId="1042">
+  <w:num w:numId="1021">
     <w:abstractNumId w:val="991"/>
   </w:num>
-  <w:num w:numId="1043">
+  <w:num w:numId="1022">
     <w:abstractNumId w:val="99411"/>
     <w:lvlOverride w:ilvl="0">
       <w:startOverride w:val="1"/>
@@ -34475,7 +33301,7 @@
       <w:startOverride w:val="1"/>
     </w:lvlOverride>
   </w:num>
-  <w:num w:numId="1044">
+  <w:num w:numId="1023">
     <w:abstractNumId w:val="99411"/>
     <w:lvlOverride w:ilvl="0">
       <w:startOverride w:val="1"/>
@@ -34505,25 +33331,25 @@
       <w:startOverride w:val="1"/>
     </w:lvlOverride>
   </w:num>
-  <w:num w:numId="1045">
+  <w:num w:numId="1024">
     <w:abstractNumId w:val="992"/>
   </w:num>
-  <w:num w:numId="1046">
+  <w:num w:numId="1025">
     <w:abstractNumId w:val="992"/>
   </w:num>
-  <w:num w:numId="1047">
+  <w:num w:numId="1026">
     <w:abstractNumId w:val="992"/>
   </w:num>
-  <w:num w:numId="1048">
+  <w:num w:numId="1027">
     <w:abstractNumId w:val="992"/>
   </w:num>
-  <w:num w:numId="1049">
+  <w:num w:numId="1028">
     <w:abstractNumId w:val="992"/>
   </w:num>
-  <w:num w:numId="1050">
+  <w:num w:numId="1029">
     <w:abstractNumId w:val="992"/>
   </w:num>
-  <w:num w:numId="1051">
+  <w:num w:numId="1030">
     <w:abstractNumId w:val="99431"/>
     <w:lvlOverride w:ilvl="0">
       <w:startOverride w:val="1"/>
@@ -34553,7 +33379,7 @@
       <w:startOverride w:val="1"/>
     </w:lvlOverride>
   </w:num>
-  <w:num w:numId="1052">
+  <w:num w:numId="1031">
     <w:abstractNumId w:val="991"/>
   </w:num>
 </w:numbering>
